--- a/STARLAB_Unit_2/Teaching Guides/Week 3/Week 3 - From Project Idea to Testable Plan.docx
+++ b/STARLAB_Unit_2/Teaching Guides/Week 3/Week 3 - From Project Idea to Testable Plan.docx
@@ -220,6 +220,12 @@
           <w:rtl w:val="0"/>
         </w:rPr>
         <w:t xml:space="preserve">Teacher Materials</w:t>
+      </w:r>
+    </w:p>
+    <w:p>
+      <w:pPr/>
+      <w:r>
+        <w:t>Slide Deck: Deck 5 - Building a Formal Research Plan</w:t>
       </w:r>
     </w:p>
     <w:p>

--- a/STARLAB_Unit_2/Teaching Guides/Week 3/Week 3 - From Project Idea to Testable Plan.docx
+++ b/STARLAB_Unit_2/Teaching Guides/Week 3/Week 3 - From Project Idea to Testable Plan.docx
@@ -225,7 +225,7 @@
     <w:p>
       <w:pPr/>
       <w:r>
-        <w:t>Slide Deck: Deck 5 - Building a Formal Research Plan</w:t>
+        <w:t>Deck Use: Primary - Deck 5: Building a Formal Research Plan; Revisit / Reference - Deck 4: Experimental Design and Engineering Design Basics</w:t>
       </w:r>
     </w:p>
     <w:p>

--- a/STARLAB_Unit_2/Teaching Guides/Week 3/Week 3 - From Project Idea to Testable Plan.docx
+++ b/STARLAB_Unit_2/Teaching Guides/Week 3/Week 3 - From Project Idea to Testable Plan.docx
@@ -370,6 +370,12 @@
           <w:rtl w:val="0"/>
         </w:rPr>
         <w:t xml:space="preserve">Appendix D: Experimental and Engineering Planning Vocabulary</w:t>
+      </w:r>
+    </w:p>
+    <w:p>
+      <w:pPr/>
+      <w:r>
+        <w:t>Optional / Teacher Reference - Appendix K: Differentiation and Implementation Notes</w:t>
       </w:r>
     </w:p>
     <w:p>

--- a/STARLAB_Unit_2/Teaching Guides/Week 3/Week 3 - From Project Idea to Testable Plan.docx
+++ b/STARLAB_Unit_2/Teaching Guides/Week 3/Week 3 - From Project Idea to Testable Plan.docx
@@ -1868,8 +1868,8082 @@
 </file>
 
 <file path=word/numbering.xml><?xml version="1.0" encoding="utf-8"?>
-<w:numbering xmlns:wpc="http://schemas.microsoft.com/office/word/2010/wordprocessingCanvas" xmlns:mo="http://schemas.microsoft.com/office/mac/office/2008/main" xmlns:mc="http://schemas.openxmlformats.org/markup-compatibility/2006" xmlns:mv="urn:schemas-microsoft-com:mac:vml" xmlns:o="urn:schemas-microsoft-com:office:office" xmlns:r="http://schemas.openxmlformats.org/officeDocument/2006/relationships" xmlns:m="http://schemas.openxmlformats.org/officeDocument/2006/math" xmlns:v="urn:schemas-microsoft-com:vml" xmlns:wp14="http://schemas.microsoft.com/office/word/2010/wordprocessingDrawing" xmlns:wp="http://schemas.openxmlformats.org/drawingml/2006/wordprocessingDrawing" xmlns:w10="urn:schemas-microsoft-com:office:word" xmlns:w="http://schemas.openxmlformats.org/wordprocessingml/2006/main" xmlns:w14="http://schemas.microsoft.com/office/word/2010/wordml" xmlns:wpg="http://schemas.microsoft.com/office/word/2010/wordprocessingGroup" xmlns:wpi="http://schemas.microsoft.com/office/word/2010/wordprocessingInk" xmlns:wne="http://schemas.microsoft.com/office/word/2006/wordml" xmlns:wps="http://schemas.microsoft.com/office/word/2010/wordprocessingShape" mc:Ignorable="w14 wp14">
-  <w:abstractNum w:abstractNumId="0">
+<w:numbering xmlns:mc="http://schemas.openxmlformats.org/markup-compatibility/2006" xmlns:o="urn:schemas-microsoft-com:office:office" xmlns:r="http://schemas.openxmlformats.org/officeDocument/2006/relationships" xmlns:m="http://schemas.openxmlformats.org/officeDocument/2006/math" xmlns:v="urn:schemas-microsoft-com:vml" xmlns:wp="http://schemas.openxmlformats.org/drawingml/2006/wordprocessingDrawing" xmlns:w10="urn:schemas-microsoft-com:office:word" xmlns:w="http://schemas.openxmlformats.org/wordprocessingml/2006/main" xmlns:wne="http://schemas.microsoft.com/office/word/2006/wordml" xmlns:sl="http://schemas.openxmlformats.org/schemaLibrary/2006/main" xmlns:a="http://schemas.openxmlformats.org/drawingml/2006/main" xmlns:pic="http://schemas.openxmlformats.org/drawingml/2006/picture" xmlns:c="http://schemas.openxmlformats.org/drawingml/2006/chart" xmlns:lc="http://schemas.openxmlformats.org/drawingml/2006/lockedCanvas" xmlns:dgm="http://schemas.openxmlformats.org/drawingml/2006/diagram" xmlns:wps="http://schemas.microsoft.com/office/word/2010/wordprocessingShape" xmlns:wpg="http://schemas.microsoft.com/office/word/2010/wordprocessingGroup" xmlns:w14="http://schemas.microsoft.com/office/word/2010/wordml" xmlns:w15="http://schemas.microsoft.com/office/word/2012/wordml" xmlns:w16="http://schemas.microsoft.com/office/word/2018/wordml" xmlns:w16cex="http://schemas.microsoft.com/office/word/2018/wordml/cex" xmlns:w16cid="http://schemas.microsoft.com/office/word/2016/wordml/cid" xmlns="http://schemas.microsoft.com/office/tasks/2019/documenttasks" xmlns:cr="http://schemas.microsoft.com/office/comments/2020/reactions">
+  <w:abstractNum w:abstractNumId="1">
+    <w:lvl w:ilvl="0">
+      <w:start w:val="1"/>
+      <w:numFmt w:val="bullet"/>
+      <w:lvlText w:val="●"/>
+      <w:lvlJc w:val="left"/>
+      <w:pPr>
+        <w:ind w:left="720" w:hanging="360"/>
+      </w:pPr>
+      <w:rPr>
+        <w:u w:val="none"/>
+      </w:rPr>
+    </w:lvl>
+    <w:lvl w:ilvl="1">
+      <w:start w:val="1"/>
+      <w:numFmt w:val="bullet"/>
+      <w:lvlText w:val="○"/>
+      <w:lvlJc w:val="left"/>
+      <w:pPr>
+        <w:ind w:left="1440" w:hanging="360"/>
+      </w:pPr>
+      <w:rPr>
+        <w:u w:val="none"/>
+      </w:rPr>
+    </w:lvl>
+    <w:lvl w:ilvl="2">
+      <w:start w:val="1"/>
+      <w:numFmt w:val="bullet"/>
+      <w:lvlText w:val="■"/>
+      <w:lvlJc w:val="left"/>
+      <w:pPr>
+        <w:ind w:left="2160" w:hanging="360"/>
+      </w:pPr>
+      <w:rPr>
+        <w:u w:val="none"/>
+      </w:rPr>
+    </w:lvl>
+    <w:lvl w:ilvl="3">
+      <w:start w:val="1"/>
+      <w:numFmt w:val="bullet"/>
+      <w:lvlText w:val="●"/>
+      <w:lvlJc w:val="left"/>
+      <w:pPr>
+        <w:ind w:left="2880" w:hanging="360"/>
+      </w:pPr>
+      <w:rPr>
+        <w:u w:val="none"/>
+      </w:rPr>
+    </w:lvl>
+    <w:lvl w:ilvl="4">
+      <w:start w:val="1"/>
+      <w:numFmt w:val="bullet"/>
+      <w:lvlText w:val="○"/>
+      <w:lvlJc w:val="left"/>
+      <w:pPr>
+        <w:ind w:left="3600" w:hanging="360"/>
+      </w:pPr>
+      <w:rPr>
+        <w:u w:val="none"/>
+      </w:rPr>
+    </w:lvl>
+    <w:lvl w:ilvl="5">
+      <w:start w:val="1"/>
+      <w:numFmt w:val="bullet"/>
+      <w:lvlText w:val="■"/>
+      <w:lvlJc w:val="left"/>
+      <w:pPr>
+        <w:ind w:left="4320" w:hanging="360"/>
+      </w:pPr>
+      <w:rPr>
+        <w:u w:val="none"/>
+      </w:rPr>
+    </w:lvl>
+    <w:lvl w:ilvl="6">
+      <w:start w:val="1"/>
+      <w:numFmt w:val="bullet"/>
+      <w:lvlText w:val="●"/>
+      <w:lvlJc w:val="left"/>
+      <w:pPr>
+        <w:ind w:left="5040" w:hanging="360"/>
+      </w:pPr>
+      <w:rPr>
+        <w:u w:val="none"/>
+      </w:rPr>
+    </w:lvl>
+    <w:lvl w:ilvl="7">
+      <w:start w:val="1"/>
+      <w:numFmt w:val="bullet"/>
+      <w:lvlText w:val="○"/>
+      <w:lvlJc w:val="left"/>
+      <w:pPr>
+        <w:ind w:left="5760" w:hanging="360"/>
+      </w:pPr>
+      <w:rPr>
+        <w:u w:val="none"/>
+      </w:rPr>
+    </w:lvl>
+    <w:lvl w:ilvl="8">
+      <w:start w:val="1"/>
+      <w:numFmt w:val="bullet"/>
+      <w:lvlText w:val="■"/>
+      <w:lvlJc w:val="left"/>
+      <w:pPr>
+        <w:ind w:left="6480" w:hanging="360"/>
+      </w:pPr>
+      <w:rPr>
+        <w:u w:val="none"/>
+      </w:rPr>
+    </w:lvl>
+  </w:abstractNum>
+  <w:abstractNum w:abstractNumId="2">
+    <w:lvl w:ilvl="0">
+      <w:start w:val="1"/>
+      <w:numFmt w:val="bullet"/>
+      <w:lvlText w:val="●"/>
+      <w:lvlJc w:val="left"/>
+      <w:pPr>
+        <w:ind w:left="720" w:hanging="360"/>
+      </w:pPr>
+      <w:rPr>
+        <w:u w:val="none"/>
+      </w:rPr>
+    </w:lvl>
+    <w:lvl w:ilvl="1">
+      <w:start w:val="1"/>
+      <w:numFmt w:val="bullet"/>
+      <w:lvlText w:val="○"/>
+      <w:lvlJc w:val="left"/>
+      <w:pPr>
+        <w:ind w:left="1440" w:hanging="360"/>
+      </w:pPr>
+      <w:rPr>
+        <w:u w:val="none"/>
+      </w:rPr>
+    </w:lvl>
+    <w:lvl w:ilvl="2">
+      <w:start w:val="1"/>
+      <w:numFmt w:val="bullet"/>
+      <w:lvlText w:val="■"/>
+      <w:lvlJc w:val="left"/>
+      <w:pPr>
+        <w:ind w:left="2160" w:hanging="360"/>
+      </w:pPr>
+      <w:rPr>
+        <w:u w:val="none"/>
+      </w:rPr>
+    </w:lvl>
+    <w:lvl w:ilvl="3">
+      <w:start w:val="1"/>
+      <w:numFmt w:val="bullet"/>
+      <w:lvlText w:val="●"/>
+      <w:lvlJc w:val="left"/>
+      <w:pPr>
+        <w:ind w:left="2880" w:hanging="360"/>
+      </w:pPr>
+      <w:rPr>
+        <w:u w:val="none"/>
+      </w:rPr>
+    </w:lvl>
+    <w:lvl w:ilvl="4">
+      <w:start w:val="1"/>
+      <w:numFmt w:val="bullet"/>
+      <w:lvlText w:val="○"/>
+      <w:lvlJc w:val="left"/>
+      <w:pPr>
+        <w:ind w:left="3600" w:hanging="360"/>
+      </w:pPr>
+      <w:rPr>
+        <w:u w:val="none"/>
+      </w:rPr>
+    </w:lvl>
+    <w:lvl w:ilvl="5">
+      <w:start w:val="1"/>
+      <w:numFmt w:val="bullet"/>
+      <w:lvlText w:val="■"/>
+      <w:lvlJc w:val="left"/>
+      <w:pPr>
+        <w:ind w:left="4320" w:hanging="360"/>
+      </w:pPr>
+      <w:rPr>
+        <w:u w:val="none"/>
+      </w:rPr>
+    </w:lvl>
+    <w:lvl w:ilvl="6">
+      <w:start w:val="1"/>
+      <w:numFmt w:val="bullet"/>
+      <w:lvlText w:val="●"/>
+      <w:lvlJc w:val="left"/>
+      <w:pPr>
+        <w:ind w:left="5040" w:hanging="360"/>
+      </w:pPr>
+      <w:rPr>
+        <w:u w:val="none"/>
+      </w:rPr>
+    </w:lvl>
+    <w:lvl w:ilvl="7">
+      <w:start w:val="1"/>
+      <w:numFmt w:val="bullet"/>
+      <w:lvlText w:val="○"/>
+      <w:lvlJc w:val="left"/>
+      <w:pPr>
+        <w:ind w:left="5760" w:hanging="360"/>
+      </w:pPr>
+      <w:rPr>
+        <w:u w:val="none"/>
+      </w:rPr>
+    </w:lvl>
+    <w:lvl w:ilvl="8">
+      <w:start w:val="1"/>
+      <w:numFmt w:val="bullet"/>
+      <w:lvlText w:val="■"/>
+      <w:lvlJc w:val="left"/>
+      <w:pPr>
+        <w:ind w:left="6480" w:hanging="360"/>
+      </w:pPr>
+      <w:rPr>
+        <w:u w:val="none"/>
+      </w:rPr>
+    </w:lvl>
+  </w:abstractNum>
+  <w:abstractNum w:abstractNumId="3">
+    <w:lvl w:ilvl="0">
+      <w:start w:val="1"/>
+      <w:numFmt w:val="bullet"/>
+      <w:lvlText w:val="●"/>
+      <w:lvlJc w:val="left"/>
+      <w:pPr>
+        <w:ind w:left="720" w:hanging="360"/>
+      </w:pPr>
+      <w:rPr>
+        <w:u w:val="none"/>
+      </w:rPr>
+    </w:lvl>
+    <w:lvl w:ilvl="1">
+      <w:start w:val="1"/>
+      <w:numFmt w:val="bullet"/>
+      <w:lvlText w:val="○"/>
+      <w:lvlJc w:val="left"/>
+      <w:pPr>
+        <w:ind w:left="1440" w:hanging="360"/>
+      </w:pPr>
+      <w:rPr>
+        <w:u w:val="none"/>
+      </w:rPr>
+    </w:lvl>
+    <w:lvl w:ilvl="2">
+      <w:start w:val="1"/>
+      <w:numFmt w:val="bullet"/>
+      <w:lvlText w:val="■"/>
+      <w:lvlJc w:val="left"/>
+      <w:pPr>
+        <w:ind w:left="2160" w:hanging="360"/>
+      </w:pPr>
+      <w:rPr>
+        <w:u w:val="none"/>
+      </w:rPr>
+    </w:lvl>
+    <w:lvl w:ilvl="3">
+      <w:start w:val="1"/>
+      <w:numFmt w:val="bullet"/>
+      <w:lvlText w:val="●"/>
+      <w:lvlJc w:val="left"/>
+      <w:pPr>
+        <w:ind w:left="2880" w:hanging="360"/>
+      </w:pPr>
+      <w:rPr>
+        <w:u w:val="none"/>
+      </w:rPr>
+    </w:lvl>
+    <w:lvl w:ilvl="4">
+      <w:start w:val="1"/>
+      <w:numFmt w:val="bullet"/>
+      <w:lvlText w:val="○"/>
+      <w:lvlJc w:val="left"/>
+      <w:pPr>
+        <w:ind w:left="3600" w:hanging="360"/>
+      </w:pPr>
+      <w:rPr>
+        <w:u w:val="none"/>
+      </w:rPr>
+    </w:lvl>
+    <w:lvl w:ilvl="5">
+      <w:start w:val="1"/>
+      <w:numFmt w:val="bullet"/>
+      <w:lvlText w:val="■"/>
+      <w:lvlJc w:val="left"/>
+      <w:pPr>
+        <w:ind w:left="4320" w:hanging="360"/>
+      </w:pPr>
+      <w:rPr>
+        <w:u w:val="none"/>
+      </w:rPr>
+    </w:lvl>
+    <w:lvl w:ilvl="6">
+      <w:start w:val="1"/>
+      <w:numFmt w:val="bullet"/>
+      <w:lvlText w:val="●"/>
+      <w:lvlJc w:val="left"/>
+      <w:pPr>
+        <w:ind w:left="5040" w:hanging="360"/>
+      </w:pPr>
+      <w:rPr>
+        <w:u w:val="none"/>
+      </w:rPr>
+    </w:lvl>
+    <w:lvl w:ilvl="7">
+      <w:start w:val="1"/>
+      <w:numFmt w:val="bullet"/>
+      <w:lvlText w:val="○"/>
+      <w:lvlJc w:val="left"/>
+      <w:pPr>
+        <w:ind w:left="5760" w:hanging="360"/>
+      </w:pPr>
+      <w:rPr>
+        <w:u w:val="none"/>
+      </w:rPr>
+    </w:lvl>
+    <w:lvl w:ilvl="8">
+      <w:start w:val="1"/>
+      <w:numFmt w:val="bullet"/>
+      <w:lvlText w:val="■"/>
+      <w:lvlJc w:val="left"/>
+      <w:pPr>
+        <w:ind w:left="6480" w:hanging="360"/>
+      </w:pPr>
+      <w:rPr>
+        <w:u w:val="none"/>
+      </w:rPr>
+    </w:lvl>
+  </w:abstractNum>
+  <w:abstractNum w:abstractNumId="4">
+    <w:lvl w:ilvl="0">
+      <w:start w:val="1"/>
+      <w:numFmt w:val="bullet"/>
+      <w:lvlText w:val="●"/>
+      <w:lvlJc w:val="left"/>
+      <w:pPr>
+        <w:ind w:left="720" w:hanging="360"/>
+      </w:pPr>
+      <w:rPr>
+        <w:u w:val="none"/>
+      </w:rPr>
+    </w:lvl>
+    <w:lvl w:ilvl="1">
+      <w:start w:val="1"/>
+      <w:numFmt w:val="bullet"/>
+      <w:lvlText w:val="○"/>
+      <w:lvlJc w:val="left"/>
+      <w:pPr>
+        <w:ind w:left="1440" w:hanging="360"/>
+      </w:pPr>
+      <w:rPr>
+        <w:u w:val="none"/>
+      </w:rPr>
+    </w:lvl>
+    <w:lvl w:ilvl="2">
+      <w:start w:val="1"/>
+      <w:numFmt w:val="bullet"/>
+      <w:lvlText w:val="■"/>
+      <w:lvlJc w:val="left"/>
+      <w:pPr>
+        <w:ind w:left="2160" w:hanging="360"/>
+      </w:pPr>
+      <w:rPr>
+        <w:u w:val="none"/>
+      </w:rPr>
+    </w:lvl>
+    <w:lvl w:ilvl="3">
+      <w:start w:val="1"/>
+      <w:numFmt w:val="bullet"/>
+      <w:lvlText w:val="●"/>
+      <w:lvlJc w:val="left"/>
+      <w:pPr>
+        <w:ind w:left="2880" w:hanging="360"/>
+      </w:pPr>
+      <w:rPr>
+        <w:u w:val="none"/>
+      </w:rPr>
+    </w:lvl>
+    <w:lvl w:ilvl="4">
+      <w:start w:val="1"/>
+      <w:numFmt w:val="bullet"/>
+      <w:lvlText w:val="○"/>
+      <w:lvlJc w:val="left"/>
+      <w:pPr>
+        <w:ind w:left="3600" w:hanging="360"/>
+      </w:pPr>
+      <w:rPr>
+        <w:u w:val="none"/>
+      </w:rPr>
+    </w:lvl>
+    <w:lvl w:ilvl="5">
+      <w:start w:val="1"/>
+      <w:numFmt w:val="bullet"/>
+      <w:lvlText w:val="■"/>
+      <w:lvlJc w:val="left"/>
+      <w:pPr>
+        <w:ind w:left="4320" w:hanging="360"/>
+      </w:pPr>
+      <w:rPr>
+        <w:u w:val="none"/>
+      </w:rPr>
+    </w:lvl>
+    <w:lvl w:ilvl="6">
+      <w:start w:val="1"/>
+      <w:numFmt w:val="bullet"/>
+      <w:lvlText w:val="●"/>
+      <w:lvlJc w:val="left"/>
+      <w:pPr>
+        <w:ind w:left="5040" w:hanging="360"/>
+      </w:pPr>
+      <w:rPr>
+        <w:u w:val="none"/>
+      </w:rPr>
+    </w:lvl>
+    <w:lvl w:ilvl="7">
+      <w:start w:val="1"/>
+      <w:numFmt w:val="bullet"/>
+      <w:lvlText w:val="○"/>
+      <w:lvlJc w:val="left"/>
+      <w:pPr>
+        <w:ind w:left="5760" w:hanging="360"/>
+      </w:pPr>
+      <w:rPr>
+        <w:u w:val="none"/>
+      </w:rPr>
+    </w:lvl>
+    <w:lvl w:ilvl="8">
+      <w:start w:val="1"/>
+      <w:numFmt w:val="bullet"/>
+      <w:lvlText w:val="■"/>
+      <w:lvlJc w:val="left"/>
+      <w:pPr>
+        <w:ind w:left="6480" w:hanging="360"/>
+      </w:pPr>
+      <w:rPr>
+        <w:u w:val="none"/>
+      </w:rPr>
+    </w:lvl>
+  </w:abstractNum>
+  <w:abstractNum w:abstractNumId="5">
+    <w:lvl w:ilvl="0">
+      <w:start w:val="1"/>
+      <w:numFmt w:val="bullet"/>
+      <w:lvlText w:val="●"/>
+      <w:lvlJc w:val="left"/>
+      <w:pPr>
+        <w:ind w:left="720" w:hanging="360"/>
+      </w:pPr>
+      <w:rPr>
+        <w:u w:val="none"/>
+      </w:rPr>
+    </w:lvl>
+    <w:lvl w:ilvl="1">
+      <w:start w:val="1"/>
+      <w:numFmt w:val="bullet"/>
+      <w:lvlText w:val="○"/>
+      <w:lvlJc w:val="left"/>
+      <w:pPr>
+        <w:ind w:left="1440" w:hanging="360"/>
+      </w:pPr>
+      <w:rPr>
+        <w:u w:val="none"/>
+      </w:rPr>
+    </w:lvl>
+    <w:lvl w:ilvl="2">
+      <w:start w:val="1"/>
+      <w:numFmt w:val="bullet"/>
+      <w:lvlText w:val="■"/>
+      <w:lvlJc w:val="left"/>
+      <w:pPr>
+        <w:ind w:left="2160" w:hanging="360"/>
+      </w:pPr>
+      <w:rPr>
+        <w:u w:val="none"/>
+      </w:rPr>
+    </w:lvl>
+    <w:lvl w:ilvl="3">
+      <w:start w:val="1"/>
+      <w:numFmt w:val="bullet"/>
+      <w:lvlText w:val="●"/>
+      <w:lvlJc w:val="left"/>
+      <w:pPr>
+        <w:ind w:left="2880" w:hanging="360"/>
+      </w:pPr>
+      <w:rPr>
+        <w:u w:val="none"/>
+      </w:rPr>
+    </w:lvl>
+    <w:lvl w:ilvl="4">
+      <w:start w:val="1"/>
+      <w:numFmt w:val="bullet"/>
+      <w:lvlText w:val="○"/>
+      <w:lvlJc w:val="left"/>
+      <w:pPr>
+        <w:ind w:left="3600" w:hanging="360"/>
+      </w:pPr>
+      <w:rPr>
+        <w:u w:val="none"/>
+      </w:rPr>
+    </w:lvl>
+    <w:lvl w:ilvl="5">
+      <w:start w:val="1"/>
+      <w:numFmt w:val="bullet"/>
+      <w:lvlText w:val="■"/>
+      <w:lvlJc w:val="left"/>
+      <w:pPr>
+        <w:ind w:left="4320" w:hanging="360"/>
+      </w:pPr>
+      <w:rPr>
+        <w:u w:val="none"/>
+      </w:rPr>
+    </w:lvl>
+    <w:lvl w:ilvl="6">
+      <w:start w:val="1"/>
+      <w:numFmt w:val="bullet"/>
+      <w:lvlText w:val="●"/>
+      <w:lvlJc w:val="left"/>
+      <w:pPr>
+        <w:ind w:left="5040" w:hanging="360"/>
+      </w:pPr>
+      <w:rPr>
+        <w:u w:val="none"/>
+      </w:rPr>
+    </w:lvl>
+    <w:lvl w:ilvl="7">
+      <w:start w:val="1"/>
+      <w:numFmt w:val="bullet"/>
+      <w:lvlText w:val="○"/>
+      <w:lvlJc w:val="left"/>
+      <w:pPr>
+        <w:ind w:left="5760" w:hanging="360"/>
+      </w:pPr>
+      <w:rPr>
+        <w:u w:val="none"/>
+      </w:rPr>
+    </w:lvl>
+    <w:lvl w:ilvl="8">
+      <w:start w:val="1"/>
+      <w:numFmt w:val="bullet"/>
+      <w:lvlText w:val="■"/>
+      <w:lvlJc w:val="left"/>
+      <w:pPr>
+        <w:ind w:left="6480" w:hanging="360"/>
+      </w:pPr>
+      <w:rPr>
+        <w:u w:val="none"/>
+      </w:rPr>
+    </w:lvl>
+  </w:abstractNum>
+  <w:abstractNum w:abstractNumId="6">
+    <w:lvl w:ilvl="0">
+      <w:start w:val="1"/>
+      <w:numFmt w:val="decimal"/>
+      <w:lvlText w:val="%1."/>
+      <w:lvlJc w:val="left"/>
+      <w:pPr>
+        <w:ind w:left="720" w:hanging="360"/>
+      </w:pPr>
+      <w:rPr>
+        <w:u w:val="none"/>
+      </w:rPr>
+    </w:lvl>
+    <w:lvl w:ilvl="1">
+      <w:start w:val="1"/>
+      <w:numFmt w:val="lowerLetter"/>
+      <w:lvlText w:val="%2."/>
+      <w:lvlJc w:val="left"/>
+      <w:pPr>
+        <w:ind w:left="1440" w:hanging="360"/>
+      </w:pPr>
+      <w:rPr>
+        <w:u w:val="none"/>
+      </w:rPr>
+    </w:lvl>
+    <w:lvl w:ilvl="2">
+      <w:start w:val="1"/>
+      <w:numFmt w:val="lowerRoman"/>
+      <w:lvlText w:val="%3."/>
+      <w:lvlJc w:val="left"/>
+      <w:pPr>
+        <w:ind w:left="2160" w:hanging="360"/>
+      </w:pPr>
+      <w:rPr>
+        <w:u w:val="none"/>
+      </w:rPr>
+    </w:lvl>
+    <w:lvl w:ilvl="3">
+      <w:start w:val="1"/>
+      <w:numFmt w:val="decimal"/>
+      <w:lvlText w:val="%4."/>
+      <w:lvlJc w:val="left"/>
+      <w:pPr>
+        <w:ind w:left="2880" w:hanging="360"/>
+      </w:pPr>
+      <w:rPr>
+        <w:u w:val="none"/>
+      </w:rPr>
+    </w:lvl>
+    <w:lvl w:ilvl="4">
+      <w:start w:val="1"/>
+      <w:numFmt w:val="lowerLetter"/>
+      <w:lvlText w:val="%5."/>
+      <w:lvlJc w:val="left"/>
+      <w:pPr>
+        <w:ind w:left="3600" w:hanging="360"/>
+      </w:pPr>
+      <w:rPr>
+        <w:u w:val="none"/>
+      </w:rPr>
+    </w:lvl>
+    <w:lvl w:ilvl="5">
+      <w:start w:val="1"/>
+      <w:numFmt w:val="lowerRoman"/>
+      <w:lvlText w:val="%6."/>
+      <w:lvlJc w:val="left"/>
+      <w:pPr>
+        <w:ind w:left="4320" w:hanging="360"/>
+      </w:pPr>
+      <w:rPr>
+        <w:u w:val="none"/>
+      </w:rPr>
+    </w:lvl>
+    <w:lvl w:ilvl="6">
+      <w:start w:val="1"/>
+      <w:numFmt w:val="decimal"/>
+      <w:lvlText w:val="%7."/>
+      <w:lvlJc w:val="left"/>
+      <w:pPr>
+        <w:ind w:left="5040" w:hanging="360"/>
+      </w:pPr>
+      <w:rPr>
+        <w:u w:val="none"/>
+      </w:rPr>
+    </w:lvl>
+    <w:lvl w:ilvl="7">
+      <w:start w:val="1"/>
+      <w:numFmt w:val="lowerLetter"/>
+      <w:lvlText w:val="%8."/>
+      <w:lvlJc w:val="left"/>
+      <w:pPr>
+        <w:ind w:left="5760" w:hanging="360"/>
+      </w:pPr>
+      <w:rPr>
+        <w:u w:val="none"/>
+      </w:rPr>
+    </w:lvl>
+    <w:lvl w:ilvl="8">
+      <w:start w:val="1"/>
+      <w:numFmt w:val="lowerRoman"/>
+      <w:lvlText w:val="%9."/>
+      <w:lvlJc w:val="left"/>
+      <w:pPr>
+        <w:ind w:left="6480" w:hanging="360"/>
+      </w:pPr>
+      <w:rPr>
+        <w:u w:val="none"/>
+      </w:rPr>
+    </w:lvl>
+  </w:abstractNum>
+  <w:abstractNum w:abstractNumId="7">
+    <w:lvl w:ilvl="0">
+      <w:start w:val="1"/>
+      <w:numFmt w:val="bullet"/>
+      <w:lvlText w:val="●"/>
+      <w:lvlJc w:val="left"/>
+      <w:pPr>
+        <w:ind w:left="720" w:hanging="360"/>
+      </w:pPr>
+      <w:rPr>
+        <w:u w:val="none"/>
+      </w:rPr>
+    </w:lvl>
+    <w:lvl w:ilvl="1">
+      <w:start w:val="1"/>
+      <w:numFmt w:val="bullet"/>
+      <w:lvlText w:val="○"/>
+      <w:lvlJc w:val="left"/>
+      <w:pPr>
+        <w:ind w:left="1440" w:hanging="360"/>
+      </w:pPr>
+      <w:rPr>
+        <w:u w:val="none"/>
+      </w:rPr>
+    </w:lvl>
+    <w:lvl w:ilvl="2">
+      <w:start w:val="1"/>
+      <w:numFmt w:val="bullet"/>
+      <w:lvlText w:val="■"/>
+      <w:lvlJc w:val="left"/>
+      <w:pPr>
+        <w:ind w:left="2160" w:hanging="360"/>
+      </w:pPr>
+      <w:rPr>
+        <w:u w:val="none"/>
+      </w:rPr>
+    </w:lvl>
+    <w:lvl w:ilvl="3">
+      <w:start w:val="1"/>
+      <w:numFmt w:val="bullet"/>
+      <w:lvlText w:val="●"/>
+      <w:lvlJc w:val="left"/>
+      <w:pPr>
+        <w:ind w:left="2880" w:hanging="360"/>
+      </w:pPr>
+      <w:rPr>
+        <w:u w:val="none"/>
+      </w:rPr>
+    </w:lvl>
+    <w:lvl w:ilvl="4">
+      <w:start w:val="1"/>
+      <w:numFmt w:val="bullet"/>
+      <w:lvlText w:val="○"/>
+      <w:lvlJc w:val="left"/>
+      <w:pPr>
+        <w:ind w:left="3600" w:hanging="360"/>
+      </w:pPr>
+      <w:rPr>
+        <w:u w:val="none"/>
+      </w:rPr>
+    </w:lvl>
+    <w:lvl w:ilvl="5">
+      <w:start w:val="1"/>
+      <w:numFmt w:val="bullet"/>
+      <w:lvlText w:val="■"/>
+      <w:lvlJc w:val="left"/>
+      <w:pPr>
+        <w:ind w:left="4320" w:hanging="360"/>
+      </w:pPr>
+      <w:rPr>
+        <w:u w:val="none"/>
+      </w:rPr>
+    </w:lvl>
+    <w:lvl w:ilvl="6">
+      <w:start w:val="1"/>
+      <w:numFmt w:val="bullet"/>
+      <w:lvlText w:val="●"/>
+      <w:lvlJc w:val="left"/>
+      <w:pPr>
+        <w:ind w:left="5040" w:hanging="360"/>
+      </w:pPr>
+      <w:rPr>
+        <w:u w:val="none"/>
+      </w:rPr>
+    </w:lvl>
+    <w:lvl w:ilvl="7">
+      <w:start w:val="1"/>
+      <w:numFmt w:val="bullet"/>
+      <w:lvlText w:val="○"/>
+      <w:lvlJc w:val="left"/>
+      <w:pPr>
+        <w:ind w:left="5760" w:hanging="360"/>
+      </w:pPr>
+      <w:rPr>
+        <w:u w:val="none"/>
+      </w:rPr>
+    </w:lvl>
+    <w:lvl w:ilvl="8">
+      <w:start w:val="1"/>
+      <w:numFmt w:val="bullet"/>
+      <w:lvlText w:val="■"/>
+      <w:lvlJc w:val="left"/>
+      <w:pPr>
+        <w:ind w:left="6480" w:hanging="360"/>
+      </w:pPr>
+      <w:rPr>
+        <w:u w:val="none"/>
+      </w:rPr>
+    </w:lvl>
+  </w:abstractNum>
+  <w:abstractNum w:abstractNumId="8">
+    <w:lvl w:ilvl="0">
+      <w:start w:val="1"/>
+      <w:numFmt w:val="bullet"/>
+      <w:lvlText w:val="●"/>
+      <w:lvlJc w:val="left"/>
+      <w:pPr>
+        <w:ind w:left="720" w:hanging="360"/>
+      </w:pPr>
+      <w:rPr>
+        <w:u w:val="none"/>
+      </w:rPr>
+    </w:lvl>
+    <w:lvl w:ilvl="1">
+      <w:start w:val="1"/>
+      <w:numFmt w:val="bullet"/>
+      <w:lvlText w:val="○"/>
+      <w:lvlJc w:val="left"/>
+      <w:pPr>
+        <w:ind w:left="1440" w:hanging="360"/>
+      </w:pPr>
+      <w:rPr>
+        <w:u w:val="none"/>
+      </w:rPr>
+    </w:lvl>
+    <w:lvl w:ilvl="2">
+      <w:start w:val="1"/>
+      <w:numFmt w:val="bullet"/>
+      <w:lvlText w:val="■"/>
+      <w:lvlJc w:val="left"/>
+      <w:pPr>
+        <w:ind w:left="2160" w:hanging="360"/>
+      </w:pPr>
+      <w:rPr>
+        <w:u w:val="none"/>
+      </w:rPr>
+    </w:lvl>
+    <w:lvl w:ilvl="3">
+      <w:start w:val="1"/>
+      <w:numFmt w:val="bullet"/>
+      <w:lvlText w:val="●"/>
+      <w:lvlJc w:val="left"/>
+      <w:pPr>
+        <w:ind w:left="2880" w:hanging="360"/>
+      </w:pPr>
+      <w:rPr>
+        <w:u w:val="none"/>
+      </w:rPr>
+    </w:lvl>
+    <w:lvl w:ilvl="4">
+      <w:start w:val="1"/>
+      <w:numFmt w:val="bullet"/>
+      <w:lvlText w:val="○"/>
+      <w:lvlJc w:val="left"/>
+      <w:pPr>
+        <w:ind w:left="3600" w:hanging="360"/>
+      </w:pPr>
+      <w:rPr>
+        <w:u w:val="none"/>
+      </w:rPr>
+    </w:lvl>
+    <w:lvl w:ilvl="5">
+      <w:start w:val="1"/>
+      <w:numFmt w:val="bullet"/>
+      <w:lvlText w:val="■"/>
+      <w:lvlJc w:val="left"/>
+      <w:pPr>
+        <w:ind w:left="4320" w:hanging="360"/>
+      </w:pPr>
+      <w:rPr>
+        <w:u w:val="none"/>
+      </w:rPr>
+    </w:lvl>
+    <w:lvl w:ilvl="6">
+      <w:start w:val="1"/>
+      <w:numFmt w:val="bullet"/>
+      <w:lvlText w:val="●"/>
+      <w:lvlJc w:val="left"/>
+      <w:pPr>
+        <w:ind w:left="5040" w:hanging="360"/>
+      </w:pPr>
+      <w:rPr>
+        <w:u w:val="none"/>
+      </w:rPr>
+    </w:lvl>
+    <w:lvl w:ilvl="7">
+      <w:start w:val="1"/>
+      <w:numFmt w:val="bullet"/>
+      <w:lvlText w:val="○"/>
+      <w:lvlJc w:val="left"/>
+      <w:pPr>
+        <w:ind w:left="5760" w:hanging="360"/>
+      </w:pPr>
+      <w:rPr>
+        <w:u w:val="none"/>
+      </w:rPr>
+    </w:lvl>
+    <w:lvl w:ilvl="8">
+      <w:start w:val="1"/>
+      <w:numFmt w:val="bullet"/>
+      <w:lvlText w:val="■"/>
+      <w:lvlJc w:val="left"/>
+      <w:pPr>
+        <w:ind w:left="6480" w:hanging="360"/>
+      </w:pPr>
+      <w:rPr>
+        <w:u w:val="none"/>
+      </w:rPr>
+    </w:lvl>
+  </w:abstractNum>
+  <w:abstractNum w:abstractNumId="9">
+    <w:lvl w:ilvl="0">
+      <w:start w:val="1"/>
+      <w:numFmt w:val="decimal"/>
+      <w:lvlText w:val="%1."/>
+      <w:lvlJc w:val="left"/>
+      <w:pPr>
+        <w:ind w:left="720" w:hanging="360"/>
+      </w:pPr>
+      <w:rPr>
+        <w:u w:val="none"/>
+      </w:rPr>
+    </w:lvl>
+    <w:lvl w:ilvl="1">
+      <w:start w:val="1"/>
+      <w:numFmt w:val="lowerLetter"/>
+      <w:lvlText w:val="%2."/>
+      <w:lvlJc w:val="left"/>
+      <w:pPr>
+        <w:ind w:left="1440" w:hanging="360"/>
+      </w:pPr>
+      <w:rPr>
+        <w:u w:val="none"/>
+      </w:rPr>
+    </w:lvl>
+    <w:lvl w:ilvl="2">
+      <w:start w:val="1"/>
+      <w:numFmt w:val="lowerRoman"/>
+      <w:lvlText w:val="%3."/>
+      <w:lvlJc w:val="left"/>
+      <w:pPr>
+        <w:ind w:left="2160" w:hanging="360"/>
+      </w:pPr>
+      <w:rPr>
+        <w:u w:val="none"/>
+      </w:rPr>
+    </w:lvl>
+    <w:lvl w:ilvl="3">
+      <w:start w:val="1"/>
+      <w:numFmt w:val="decimal"/>
+      <w:lvlText w:val="%4."/>
+      <w:lvlJc w:val="left"/>
+      <w:pPr>
+        <w:ind w:left="2880" w:hanging="360"/>
+      </w:pPr>
+      <w:rPr>
+        <w:u w:val="none"/>
+      </w:rPr>
+    </w:lvl>
+    <w:lvl w:ilvl="4">
+      <w:start w:val="1"/>
+      <w:numFmt w:val="lowerLetter"/>
+      <w:lvlText w:val="%5."/>
+      <w:lvlJc w:val="left"/>
+      <w:pPr>
+        <w:ind w:left="3600" w:hanging="360"/>
+      </w:pPr>
+      <w:rPr>
+        <w:u w:val="none"/>
+      </w:rPr>
+    </w:lvl>
+    <w:lvl w:ilvl="5">
+      <w:start w:val="1"/>
+      <w:numFmt w:val="lowerRoman"/>
+      <w:lvlText w:val="%6."/>
+      <w:lvlJc w:val="left"/>
+      <w:pPr>
+        <w:ind w:left="4320" w:hanging="360"/>
+      </w:pPr>
+      <w:rPr>
+        <w:u w:val="none"/>
+      </w:rPr>
+    </w:lvl>
+    <w:lvl w:ilvl="6">
+      <w:start w:val="1"/>
+      <w:numFmt w:val="decimal"/>
+      <w:lvlText w:val="%7."/>
+      <w:lvlJc w:val="left"/>
+      <w:pPr>
+        <w:ind w:left="5040" w:hanging="360"/>
+      </w:pPr>
+      <w:rPr>
+        <w:u w:val="none"/>
+      </w:rPr>
+    </w:lvl>
+    <w:lvl w:ilvl="7">
+      <w:start w:val="1"/>
+      <w:numFmt w:val="lowerLetter"/>
+      <w:lvlText w:val="%8."/>
+      <w:lvlJc w:val="left"/>
+      <w:pPr>
+        <w:ind w:left="5760" w:hanging="360"/>
+      </w:pPr>
+      <w:rPr>
+        <w:u w:val="none"/>
+      </w:rPr>
+    </w:lvl>
+    <w:lvl w:ilvl="8">
+      <w:start w:val="1"/>
+      <w:numFmt w:val="lowerRoman"/>
+      <w:lvlText w:val="%9."/>
+      <w:lvlJc w:val="left"/>
+      <w:pPr>
+        <w:ind w:left="6480" w:hanging="360"/>
+      </w:pPr>
+      <w:rPr>
+        <w:u w:val="none"/>
+      </w:rPr>
+    </w:lvl>
+  </w:abstractNum>
+  <w:abstractNum w:abstractNumId="10">
+    <w:lvl w:ilvl="0">
+      <w:start w:val="1"/>
+      <w:numFmt w:val="decimal"/>
+      <w:lvlText w:val="%1."/>
+      <w:lvlJc w:val="left"/>
+      <w:pPr>
+        <w:ind w:left="720" w:hanging="360"/>
+      </w:pPr>
+      <w:rPr>
+        <w:u w:val="none"/>
+      </w:rPr>
+    </w:lvl>
+    <w:lvl w:ilvl="1">
+      <w:start w:val="1"/>
+      <w:numFmt w:val="lowerLetter"/>
+      <w:lvlText w:val="%2."/>
+      <w:lvlJc w:val="left"/>
+      <w:pPr>
+        <w:ind w:left="1440" w:hanging="360"/>
+      </w:pPr>
+      <w:rPr>
+        <w:u w:val="none"/>
+      </w:rPr>
+    </w:lvl>
+    <w:lvl w:ilvl="2">
+      <w:start w:val="1"/>
+      <w:numFmt w:val="lowerRoman"/>
+      <w:lvlText w:val="%3."/>
+      <w:lvlJc w:val="left"/>
+      <w:pPr>
+        <w:ind w:left="2160" w:hanging="360"/>
+      </w:pPr>
+      <w:rPr>
+        <w:u w:val="none"/>
+      </w:rPr>
+    </w:lvl>
+    <w:lvl w:ilvl="3">
+      <w:start w:val="1"/>
+      <w:numFmt w:val="decimal"/>
+      <w:lvlText w:val="%4."/>
+      <w:lvlJc w:val="left"/>
+      <w:pPr>
+        <w:ind w:left="2880" w:hanging="360"/>
+      </w:pPr>
+      <w:rPr>
+        <w:u w:val="none"/>
+      </w:rPr>
+    </w:lvl>
+    <w:lvl w:ilvl="4">
+      <w:start w:val="1"/>
+      <w:numFmt w:val="lowerLetter"/>
+      <w:lvlText w:val="%5."/>
+      <w:lvlJc w:val="left"/>
+      <w:pPr>
+        <w:ind w:left="3600" w:hanging="360"/>
+      </w:pPr>
+      <w:rPr>
+        <w:u w:val="none"/>
+      </w:rPr>
+    </w:lvl>
+    <w:lvl w:ilvl="5">
+      <w:start w:val="1"/>
+      <w:numFmt w:val="lowerRoman"/>
+      <w:lvlText w:val="%6."/>
+      <w:lvlJc w:val="left"/>
+      <w:pPr>
+        <w:ind w:left="4320" w:hanging="360"/>
+      </w:pPr>
+      <w:rPr>
+        <w:u w:val="none"/>
+      </w:rPr>
+    </w:lvl>
+    <w:lvl w:ilvl="6">
+      <w:start w:val="1"/>
+      <w:numFmt w:val="decimal"/>
+      <w:lvlText w:val="%7."/>
+      <w:lvlJc w:val="left"/>
+      <w:pPr>
+        <w:ind w:left="5040" w:hanging="360"/>
+      </w:pPr>
+      <w:rPr>
+        <w:u w:val="none"/>
+      </w:rPr>
+    </w:lvl>
+    <w:lvl w:ilvl="7">
+      <w:start w:val="1"/>
+      <w:numFmt w:val="lowerLetter"/>
+      <w:lvlText w:val="%8."/>
+      <w:lvlJc w:val="left"/>
+      <w:pPr>
+        <w:ind w:left="5760" w:hanging="360"/>
+      </w:pPr>
+      <w:rPr>
+        <w:u w:val="none"/>
+      </w:rPr>
+    </w:lvl>
+    <w:lvl w:ilvl="8">
+      <w:start w:val="1"/>
+      <w:numFmt w:val="lowerRoman"/>
+      <w:lvlText w:val="%9."/>
+      <w:lvlJc w:val="left"/>
+      <w:pPr>
+        <w:ind w:left="6480" w:hanging="360"/>
+      </w:pPr>
+      <w:rPr>
+        <w:u w:val="none"/>
+      </w:rPr>
+    </w:lvl>
+  </w:abstractNum>
+  <w:abstractNum w:abstractNumId="11">
+    <w:lvl w:ilvl="0">
+      <w:start w:val="1"/>
+      <w:numFmt w:val="bullet"/>
+      <w:lvlText w:val="●"/>
+      <w:lvlJc w:val="left"/>
+      <w:pPr>
+        <w:ind w:left="720" w:hanging="360"/>
+      </w:pPr>
+      <w:rPr>
+        <w:u w:val="none"/>
+      </w:rPr>
+    </w:lvl>
+    <w:lvl w:ilvl="1">
+      <w:start w:val="1"/>
+      <w:numFmt w:val="bullet"/>
+      <w:lvlText w:val="○"/>
+      <w:lvlJc w:val="left"/>
+      <w:pPr>
+        <w:ind w:left="1440" w:hanging="360"/>
+      </w:pPr>
+      <w:rPr>
+        <w:u w:val="none"/>
+      </w:rPr>
+    </w:lvl>
+    <w:lvl w:ilvl="2">
+      <w:start w:val="1"/>
+      <w:numFmt w:val="bullet"/>
+      <w:lvlText w:val="■"/>
+      <w:lvlJc w:val="left"/>
+      <w:pPr>
+        <w:ind w:left="2160" w:hanging="360"/>
+      </w:pPr>
+      <w:rPr>
+        <w:u w:val="none"/>
+      </w:rPr>
+    </w:lvl>
+    <w:lvl w:ilvl="3">
+      <w:start w:val="1"/>
+      <w:numFmt w:val="bullet"/>
+      <w:lvlText w:val="●"/>
+      <w:lvlJc w:val="left"/>
+      <w:pPr>
+        <w:ind w:left="2880" w:hanging="360"/>
+      </w:pPr>
+      <w:rPr>
+        <w:u w:val="none"/>
+      </w:rPr>
+    </w:lvl>
+    <w:lvl w:ilvl="4">
+      <w:start w:val="1"/>
+      <w:numFmt w:val="bullet"/>
+      <w:lvlText w:val="○"/>
+      <w:lvlJc w:val="left"/>
+      <w:pPr>
+        <w:ind w:left="3600" w:hanging="360"/>
+      </w:pPr>
+      <w:rPr>
+        <w:u w:val="none"/>
+      </w:rPr>
+    </w:lvl>
+    <w:lvl w:ilvl="5">
+      <w:start w:val="1"/>
+      <w:numFmt w:val="bullet"/>
+      <w:lvlText w:val="■"/>
+      <w:lvlJc w:val="left"/>
+      <w:pPr>
+        <w:ind w:left="4320" w:hanging="360"/>
+      </w:pPr>
+      <w:rPr>
+        <w:u w:val="none"/>
+      </w:rPr>
+    </w:lvl>
+    <w:lvl w:ilvl="6">
+      <w:start w:val="1"/>
+      <w:numFmt w:val="bullet"/>
+      <w:lvlText w:val="●"/>
+      <w:lvlJc w:val="left"/>
+      <w:pPr>
+        <w:ind w:left="5040" w:hanging="360"/>
+      </w:pPr>
+      <w:rPr>
+        <w:u w:val="none"/>
+      </w:rPr>
+    </w:lvl>
+    <w:lvl w:ilvl="7">
+      <w:start w:val="1"/>
+      <w:numFmt w:val="bullet"/>
+      <w:lvlText w:val="○"/>
+      <w:lvlJc w:val="left"/>
+      <w:pPr>
+        <w:ind w:left="5760" w:hanging="360"/>
+      </w:pPr>
+      <w:rPr>
+        <w:u w:val="none"/>
+      </w:rPr>
+    </w:lvl>
+    <w:lvl w:ilvl="8">
+      <w:start w:val="1"/>
+      <w:numFmt w:val="bullet"/>
+      <w:lvlText w:val="■"/>
+      <w:lvlJc w:val="left"/>
+      <w:pPr>
+        <w:ind w:left="6480" w:hanging="360"/>
+      </w:pPr>
+      <w:rPr>
+        <w:u w:val="none"/>
+      </w:rPr>
+    </w:lvl>
+  </w:abstractNum>
+  <w:abstractNum w:abstractNumId="12">
+    <w:lvl w:ilvl="0">
+      <w:start w:val="1"/>
+      <w:numFmt w:val="decimal"/>
+      <w:lvlText w:val="%1."/>
+      <w:lvlJc w:val="left"/>
+      <w:pPr>
+        <w:ind w:left="720" w:hanging="360"/>
+      </w:pPr>
+      <w:rPr>
+        <w:u w:val="none"/>
+      </w:rPr>
+    </w:lvl>
+    <w:lvl w:ilvl="1">
+      <w:start w:val="1"/>
+      <w:numFmt w:val="lowerLetter"/>
+      <w:lvlText w:val="%2."/>
+      <w:lvlJc w:val="left"/>
+      <w:pPr>
+        <w:ind w:left="1440" w:hanging="360"/>
+      </w:pPr>
+      <w:rPr>
+        <w:u w:val="none"/>
+      </w:rPr>
+    </w:lvl>
+    <w:lvl w:ilvl="2">
+      <w:start w:val="1"/>
+      <w:numFmt w:val="lowerRoman"/>
+      <w:lvlText w:val="%3."/>
+      <w:lvlJc w:val="left"/>
+      <w:pPr>
+        <w:ind w:left="2160" w:hanging="360"/>
+      </w:pPr>
+      <w:rPr>
+        <w:u w:val="none"/>
+      </w:rPr>
+    </w:lvl>
+    <w:lvl w:ilvl="3">
+      <w:start w:val="1"/>
+      <w:numFmt w:val="decimal"/>
+      <w:lvlText w:val="%4."/>
+      <w:lvlJc w:val="left"/>
+      <w:pPr>
+        <w:ind w:left="2880" w:hanging="360"/>
+      </w:pPr>
+      <w:rPr>
+        <w:u w:val="none"/>
+      </w:rPr>
+    </w:lvl>
+    <w:lvl w:ilvl="4">
+      <w:start w:val="1"/>
+      <w:numFmt w:val="lowerLetter"/>
+      <w:lvlText w:val="%5."/>
+      <w:lvlJc w:val="left"/>
+      <w:pPr>
+        <w:ind w:left="3600" w:hanging="360"/>
+      </w:pPr>
+      <w:rPr>
+        <w:u w:val="none"/>
+      </w:rPr>
+    </w:lvl>
+    <w:lvl w:ilvl="5">
+      <w:start w:val="1"/>
+      <w:numFmt w:val="lowerRoman"/>
+      <w:lvlText w:val="%6."/>
+      <w:lvlJc w:val="left"/>
+      <w:pPr>
+        <w:ind w:left="4320" w:hanging="360"/>
+      </w:pPr>
+      <w:rPr>
+        <w:u w:val="none"/>
+      </w:rPr>
+    </w:lvl>
+    <w:lvl w:ilvl="6">
+      <w:start w:val="1"/>
+      <w:numFmt w:val="decimal"/>
+      <w:lvlText w:val="%7."/>
+      <w:lvlJc w:val="left"/>
+      <w:pPr>
+        <w:ind w:left="5040" w:hanging="360"/>
+      </w:pPr>
+      <w:rPr>
+        <w:u w:val="none"/>
+      </w:rPr>
+    </w:lvl>
+    <w:lvl w:ilvl="7">
+      <w:start w:val="1"/>
+      <w:numFmt w:val="lowerLetter"/>
+      <w:lvlText w:val="%8."/>
+      <w:lvlJc w:val="left"/>
+      <w:pPr>
+        <w:ind w:left="5760" w:hanging="360"/>
+      </w:pPr>
+      <w:rPr>
+        <w:u w:val="none"/>
+      </w:rPr>
+    </w:lvl>
+    <w:lvl w:ilvl="8">
+      <w:start w:val="1"/>
+      <w:numFmt w:val="lowerRoman"/>
+      <w:lvlText w:val="%9."/>
+      <w:lvlJc w:val="left"/>
+      <w:pPr>
+        <w:ind w:left="6480" w:hanging="360"/>
+      </w:pPr>
+      <w:rPr>
+        <w:u w:val="none"/>
+      </w:rPr>
+    </w:lvl>
+  </w:abstractNum>
+  <w:abstractNum w:abstractNumId="13">
+    <w:lvl w:ilvl="0">
+      <w:start w:val="1"/>
+      <w:numFmt w:val="bullet"/>
+      <w:lvlText w:val="●"/>
+      <w:lvlJc w:val="left"/>
+      <w:pPr>
+        <w:ind w:left="720" w:hanging="360"/>
+      </w:pPr>
+      <w:rPr>
+        <w:u w:val="none"/>
+      </w:rPr>
+    </w:lvl>
+    <w:lvl w:ilvl="1">
+      <w:start w:val="1"/>
+      <w:numFmt w:val="bullet"/>
+      <w:lvlText w:val="○"/>
+      <w:lvlJc w:val="left"/>
+      <w:pPr>
+        <w:ind w:left="1440" w:hanging="360"/>
+      </w:pPr>
+      <w:rPr>
+        <w:u w:val="none"/>
+      </w:rPr>
+    </w:lvl>
+    <w:lvl w:ilvl="2">
+      <w:start w:val="1"/>
+      <w:numFmt w:val="bullet"/>
+      <w:lvlText w:val="■"/>
+      <w:lvlJc w:val="left"/>
+      <w:pPr>
+        <w:ind w:left="2160" w:hanging="360"/>
+      </w:pPr>
+      <w:rPr>
+        <w:u w:val="none"/>
+      </w:rPr>
+    </w:lvl>
+    <w:lvl w:ilvl="3">
+      <w:start w:val="1"/>
+      <w:numFmt w:val="bullet"/>
+      <w:lvlText w:val="●"/>
+      <w:lvlJc w:val="left"/>
+      <w:pPr>
+        <w:ind w:left="2880" w:hanging="360"/>
+      </w:pPr>
+      <w:rPr>
+        <w:u w:val="none"/>
+      </w:rPr>
+    </w:lvl>
+    <w:lvl w:ilvl="4">
+      <w:start w:val="1"/>
+      <w:numFmt w:val="bullet"/>
+      <w:lvlText w:val="○"/>
+      <w:lvlJc w:val="left"/>
+      <w:pPr>
+        <w:ind w:left="3600" w:hanging="360"/>
+      </w:pPr>
+      <w:rPr>
+        <w:u w:val="none"/>
+      </w:rPr>
+    </w:lvl>
+    <w:lvl w:ilvl="5">
+      <w:start w:val="1"/>
+      <w:numFmt w:val="bullet"/>
+      <w:lvlText w:val="■"/>
+      <w:lvlJc w:val="left"/>
+      <w:pPr>
+        <w:ind w:left="4320" w:hanging="360"/>
+      </w:pPr>
+      <w:rPr>
+        <w:u w:val="none"/>
+      </w:rPr>
+    </w:lvl>
+    <w:lvl w:ilvl="6">
+      <w:start w:val="1"/>
+      <w:numFmt w:val="bullet"/>
+      <w:lvlText w:val="●"/>
+      <w:lvlJc w:val="left"/>
+      <w:pPr>
+        <w:ind w:left="5040" w:hanging="360"/>
+      </w:pPr>
+      <w:rPr>
+        <w:u w:val="none"/>
+      </w:rPr>
+    </w:lvl>
+    <w:lvl w:ilvl="7">
+      <w:start w:val="1"/>
+      <w:numFmt w:val="bullet"/>
+      <w:lvlText w:val="○"/>
+      <w:lvlJc w:val="left"/>
+      <w:pPr>
+        <w:ind w:left="5760" w:hanging="360"/>
+      </w:pPr>
+      <w:rPr>
+        <w:u w:val="none"/>
+      </w:rPr>
+    </w:lvl>
+    <w:lvl w:ilvl="8">
+      <w:start w:val="1"/>
+      <w:numFmt w:val="bullet"/>
+      <w:lvlText w:val="■"/>
+      <w:lvlJc w:val="left"/>
+      <w:pPr>
+        <w:ind w:left="6480" w:hanging="360"/>
+      </w:pPr>
+      <w:rPr>
+        <w:u w:val="none"/>
+      </w:rPr>
+    </w:lvl>
+  </w:abstractNum>
+  <w:abstractNum w:abstractNumId="14">
+    <w:lvl w:ilvl="0">
+      <w:start w:val="1"/>
+      <w:numFmt w:val="bullet"/>
+      <w:lvlText w:val="●"/>
+      <w:lvlJc w:val="left"/>
+      <w:pPr>
+        <w:ind w:left="720" w:hanging="360"/>
+      </w:pPr>
+      <w:rPr>
+        <w:u w:val="none"/>
+      </w:rPr>
+    </w:lvl>
+    <w:lvl w:ilvl="1">
+      <w:start w:val="1"/>
+      <w:numFmt w:val="bullet"/>
+      <w:lvlText w:val="○"/>
+      <w:lvlJc w:val="left"/>
+      <w:pPr>
+        <w:ind w:left="1440" w:hanging="360"/>
+      </w:pPr>
+      <w:rPr>
+        <w:u w:val="none"/>
+      </w:rPr>
+    </w:lvl>
+    <w:lvl w:ilvl="2">
+      <w:start w:val="1"/>
+      <w:numFmt w:val="bullet"/>
+      <w:lvlText w:val="■"/>
+      <w:lvlJc w:val="left"/>
+      <w:pPr>
+        <w:ind w:left="2160" w:hanging="360"/>
+      </w:pPr>
+      <w:rPr>
+        <w:u w:val="none"/>
+      </w:rPr>
+    </w:lvl>
+    <w:lvl w:ilvl="3">
+      <w:start w:val="1"/>
+      <w:numFmt w:val="bullet"/>
+      <w:lvlText w:val="●"/>
+      <w:lvlJc w:val="left"/>
+      <w:pPr>
+        <w:ind w:left="2880" w:hanging="360"/>
+      </w:pPr>
+      <w:rPr>
+        <w:u w:val="none"/>
+      </w:rPr>
+    </w:lvl>
+    <w:lvl w:ilvl="4">
+      <w:start w:val="1"/>
+      <w:numFmt w:val="bullet"/>
+      <w:lvlText w:val="○"/>
+      <w:lvlJc w:val="left"/>
+      <w:pPr>
+        <w:ind w:left="3600" w:hanging="360"/>
+      </w:pPr>
+      <w:rPr>
+        <w:u w:val="none"/>
+      </w:rPr>
+    </w:lvl>
+    <w:lvl w:ilvl="5">
+      <w:start w:val="1"/>
+      <w:numFmt w:val="bullet"/>
+      <w:lvlText w:val="■"/>
+      <w:lvlJc w:val="left"/>
+      <w:pPr>
+        <w:ind w:left="4320" w:hanging="360"/>
+      </w:pPr>
+      <w:rPr>
+        <w:u w:val="none"/>
+      </w:rPr>
+    </w:lvl>
+    <w:lvl w:ilvl="6">
+      <w:start w:val="1"/>
+      <w:numFmt w:val="bullet"/>
+      <w:lvlText w:val="●"/>
+      <w:lvlJc w:val="left"/>
+      <w:pPr>
+        <w:ind w:left="5040" w:hanging="360"/>
+      </w:pPr>
+      <w:rPr>
+        <w:u w:val="none"/>
+      </w:rPr>
+    </w:lvl>
+    <w:lvl w:ilvl="7">
+      <w:start w:val="1"/>
+      <w:numFmt w:val="bullet"/>
+      <w:lvlText w:val="○"/>
+      <w:lvlJc w:val="left"/>
+      <w:pPr>
+        <w:ind w:left="5760" w:hanging="360"/>
+      </w:pPr>
+      <w:rPr>
+        <w:u w:val="none"/>
+      </w:rPr>
+    </w:lvl>
+    <w:lvl w:ilvl="8">
+      <w:start w:val="1"/>
+      <w:numFmt w:val="bullet"/>
+      <w:lvlText w:val="■"/>
+      <w:lvlJc w:val="left"/>
+      <w:pPr>
+        <w:ind w:left="6480" w:hanging="360"/>
+      </w:pPr>
+      <w:rPr>
+        <w:u w:val="none"/>
+      </w:rPr>
+    </w:lvl>
+  </w:abstractNum>
+  <w:abstractNum w:abstractNumId="15">
+    <w:lvl w:ilvl="0">
+      <w:start w:val="1"/>
+      <w:numFmt w:val="decimal"/>
+      <w:lvlText w:val="%1."/>
+      <w:lvlJc w:val="left"/>
+      <w:pPr>
+        <w:ind w:left="720" w:hanging="360"/>
+      </w:pPr>
+      <w:rPr>
+        <w:u w:val="none"/>
+      </w:rPr>
+    </w:lvl>
+    <w:lvl w:ilvl="1">
+      <w:start w:val="1"/>
+      <w:numFmt w:val="lowerLetter"/>
+      <w:lvlText w:val="%2."/>
+      <w:lvlJc w:val="left"/>
+      <w:pPr>
+        <w:ind w:left="1440" w:hanging="360"/>
+      </w:pPr>
+      <w:rPr>
+        <w:u w:val="none"/>
+      </w:rPr>
+    </w:lvl>
+    <w:lvl w:ilvl="2">
+      <w:start w:val="1"/>
+      <w:numFmt w:val="lowerRoman"/>
+      <w:lvlText w:val="%3."/>
+      <w:lvlJc w:val="left"/>
+      <w:pPr>
+        <w:ind w:left="2160" w:hanging="360"/>
+      </w:pPr>
+      <w:rPr>
+        <w:u w:val="none"/>
+      </w:rPr>
+    </w:lvl>
+    <w:lvl w:ilvl="3">
+      <w:start w:val="1"/>
+      <w:numFmt w:val="decimal"/>
+      <w:lvlText w:val="%4."/>
+      <w:lvlJc w:val="left"/>
+      <w:pPr>
+        <w:ind w:left="2880" w:hanging="360"/>
+      </w:pPr>
+      <w:rPr>
+        <w:u w:val="none"/>
+      </w:rPr>
+    </w:lvl>
+    <w:lvl w:ilvl="4">
+      <w:start w:val="1"/>
+      <w:numFmt w:val="lowerLetter"/>
+      <w:lvlText w:val="%5."/>
+      <w:lvlJc w:val="left"/>
+      <w:pPr>
+        <w:ind w:left="3600" w:hanging="360"/>
+      </w:pPr>
+      <w:rPr>
+        <w:u w:val="none"/>
+      </w:rPr>
+    </w:lvl>
+    <w:lvl w:ilvl="5">
+      <w:start w:val="1"/>
+      <w:numFmt w:val="lowerRoman"/>
+      <w:lvlText w:val="%6."/>
+      <w:lvlJc w:val="left"/>
+      <w:pPr>
+        <w:ind w:left="4320" w:hanging="360"/>
+      </w:pPr>
+      <w:rPr>
+        <w:u w:val="none"/>
+      </w:rPr>
+    </w:lvl>
+    <w:lvl w:ilvl="6">
+      <w:start w:val="1"/>
+      <w:numFmt w:val="decimal"/>
+      <w:lvlText w:val="%7."/>
+      <w:lvlJc w:val="left"/>
+      <w:pPr>
+        <w:ind w:left="5040" w:hanging="360"/>
+      </w:pPr>
+      <w:rPr>
+        <w:u w:val="none"/>
+      </w:rPr>
+    </w:lvl>
+    <w:lvl w:ilvl="7">
+      <w:start w:val="1"/>
+      <w:numFmt w:val="lowerLetter"/>
+      <w:lvlText w:val="%8."/>
+      <w:lvlJc w:val="left"/>
+      <w:pPr>
+        <w:ind w:left="5760" w:hanging="360"/>
+      </w:pPr>
+      <w:rPr>
+        <w:u w:val="none"/>
+      </w:rPr>
+    </w:lvl>
+    <w:lvl w:ilvl="8">
+      <w:start w:val="1"/>
+      <w:numFmt w:val="lowerRoman"/>
+      <w:lvlText w:val="%9."/>
+      <w:lvlJc w:val="left"/>
+      <w:pPr>
+        <w:ind w:left="6480" w:hanging="360"/>
+      </w:pPr>
+      <w:rPr>
+        <w:u w:val="none"/>
+      </w:rPr>
+    </w:lvl>
+  </w:abstractNum>
+  <w:abstractNum w:abstractNumId="16">
+    <w:lvl w:ilvl="0">
+      <w:start w:val="1"/>
+      <w:numFmt w:val="bullet"/>
+      <w:lvlText w:val="●"/>
+      <w:lvlJc w:val="left"/>
+      <w:pPr>
+        <w:ind w:left="720" w:hanging="360"/>
+      </w:pPr>
+      <w:rPr>
+        <w:u w:val="none"/>
+      </w:rPr>
+    </w:lvl>
+    <w:lvl w:ilvl="1">
+      <w:start w:val="1"/>
+      <w:numFmt w:val="bullet"/>
+      <w:lvlText w:val="○"/>
+      <w:lvlJc w:val="left"/>
+      <w:pPr>
+        <w:ind w:left="1440" w:hanging="360"/>
+      </w:pPr>
+      <w:rPr>
+        <w:u w:val="none"/>
+      </w:rPr>
+    </w:lvl>
+    <w:lvl w:ilvl="2">
+      <w:start w:val="1"/>
+      <w:numFmt w:val="bullet"/>
+      <w:lvlText w:val="■"/>
+      <w:lvlJc w:val="left"/>
+      <w:pPr>
+        <w:ind w:left="2160" w:hanging="360"/>
+      </w:pPr>
+      <w:rPr>
+        <w:u w:val="none"/>
+      </w:rPr>
+    </w:lvl>
+    <w:lvl w:ilvl="3">
+      <w:start w:val="1"/>
+      <w:numFmt w:val="bullet"/>
+      <w:lvlText w:val="●"/>
+      <w:lvlJc w:val="left"/>
+      <w:pPr>
+        <w:ind w:left="2880" w:hanging="360"/>
+      </w:pPr>
+      <w:rPr>
+        <w:u w:val="none"/>
+      </w:rPr>
+    </w:lvl>
+    <w:lvl w:ilvl="4">
+      <w:start w:val="1"/>
+      <w:numFmt w:val="bullet"/>
+      <w:lvlText w:val="○"/>
+      <w:lvlJc w:val="left"/>
+      <w:pPr>
+        <w:ind w:left="3600" w:hanging="360"/>
+      </w:pPr>
+      <w:rPr>
+        <w:u w:val="none"/>
+      </w:rPr>
+    </w:lvl>
+    <w:lvl w:ilvl="5">
+      <w:start w:val="1"/>
+      <w:numFmt w:val="bullet"/>
+      <w:lvlText w:val="■"/>
+      <w:lvlJc w:val="left"/>
+      <w:pPr>
+        <w:ind w:left="4320" w:hanging="360"/>
+      </w:pPr>
+      <w:rPr>
+        <w:u w:val="none"/>
+      </w:rPr>
+    </w:lvl>
+    <w:lvl w:ilvl="6">
+      <w:start w:val="1"/>
+      <w:numFmt w:val="bullet"/>
+      <w:lvlText w:val="●"/>
+      <w:lvlJc w:val="left"/>
+      <w:pPr>
+        <w:ind w:left="5040" w:hanging="360"/>
+      </w:pPr>
+      <w:rPr>
+        <w:u w:val="none"/>
+      </w:rPr>
+    </w:lvl>
+    <w:lvl w:ilvl="7">
+      <w:start w:val="1"/>
+      <w:numFmt w:val="bullet"/>
+      <w:lvlText w:val="○"/>
+      <w:lvlJc w:val="left"/>
+      <w:pPr>
+        <w:ind w:left="5760" w:hanging="360"/>
+      </w:pPr>
+      <w:rPr>
+        <w:u w:val="none"/>
+      </w:rPr>
+    </w:lvl>
+    <w:lvl w:ilvl="8">
+      <w:start w:val="1"/>
+      <w:numFmt w:val="bullet"/>
+      <w:lvlText w:val="■"/>
+      <w:lvlJc w:val="left"/>
+      <w:pPr>
+        <w:ind w:left="6480" w:hanging="360"/>
+      </w:pPr>
+      <w:rPr>
+        <w:u w:val="none"/>
+      </w:rPr>
+    </w:lvl>
+  </w:abstractNum>
+  <w:abstractNum w:abstractNumId="17">
+    <w:lvl w:ilvl="0">
+      <w:start w:val="1"/>
+      <w:numFmt w:val="bullet"/>
+      <w:lvlText w:val="●"/>
+      <w:lvlJc w:val="left"/>
+      <w:pPr>
+        <w:ind w:left="720" w:hanging="360"/>
+      </w:pPr>
+      <w:rPr>
+        <w:u w:val="none"/>
+      </w:rPr>
+    </w:lvl>
+    <w:lvl w:ilvl="1">
+      <w:start w:val="1"/>
+      <w:numFmt w:val="bullet"/>
+      <w:lvlText w:val="○"/>
+      <w:lvlJc w:val="left"/>
+      <w:pPr>
+        <w:ind w:left="1440" w:hanging="360"/>
+      </w:pPr>
+      <w:rPr>
+        <w:u w:val="none"/>
+      </w:rPr>
+    </w:lvl>
+    <w:lvl w:ilvl="2">
+      <w:start w:val="1"/>
+      <w:numFmt w:val="bullet"/>
+      <w:lvlText w:val="■"/>
+      <w:lvlJc w:val="left"/>
+      <w:pPr>
+        <w:ind w:left="2160" w:hanging="360"/>
+      </w:pPr>
+      <w:rPr>
+        <w:u w:val="none"/>
+      </w:rPr>
+    </w:lvl>
+    <w:lvl w:ilvl="3">
+      <w:start w:val="1"/>
+      <w:numFmt w:val="bullet"/>
+      <w:lvlText w:val="●"/>
+      <w:lvlJc w:val="left"/>
+      <w:pPr>
+        <w:ind w:left="2880" w:hanging="360"/>
+      </w:pPr>
+      <w:rPr>
+        <w:u w:val="none"/>
+      </w:rPr>
+    </w:lvl>
+    <w:lvl w:ilvl="4">
+      <w:start w:val="1"/>
+      <w:numFmt w:val="bullet"/>
+      <w:lvlText w:val="○"/>
+      <w:lvlJc w:val="left"/>
+      <w:pPr>
+        <w:ind w:left="3600" w:hanging="360"/>
+      </w:pPr>
+      <w:rPr>
+        <w:u w:val="none"/>
+      </w:rPr>
+    </w:lvl>
+    <w:lvl w:ilvl="5">
+      <w:start w:val="1"/>
+      <w:numFmt w:val="bullet"/>
+      <w:lvlText w:val="■"/>
+      <w:lvlJc w:val="left"/>
+      <w:pPr>
+        <w:ind w:left="4320" w:hanging="360"/>
+      </w:pPr>
+      <w:rPr>
+        <w:u w:val="none"/>
+      </w:rPr>
+    </w:lvl>
+    <w:lvl w:ilvl="6">
+      <w:start w:val="1"/>
+      <w:numFmt w:val="bullet"/>
+      <w:lvlText w:val="●"/>
+      <w:lvlJc w:val="left"/>
+      <w:pPr>
+        <w:ind w:left="5040" w:hanging="360"/>
+      </w:pPr>
+      <w:rPr>
+        <w:u w:val="none"/>
+      </w:rPr>
+    </w:lvl>
+    <w:lvl w:ilvl="7">
+      <w:start w:val="1"/>
+      <w:numFmt w:val="bullet"/>
+      <w:lvlText w:val="○"/>
+      <w:lvlJc w:val="left"/>
+      <w:pPr>
+        <w:ind w:left="5760" w:hanging="360"/>
+      </w:pPr>
+      <w:rPr>
+        <w:u w:val="none"/>
+      </w:rPr>
+    </w:lvl>
+    <w:lvl w:ilvl="8">
+      <w:start w:val="1"/>
+      <w:numFmt w:val="bullet"/>
+      <w:lvlText w:val="■"/>
+      <w:lvlJc w:val="left"/>
+      <w:pPr>
+        <w:ind w:left="6480" w:hanging="360"/>
+      </w:pPr>
+      <w:rPr>
+        <w:u w:val="none"/>
+      </w:rPr>
+    </w:lvl>
+  </w:abstractNum>
+  <w:abstractNum w:abstractNumId="18">
+    <w:lvl w:ilvl="0">
+      <w:start w:val="1"/>
+      <w:numFmt w:val="decimal"/>
+      <w:lvlText w:val="%1."/>
+      <w:lvlJc w:val="left"/>
+      <w:pPr>
+        <w:ind w:left="720" w:hanging="360"/>
+      </w:pPr>
+      <w:rPr>
+        <w:u w:val="none"/>
+      </w:rPr>
+    </w:lvl>
+    <w:lvl w:ilvl="1">
+      <w:start w:val="1"/>
+      <w:numFmt w:val="lowerLetter"/>
+      <w:lvlText w:val="%2."/>
+      <w:lvlJc w:val="left"/>
+      <w:pPr>
+        <w:ind w:left="1440" w:hanging="360"/>
+      </w:pPr>
+      <w:rPr>
+        <w:u w:val="none"/>
+      </w:rPr>
+    </w:lvl>
+    <w:lvl w:ilvl="2">
+      <w:start w:val="1"/>
+      <w:numFmt w:val="lowerRoman"/>
+      <w:lvlText w:val="%3."/>
+      <w:lvlJc w:val="left"/>
+      <w:pPr>
+        <w:ind w:left="2160" w:hanging="360"/>
+      </w:pPr>
+      <w:rPr>
+        <w:u w:val="none"/>
+      </w:rPr>
+    </w:lvl>
+    <w:lvl w:ilvl="3">
+      <w:start w:val="1"/>
+      <w:numFmt w:val="decimal"/>
+      <w:lvlText w:val="%4."/>
+      <w:lvlJc w:val="left"/>
+      <w:pPr>
+        <w:ind w:left="2880" w:hanging="360"/>
+      </w:pPr>
+      <w:rPr>
+        <w:u w:val="none"/>
+      </w:rPr>
+    </w:lvl>
+    <w:lvl w:ilvl="4">
+      <w:start w:val="1"/>
+      <w:numFmt w:val="lowerLetter"/>
+      <w:lvlText w:val="%5."/>
+      <w:lvlJc w:val="left"/>
+      <w:pPr>
+        <w:ind w:left="3600" w:hanging="360"/>
+      </w:pPr>
+      <w:rPr>
+        <w:u w:val="none"/>
+      </w:rPr>
+    </w:lvl>
+    <w:lvl w:ilvl="5">
+      <w:start w:val="1"/>
+      <w:numFmt w:val="lowerRoman"/>
+      <w:lvlText w:val="%6."/>
+      <w:lvlJc w:val="left"/>
+      <w:pPr>
+        <w:ind w:left="4320" w:hanging="360"/>
+      </w:pPr>
+      <w:rPr>
+        <w:u w:val="none"/>
+      </w:rPr>
+    </w:lvl>
+    <w:lvl w:ilvl="6">
+      <w:start w:val="1"/>
+      <w:numFmt w:val="decimal"/>
+      <w:lvlText w:val="%7."/>
+      <w:lvlJc w:val="left"/>
+      <w:pPr>
+        <w:ind w:left="5040" w:hanging="360"/>
+      </w:pPr>
+      <w:rPr>
+        <w:u w:val="none"/>
+      </w:rPr>
+    </w:lvl>
+    <w:lvl w:ilvl="7">
+      <w:start w:val="1"/>
+      <w:numFmt w:val="lowerLetter"/>
+      <w:lvlText w:val="%8."/>
+      <w:lvlJc w:val="left"/>
+      <w:pPr>
+        <w:ind w:left="5760" w:hanging="360"/>
+      </w:pPr>
+      <w:rPr>
+        <w:u w:val="none"/>
+      </w:rPr>
+    </w:lvl>
+    <w:lvl w:ilvl="8">
+      <w:start w:val="1"/>
+      <w:numFmt w:val="lowerRoman"/>
+      <w:lvlText w:val="%9."/>
+      <w:lvlJc w:val="left"/>
+      <w:pPr>
+        <w:ind w:left="6480" w:hanging="360"/>
+      </w:pPr>
+      <w:rPr>
+        <w:u w:val="none"/>
+      </w:rPr>
+    </w:lvl>
+  </w:abstractNum>
+  <w:abstractNum w:abstractNumId="19">
+    <w:lvl w:ilvl="0">
+      <w:start w:val="1"/>
+      <w:numFmt w:val="bullet"/>
+      <w:lvlText w:val="●"/>
+      <w:lvlJc w:val="left"/>
+      <w:pPr>
+        <w:ind w:left="720" w:hanging="360"/>
+      </w:pPr>
+      <w:rPr>
+        <w:u w:val="none"/>
+      </w:rPr>
+    </w:lvl>
+    <w:lvl w:ilvl="1">
+      <w:start w:val="1"/>
+      <w:numFmt w:val="bullet"/>
+      <w:lvlText w:val="○"/>
+      <w:lvlJc w:val="left"/>
+      <w:pPr>
+        <w:ind w:left="1440" w:hanging="360"/>
+      </w:pPr>
+      <w:rPr>
+        <w:u w:val="none"/>
+      </w:rPr>
+    </w:lvl>
+    <w:lvl w:ilvl="2">
+      <w:start w:val="1"/>
+      <w:numFmt w:val="bullet"/>
+      <w:lvlText w:val="■"/>
+      <w:lvlJc w:val="left"/>
+      <w:pPr>
+        <w:ind w:left="2160" w:hanging="360"/>
+      </w:pPr>
+      <w:rPr>
+        <w:u w:val="none"/>
+      </w:rPr>
+    </w:lvl>
+    <w:lvl w:ilvl="3">
+      <w:start w:val="1"/>
+      <w:numFmt w:val="bullet"/>
+      <w:lvlText w:val="●"/>
+      <w:lvlJc w:val="left"/>
+      <w:pPr>
+        <w:ind w:left="2880" w:hanging="360"/>
+      </w:pPr>
+      <w:rPr>
+        <w:u w:val="none"/>
+      </w:rPr>
+    </w:lvl>
+    <w:lvl w:ilvl="4">
+      <w:start w:val="1"/>
+      <w:numFmt w:val="bullet"/>
+      <w:lvlText w:val="○"/>
+      <w:lvlJc w:val="left"/>
+      <w:pPr>
+        <w:ind w:left="3600" w:hanging="360"/>
+      </w:pPr>
+      <w:rPr>
+        <w:u w:val="none"/>
+      </w:rPr>
+    </w:lvl>
+    <w:lvl w:ilvl="5">
+      <w:start w:val="1"/>
+      <w:numFmt w:val="bullet"/>
+      <w:lvlText w:val="■"/>
+      <w:lvlJc w:val="left"/>
+      <w:pPr>
+        <w:ind w:left="4320" w:hanging="360"/>
+      </w:pPr>
+      <w:rPr>
+        <w:u w:val="none"/>
+      </w:rPr>
+    </w:lvl>
+    <w:lvl w:ilvl="6">
+      <w:start w:val="1"/>
+      <w:numFmt w:val="bullet"/>
+      <w:lvlText w:val="●"/>
+      <w:lvlJc w:val="left"/>
+      <w:pPr>
+        <w:ind w:left="5040" w:hanging="360"/>
+      </w:pPr>
+      <w:rPr>
+        <w:u w:val="none"/>
+      </w:rPr>
+    </w:lvl>
+    <w:lvl w:ilvl="7">
+      <w:start w:val="1"/>
+      <w:numFmt w:val="bullet"/>
+      <w:lvlText w:val="○"/>
+      <w:lvlJc w:val="left"/>
+      <w:pPr>
+        <w:ind w:left="5760" w:hanging="360"/>
+      </w:pPr>
+      <w:rPr>
+        <w:u w:val="none"/>
+      </w:rPr>
+    </w:lvl>
+    <w:lvl w:ilvl="8">
+      <w:start w:val="1"/>
+      <w:numFmt w:val="bullet"/>
+      <w:lvlText w:val="■"/>
+      <w:lvlJc w:val="left"/>
+      <w:pPr>
+        <w:ind w:left="6480" w:hanging="360"/>
+      </w:pPr>
+      <w:rPr>
+        <w:u w:val="none"/>
+      </w:rPr>
+    </w:lvl>
+  </w:abstractNum>
+  <w:abstractNum w:abstractNumId="20">
+    <w:lvl w:ilvl="0">
+      <w:start w:val="1"/>
+      <w:numFmt w:val="decimal"/>
+      <w:lvlText w:val="%1."/>
+      <w:lvlJc w:val="left"/>
+      <w:pPr>
+        <w:ind w:left="720" w:hanging="360"/>
+      </w:pPr>
+      <w:rPr>
+        <w:u w:val="none"/>
+      </w:rPr>
+    </w:lvl>
+    <w:lvl w:ilvl="1">
+      <w:start w:val="1"/>
+      <w:numFmt w:val="lowerLetter"/>
+      <w:lvlText w:val="%2."/>
+      <w:lvlJc w:val="left"/>
+      <w:pPr>
+        <w:ind w:left="1440" w:hanging="360"/>
+      </w:pPr>
+      <w:rPr>
+        <w:u w:val="none"/>
+      </w:rPr>
+    </w:lvl>
+    <w:lvl w:ilvl="2">
+      <w:start w:val="1"/>
+      <w:numFmt w:val="lowerRoman"/>
+      <w:lvlText w:val="%3."/>
+      <w:lvlJc w:val="left"/>
+      <w:pPr>
+        <w:ind w:left="2160" w:hanging="360"/>
+      </w:pPr>
+      <w:rPr>
+        <w:u w:val="none"/>
+      </w:rPr>
+    </w:lvl>
+    <w:lvl w:ilvl="3">
+      <w:start w:val="1"/>
+      <w:numFmt w:val="decimal"/>
+      <w:lvlText w:val="%4."/>
+      <w:lvlJc w:val="left"/>
+      <w:pPr>
+        <w:ind w:left="2880" w:hanging="360"/>
+      </w:pPr>
+      <w:rPr>
+        <w:u w:val="none"/>
+      </w:rPr>
+    </w:lvl>
+    <w:lvl w:ilvl="4">
+      <w:start w:val="1"/>
+      <w:numFmt w:val="lowerLetter"/>
+      <w:lvlText w:val="%5."/>
+      <w:lvlJc w:val="left"/>
+      <w:pPr>
+        <w:ind w:left="3600" w:hanging="360"/>
+      </w:pPr>
+      <w:rPr>
+        <w:u w:val="none"/>
+      </w:rPr>
+    </w:lvl>
+    <w:lvl w:ilvl="5">
+      <w:start w:val="1"/>
+      <w:numFmt w:val="lowerRoman"/>
+      <w:lvlText w:val="%6."/>
+      <w:lvlJc w:val="left"/>
+      <w:pPr>
+        <w:ind w:left="4320" w:hanging="360"/>
+      </w:pPr>
+      <w:rPr>
+        <w:u w:val="none"/>
+      </w:rPr>
+    </w:lvl>
+    <w:lvl w:ilvl="6">
+      <w:start w:val="1"/>
+      <w:numFmt w:val="decimal"/>
+      <w:lvlText w:val="%7."/>
+      <w:lvlJc w:val="left"/>
+      <w:pPr>
+        <w:ind w:left="5040" w:hanging="360"/>
+      </w:pPr>
+      <w:rPr>
+        <w:u w:val="none"/>
+      </w:rPr>
+    </w:lvl>
+    <w:lvl w:ilvl="7">
+      <w:start w:val="1"/>
+      <w:numFmt w:val="lowerLetter"/>
+      <w:lvlText w:val="%8."/>
+      <w:lvlJc w:val="left"/>
+      <w:pPr>
+        <w:ind w:left="5760" w:hanging="360"/>
+      </w:pPr>
+      <w:rPr>
+        <w:u w:val="none"/>
+      </w:rPr>
+    </w:lvl>
+    <w:lvl w:ilvl="8">
+      <w:start w:val="1"/>
+      <w:numFmt w:val="lowerRoman"/>
+      <w:lvlText w:val="%9."/>
+      <w:lvlJc w:val="left"/>
+      <w:pPr>
+        <w:ind w:left="6480" w:hanging="360"/>
+      </w:pPr>
+      <w:rPr>
+        <w:u w:val="none"/>
+      </w:rPr>
+    </w:lvl>
+  </w:abstractNum>
+  <w:abstractNum w:abstractNumId="21">
+    <w:lvl w:ilvl="0">
+      <w:start w:val="1"/>
+      <w:numFmt w:val="decimal"/>
+      <w:lvlText w:val="%1."/>
+      <w:lvlJc w:val="left"/>
+      <w:pPr>
+        <w:ind w:left="720" w:hanging="360"/>
+      </w:pPr>
+      <w:rPr>
+        <w:u w:val="none"/>
+      </w:rPr>
+    </w:lvl>
+    <w:lvl w:ilvl="1">
+      <w:start w:val="1"/>
+      <w:numFmt w:val="lowerLetter"/>
+      <w:lvlText w:val="%2."/>
+      <w:lvlJc w:val="left"/>
+      <w:pPr>
+        <w:ind w:left="1440" w:hanging="360"/>
+      </w:pPr>
+      <w:rPr>
+        <w:u w:val="none"/>
+      </w:rPr>
+    </w:lvl>
+    <w:lvl w:ilvl="2">
+      <w:start w:val="1"/>
+      <w:numFmt w:val="lowerRoman"/>
+      <w:lvlText w:val="%3."/>
+      <w:lvlJc w:val="left"/>
+      <w:pPr>
+        <w:ind w:left="2160" w:hanging="360"/>
+      </w:pPr>
+      <w:rPr>
+        <w:u w:val="none"/>
+      </w:rPr>
+    </w:lvl>
+    <w:lvl w:ilvl="3">
+      <w:start w:val="1"/>
+      <w:numFmt w:val="decimal"/>
+      <w:lvlText w:val="%4."/>
+      <w:lvlJc w:val="left"/>
+      <w:pPr>
+        <w:ind w:left="2880" w:hanging="360"/>
+      </w:pPr>
+      <w:rPr>
+        <w:u w:val="none"/>
+      </w:rPr>
+    </w:lvl>
+    <w:lvl w:ilvl="4">
+      <w:start w:val="1"/>
+      <w:numFmt w:val="lowerLetter"/>
+      <w:lvlText w:val="%5."/>
+      <w:lvlJc w:val="left"/>
+      <w:pPr>
+        <w:ind w:left="3600" w:hanging="360"/>
+      </w:pPr>
+      <w:rPr>
+        <w:u w:val="none"/>
+      </w:rPr>
+    </w:lvl>
+    <w:lvl w:ilvl="5">
+      <w:start w:val="1"/>
+      <w:numFmt w:val="lowerRoman"/>
+      <w:lvlText w:val="%6."/>
+      <w:lvlJc w:val="left"/>
+      <w:pPr>
+        <w:ind w:left="4320" w:hanging="360"/>
+      </w:pPr>
+      <w:rPr>
+        <w:u w:val="none"/>
+      </w:rPr>
+    </w:lvl>
+    <w:lvl w:ilvl="6">
+      <w:start w:val="1"/>
+      <w:numFmt w:val="decimal"/>
+      <w:lvlText w:val="%7."/>
+      <w:lvlJc w:val="left"/>
+      <w:pPr>
+        <w:ind w:left="5040" w:hanging="360"/>
+      </w:pPr>
+      <w:rPr>
+        <w:u w:val="none"/>
+      </w:rPr>
+    </w:lvl>
+    <w:lvl w:ilvl="7">
+      <w:start w:val="1"/>
+      <w:numFmt w:val="lowerLetter"/>
+      <w:lvlText w:val="%8."/>
+      <w:lvlJc w:val="left"/>
+      <w:pPr>
+        <w:ind w:left="5760" w:hanging="360"/>
+      </w:pPr>
+      <w:rPr>
+        <w:u w:val="none"/>
+      </w:rPr>
+    </w:lvl>
+    <w:lvl w:ilvl="8">
+      <w:start w:val="1"/>
+      <w:numFmt w:val="lowerRoman"/>
+      <w:lvlText w:val="%9."/>
+      <w:lvlJc w:val="left"/>
+      <w:pPr>
+        <w:ind w:left="6480" w:hanging="360"/>
+      </w:pPr>
+      <w:rPr>
+        <w:u w:val="none"/>
+      </w:rPr>
+    </w:lvl>
+  </w:abstractNum>
+  <w:abstractNum w:abstractNumId="22">
+    <w:lvl w:ilvl="0">
+      <w:start w:val="1"/>
+      <w:numFmt w:val="decimal"/>
+      <w:lvlText w:val="%1."/>
+      <w:lvlJc w:val="left"/>
+      <w:pPr>
+        <w:ind w:left="720" w:hanging="360"/>
+      </w:pPr>
+      <w:rPr>
+        <w:u w:val="none"/>
+      </w:rPr>
+    </w:lvl>
+    <w:lvl w:ilvl="1">
+      <w:start w:val="1"/>
+      <w:numFmt w:val="lowerLetter"/>
+      <w:lvlText w:val="%2."/>
+      <w:lvlJc w:val="left"/>
+      <w:pPr>
+        <w:ind w:left="1440" w:hanging="360"/>
+      </w:pPr>
+      <w:rPr>
+        <w:u w:val="none"/>
+      </w:rPr>
+    </w:lvl>
+    <w:lvl w:ilvl="2">
+      <w:start w:val="1"/>
+      <w:numFmt w:val="lowerRoman"/>
+      <w:lvlText w:val="%3."/>
+      <w:lvlJc w:val="left"/>
+      <w:pPr>
+        <w:ind w:left="2160" w:hanging="360"/>
+      </w:pPr>
+      <w:rPr>
+        <w:u w:val="none"/>
+      </w:rPr>
+    </w:lvl>
+    <w:lvl w:ilvl="3">
+      <w:start w:val="1"/>
+      <w:numFmt w:val="decimal"/>
+      <w:lvlText w:val="%4."/>
+      <w:lvlJc w:val="left"/>
+      <w:pPr>
+        <w:ind w:left="2880" w:hanging="360"/>
+      </w:pPr>
+      <w:rPr>
+        <w:u w:val="none"/>
+      </w:rPr>
+    </w:lvl>
+    <w:lvl w:ilvl="4">
+      <w:start w:val="1"/>
+      <w:numFmt w:val="lowerLetter"/>
+      <w:lvlText w:val="%5."/>
+      <w:lvlJc w:val="left"/>
+      <w:pPr>
+        <w:ind w:left="3600" w:hanging="360"/>
+      </w:pPr>
+      <w:rPr>
+        <w:u w:val="none"/>
+      </w:rPr>
+    </w:lvl>
+    <w:lvl w:ilvl="5">
+      <w:start w:val="1"/>
+      <w:numFmt w:val="lowerRoman"/>
+      <w:lvlText w:val="%6."/>
+      <w:lvlJc w:val="left"/>
+      <w:pPr>
+        <w:ind w:left="4320" w:hanging="360"/>
+      </w:pPr>
+      <w:rPr>
+        <w:u w:val="none"/>
+      </w:rPr>
+    </w:lvl>
+    <w:lvl w:ilvl="6">
+      <w:start w:val="1"/>
+      <w:numFmt w:val="decimal"/>
+      <w:lvlText w:val="%7."/>
+      <w:lvlJc w:val="left"/>
+      <w:pPr>
+        <w:ind w:left="5040" w:hanging="360"/>
+      </w:pPr>
+      <w:rPr>
+        <w:u w:val="none"/>
+      </w:rPr>
+    </w:lvl>
+    <w:lvl w:ilvl="7">
+      <w:start w:val="1"/>
+      <w:numFmt w:val="lowerLetter"/>
+      <w:lvlText w:val="%8."/>
+      <w:lvlJc w:val="left"/>
+      <w:pPr>
+        <w:ind w:left="5760" w:hanging="360"/>
+      </w:pPr>
+      <w:rPr>
+        <w:u w:val="none"/>
+      </w:rPr>
+    </w:lvl>
+    <w:lvl w:ilvl="8">
+      <w:start w:val="1"/>
+      <w:numFmt w:val="lowerRoman"/>
+      <w:lvlText w:val="%9."/>
+      <w:lvlJc w:val="left"/>
+      <w:pPr>
+        <w:ind w:left="6480" w:hanging="360"/>
+      </w:pPr>
+      <w:rPr>
+        <w:u w:val="none"/>
+      </w:rPr>
+    </w:lvl>
+  </w:abstractNum>
+  <w:abstractNum w:abstractNumId="23">
+    <w:lvl w:ilvl="0">
+      <w:start w:val="1"/>
+      <w:numFmt w:val="bullet"/>
+      <w:lvlText w:val="●"/>
+      <w:lvlJc w:val="left"/>
+      <w:pPr>
+        <w:ind w:left="720" w:hanging="360"/>
+      </w:pPr>
+      <w:rPr>
+        <w:u w:val="none"/>
+      </w:rPr>
+    </w:lvl>
+    <w:lvl w:ilvl="1">
+      <w:start w:val="1"/>
+      <w:numFmt w:val="bullet"/>
+      <w:lvlText w:val="○"/>
+      <w:lvlJc w:val="left"/>
+      <w:pPr>
+        <w:ind w:left="1440" w:hanging="360"/>
+      </w:pPr>
+      <w:rPr>
+        <w:u w:val="none"/>
+      </w:rPr>
+    </w:lvl>
+    <w:lvl w:ilvl="2">
+      <w:start w:val="1"/>
+      <w:numFmt w:val="bullet"/>
+      <w:lvlText w:val="■"/>
+      <w:lvlJc w:val="left"/>
+      <w:pPr>
+        <w:ind w:left="2160" w:hanging="360"/>
+      </w:pPr>
+      <w:rPr>
+        <w:u w:val="none"/>
+      </w:rPr>
+    </w:lvl>
+    <w:lvl w:ilvl="3">
+      <w:start w:val="1"/>
+      <w:numFmt w:val="bullet"/>
+      <w:lvlText w:val="●"/>
+      <w:lvlJc w:val="left"/>
+      <w:pPr>
+        <w:ind w:left="2880" w:hanging="360"/>
+      </w:pPr>
+      <w:rPr>
+        <w:u w:val="none"/>
+      </w:rPr>
+    </w:lvl>
+    <w:lvl w:ilvl="4">
+      <w:start w:val="1"/>
+      <w:numFmt w:val="bullet"/>
+      <w:lvlText w:val="○"/>
+      <w:lvlJc w:val="left"/>
+      <w:pPr>
+        <w:ind w:left="3600" w:hanging="360"/>
+      </w:pPr>
+      <w:rPr>
+        <w:u w:val="none"/>
+      </w:rPr>
+    </w:lvl>
+    <w:lvl w:ilvl="5">
+      <w:start w:val="1"/>
+      <w:numFmt w:val="bullet"/>
+      <w:lvlText w:val="■"/>
+      <w:lvlJc w:val="left"/>
+      <w:pPr>
+        <w:ind w:left="4320" w:hanging="360"/>
+      </w:pPr>
+      <w:rPr>
+        <w:u w:val="none"/>
+      </w:rPr>
+    </w:lvl>
+    <w:lvl w:ilvl="6">
+      <w:start w:val="1"/>
+      <w:numFmt w:val="bullet"/>
+      <w:lvlText w:val="●"/>
+      <w:lvlJc w:val="left"/>
+      <w:pPr>
+        <w:ind w:left="5040" w:hanging="360"/>
+      </w:pPr>
+      <w:rPr>
+        <w:u w:val="none"/>
+      </w:rPr>
+    </w:lvl>
+    <w:lvl w:ilvl="7">
+      <w:start w:val="1"/>
+      <w:numFmt w:val="bullet"/>
+      <w:lvlText w:val="○"/>
+      <w:lvlJc w:val="left"/>
+      <w:pPr>
+        <w:ind w:left="5760" w:hanging="360"/>
+      </w:pPr>
+      <w:rPr>
+        <w:u w:val="none"/>
+      </w:rPr>
+    </w:lvl>
+    <w:lvl w:ilvl="8">
+      <w:start w:val="1"/>
+      <w:numFmt w:val="bullet"/>
+      <w:lvlText w:val="■"/>
+      <w:lvlJc w:val="left"/>
+      <w:pPr>
+        <w:ind w:left="6480" w:hanging="360"/>
+      </w:pPr>
+      <w:rPr>
+        <w:u w:val="none"/>
+      </w:rPr>
+    </w:lvl>
+  </w:abstractNum>
+  <w:abstractNum w:abstractNumId="24">
+    <w:lvl w:ilvl="0">
+      <w:start w:val="1"/>
+      <w:numFmt w:val="bullet"/>
+      <w:lvlText w:val="●"/>
+      <w:lvlJc w:val="left"/>
+      <w:pPr>
+        <w:ind w:left="720" w:hanging="360"/>
+      </w:pPr>
+      <w:rPr>
+        <w:u w:val="none"/>
+      </w:rPr>
+    </w:lvl>
+    <w:lvl w:ilvl="1">
+      <w:start w:val="1"/>
+      <w:numFmt w:val="bullet"/>
+      <w:lvlText w:val="○"/>
+      <w:lvlJc w:val="left"/>
+      <w:pPr>
+        <w:ind w:left="1440" w:hanging="360"/>
+      </w:pPr>
+      <w:rPr>
+        <w:u w:val="none"/>
+      </w:rPr>
+    </w:lvl>
+    <w:lvl w:ilvl="2">
+      <w:start w:val="1"/>
+      <w:numFmt w:val="bullet"/>
+      <w:lvlText w:val="■"/>
+      <w:lvlJc w:val="left"/>
+      <w:pPr>
+        <w:ind w:left="2160" w:hanging="360"/>
+      </w:pPr>
+      <w:rPr>
+        <w:u w:val="none"/>
+      </w:rPr>
+    </w:lvl>
+    <w:lvl w:ilvl="3">
+      <w:start w:val="1"/>
+      <w:numFmt w:val="bullet"/>
+      <w:lvlText w:val="●"/>
+      <w:lvlJc w:val="left"/>
+      <w:pPr>
+        <w:ind w:left="2880" w:hanging="360"/>
+      </w:pPr>
+      <w:rPr>
+        <w:u w:val="none"/>
+      </w:rPr>
+    </w:lvl>
+    <w:lvl w:ilvl="4">
+      <w:start w:val="1"/>
+      <w:numFmt w:val="bullet"/>
+      <w:lvlText w:val="○"/>
+      <w:lvlJc w:val="left"/>
+      <w:pPr>
+        <w:ind w:left="3600" w:hanging="360"/>
+      </w:pPr>
+      <w:rPr>
+        <w:u w:val="none"/>
+      </w:rPr>
+    </w:lvl>
+    <w:lvl w:ilvl="5">
+      <w:start w:val="1"/>
+      <w:numFmt w:val="bullet"/>
+      <w:lvlText w:val="■"/>
+      <w:lvlJc w:val="left"/>
+      <w:pPr>
+        <w:ind w:left="4320" w:hanging="360"/>
+      </w:pPr>
+      <w:rPr>
+        <w:u w:val="none"/>
+      </w:rPr>
+    </w:lvl>
+    <w:lvl w:ilvl="6">
+      <w:start w:val="1"/>
+      <w:numFmt w:val="bullet"/>
+      <w:lvlText w:val="●"/>
+      <w:lvlJc w:val="left"/>
+      <w:pPr>
+        <w:ind w:left="5040" w:hanging="360"/>
+      </w:pPr>
+      <w:rPr>
+        <w:u w:val="none"/>
+      </w:rPr>
+    </w:lvl>
+    <w:lvl w:ilvl="7">
+      <w:start w:val="1"/>
+      <w:numFmt w:val="bullet"/>
+      <w:lvlText w:val="○"/>
+      <w:lvlJc w:val="left"/>
+      <w:pPr>
+        <w:ind w:left="5760" w:hanging="360"/>
+      </w:pPr>
+      <w:rPr>
+        <w:u w:val="none"/>
+      </w:rPr>
+    </w:lvl>
+    <w:lvl w:ilvl="8">
+      <w:start w:val="1"/>
+      <w:numFmt w:val="bullet"/>
+      <w:lvlText w:val="■"/>
+      <w:lvlJc w:val="left"/>
+      <w:pPr>
+        <w:ind w:left="6480" w:hanging="360"/>
+      </w:pPr>
+      <w:rPr>
+        <w:u w:val="none"/>
+      </w:rPr>
+    </w:lvl>
+  </w:abstractNum>
+  <w:abstractNum w:abstractNumId="25">
+    <w:lvl w:ilvl="0">
+      <w:start w:val="1"/>
+      <w:numFmt w:val="bullet"/>
+      <w:lvlText w:val="●"/>
+      <w:lvlJc w:val="left"/>
+      <w:pPr>
+        <w:ind w:left="720" w:hanging="360"/>
+      </w:pPr>
+      <w:rPr>
+        <w:u w:val="none"/>
+      </w:rPr>
+    </w:lvl>
+    <w:lvl w:ilvl="1">
+      <w:start w:val="1"/>
+      <w:numFmt w:val="bullet"/>
+      <w:lvlText w:val="○"/>
+      <w:lvlJc w:val="left"/>
+      <w:pPr>
+        <w:ind w:left="1440" w:hanging="360"/>
+      </w:pPr>
+      <w:rPr>
+        <w:u w:val="none"/>
+      </w:rPr>
+    </w:lvl>
+    <w:lvl w:ilvl="2">
+      <w:start w:val="1"/>
+      <w:numFmt w:val="bullet"/>
+      <w:lvlText w:val="■"/>
+      <w:lvlJc w:val="left"/>
+      <w:pPr>
+        <w:ind w:left="2160" w:hanging="360"/>
+      </w:pPr>
+      <w:rPr>
+        <w:u w:val="none"/>
+      </w:rPr>
+    </w:lvl>
+    <w:lvl w:ilvl="3">
+      <w:start w:val="1"/>
+      <w:numFmt w:val="bullet"/>
+      <w:lvlText w:val="●"/>
+      <w:lvlJc w:val="left"/>
+      <w:pPr>
+        <w:ind w:left="2880" w:hanging="360"/>
+      </w:pPr>
+      <w:rPr>
+        <w:u w:val="none"/>
+      </w:rPr>
+    </w:lvl>
+    <w:lvl w:ilvl="4">
+      <w:start w:val="1"/>
+      <w:numFmt w:val="bullet"/>
+      <w:lvlText w:val="○"/>
+      <w:lvlJc w:val="left"/>
+      <w:pPr>
+        <w:ind w:left="3600" w:hanging="360"/>
+      </w:pPr>
+      <w:rPr>
+        <w:u w:val="none"/>
+      </w:rPr>
+    </w:lvl>
+    <w:lvl w:ilvl="5">
+      <w:start w:val="1"/>
+      <w:numFmt w:val="bullet"/>
+      <w:lvlText w:val="■"/>
+      <w:lvlJc w:val="left"/>
+      <w:pPr>
+        <w:ind w:left="4320" w:hanging="360"/>
+      </w:pPr>
+      <w:rPr>
+        <w:u w:val="none"/>
+      </w:rPr>
+    </w:lvl>
+    <w:lvl w:ilvl="6">
+      <w:start w:val="1"/>
+      <w:numFmt w:val="bullet"/>
+      <w:lvlText w:val="●"/>
+      <w:lvlJc w:val="left"/>
+      <w:pPr>
+        <w:ind w:left="5040" w:hanging="360"/>
+      </w:pPr>
+      <w:rPr>
+        <w:u w:val="none"/>
+      </w:rPr>
+    </w:lvl>
+    <w:lvl w:ilvl="7">
+      <w:start w:val="1"/>
+      <w:numFmt w:val="bullet"/>
+      <w:lvlText w:val="○"/>
+      <w:lvlJc w:val="left"/>
+      <w:pPr>
+        <w:ind w:left="5760" w:hanging="360"/>
+      </w:pPr>
+      <w:rPr>
+        <w:u w:val="none"/>
+      </w:rPr>
+    </w:lvl>
+    <w:lvl w:ilvl="8">
+      <w:start w:val="1"/>
+      <w:numFmt w:val="bullet"/>
+      <w:lvlText w:val="■"/>
+      <w:lvlJc w:val="left"/>
+      <w:pPr>
+        <w:ind w:left="6480" w:hanging="360"/>
+      </w:pPr>
+      <w:rPr>
+        <w:u w:val="none"/>
+      </w:rPr>
+    </w:lvl>
+  </w:abstractNum>
+  <w:abstractNum w:abstractNumId="26">
+    <w:lvl w:ilvl="0">
+      <w:start w:val="1"/>
+      <w:numFmt w:val="bullet"/>
+      <w:lvlText w:val="●"/>
+      <w:lvlJc w:val="left"/>
+      <w:pPr>
+        <w:ind w:left="720" w:hanging="360"/>
+      </w:pPr>
+      <w:rPr>
+        <w:u w:val="none"/>
+      </w:rPr>
+    </w:lvl>
+    <w:lvl w:ilvl="1">
+      <w:start w:val="1"/>
+      <w:numFmt w:val="bullet"/>
+      <w:lvlText w:val="○"/>
+      <w:lvlJc w:val="left"/>
+      <w:pPr>
+        <w:ind w:left="1440" w:hanging="360"/>
+      </w:pPr>
+      <w:rPr>
+        <w:u w:val="none"/>
+      </w:rPr>
+    </w:lvl>
+    <w:lvl w:ilvl="2">
+      <w:start w:val="1"/>
+      <w:numFmt w:val="bullet"/>
+      <w:lvlText w:val="■"/>
+      <w:lvlJc w:val="left"/>
+      <w:pPr>
+        <w:ind w:left="2160" w:hanging="360"/>
+      </w:pPr>
+      <w:rPr>
+        <w:u w:val="none"/>
+      </w:rPr>
+    </w:lvl>
+    <w:lvl w:ilvl="3">
+      <w:start w:val="1"/>
+      <w:numFmt w:val="bullet"/>
+      <w:lvlText w:val="●"/>
+      <w:lvlJc w:val="left"/>
+      <w:pPr>
+        <w:ind w:left="2880" w:hanging="360"/>
+      </w:pPr>
+      <w:rPr>
+        <w:u w:val="none"/>
+      </w:rPr>
+    </w:lvl>
+    <w:lvl w:ilvl="4">
+      <w:start w:val="1"/>
+      <w:numFmt w:val="bullet"/>
+      <w:lvlText w:val="○"/>
+      <w:lvlJc w:val="left"/>
+      <w:pPr>
+        <w:ind w:left="3600" w:hanging="360"/>
+      </w:pPr>
+      <w:rPr>
+        <w:u w:val="none"/>
+      </w:rPr>
+    </w:lvl>
+    <w:lvl w:ilvl="5">
+      <w:start w:val="1"/>
+      <w:numFmt w:val="bullet"/>
+      <w:lvlText w:val="■"/>
+      <w:lvlJc w:val="left"/>
+      <w:pPr>
+        <w:ind w:left="4320" w:hanging="360"/>
+      </w:pPr>
+      <w:rPr>
+        <w:u w:val="none"/>
+      </w:rPr>
+    </w:lvl>
+    <w:lvl w:ilvl="6">
+      <w:start w:val="1"/>
+      <w:numFmt w:val="bullet"/>
+      <w:lvlText w:val="●"/>
+      <w:lvlJc w:val="left"/>
+      <w:pPr>
+        <w:ind w:left="5040" w:hanging="360"/>
+      </w:pPr>
+      <w:rPr>
+        <w:u w:val="none"/>
+      </w:rPr>
+    </w:lvl>
+    <w:lvl w:ilvl="7">
+      <w:start w:val="1"/>
+      <w:numFmt w:val="bullet"/>
+      <w:lvlText w:val="○"/>
+      <w:lvlJc w:val="left"/>
+      <w:pPr>
+        <w:ind w:left="5760" w:hanging="360"/>
+      </w:pPr>
+      <w:rPr>
+        <w:u w:val="none"/>
+      </w:rPr>
+    </w:lvl>
+    <w:lvl w:ilvl="8">
+      <w:start w:val="1"/>
+      <w:numFmt w:val="bullet"/>
+      <w:lvlText w:val="■"/>
+      <w:lvlJc w:val="left"/>
+      <w:pPr>
+        <w:ind w:left="6480" w:hanging="360"/>
+      </w:pPr>
+      <w:rPr>
+        <w:u w:val="none"/>
+      </w:rPr>
+    </w:lvl>
+  </w:abstractNum>
+  <w:abstractNum w:abstractNumId="27">
+    <w:lvl w:ilvl="0">
+      <w:start w:val="1"/>
+      <w:numFmt w:val="bullet"/>
+      <w:lvlText w:val="●"/>
+      <w:lvlJc w:val="left"/>
+      <w:pPr>
+        <w:ind w:left="720" w:hanging="360"/>
+      </w:pPr>
+      <w:rPr>
+        <w:u w:val="none"/>
+      </w:rPr>
+    </w:lvl>
+    <w:lvl w:ilvl="1">
+      <w:start w:val="1"/>
+      <w:numFmt w:val="bullet"/>
+      <w:lvlText w:val="○"/>
+      <w:lvlJc w:val="left"/>
+      <w:pPr>
+        <w:ind w:left="1440" w:hanging="360"/>
+      </w:pPr>
+      <w:rPr>
+        <w:u w:val="none"/>
+      </w:rPr>
+    </w:lvl>
+    <w:lvl w:ilvl="2">
+      <w:start w:val="1"/>
+      <w:numFmt w:val="bullet"/>
+      <w:lvlText w:val="■"/>
+      <w:lvlJc w:val="left"/>
+      <w:pPr>
+        <w:ind w:left="2160" w:hanging="360"/>
+      </w:pPr>
+      <w:rPr>
+        <w:u w:val="none"/>
+      </w:rPr>
+    </w:lvl>
+    <w:lvl w:ilvl="3">
+      <w:start w:val="1"/>
+      <w:numFmt w:val="bullet"/>
+      <w:lvlText w:val="●"/>
+      <w:lvlJc w:val="left"/>
+      <w:pPr>
+        <w:ind w:left="2880" w:hanging="360"/>
+      </w:pPr>
+      <w:rPr>
+        <w:u w:val="none"/>
+      </w:rPr>
+    </w:lvl>
+    <w:lvl w:ilvl="4">
+      <w:start w:val="1"/>
+      <w:numFmt w:val="bullet"/>
+      <w:lvlText w:val="○"/>
+      <w:lvlJc w:val="left"/>
+      <w:pPr>
+        <w:ind w:left="3600" w:hanging="360"/>
+      </w:pPr>
+      <w:rPr>
+        <w:u w:val="none"/>
+      </w:rPr>
+    </w:lvl>
+    <w:lvl w:ilvl="5">
+      <w:start w:val="1"/>
+      <w:numFmt w:val="bullet"/>
+      <w:lvlText w:val="■"/>
+      <w:lvlJc w:val="left"/>
+      <w:pPr>
+        <w:ind w:left="4320" w:hanging="360"/>
+      </w:pPr>
+      <w:rPr>
+        <w:u w:val="none"/>
+      </w:rPr>
+    </w:lvl>
+    <w:lvl w:ilvl="6">
+      <w:start w:val="1"/>
+      <w:numFmt w:val="bullet"/>
+      <w:lvlText w:val="●"/>
+      <w:lvlJc w:val="left"/>
+      <w:pPr>
+        <w:ind w:left="5040" w:hanging="360"/>
+      </w:pPr>
+      <w:rPr>
+        <w:u w:val="none"/>
+      </w:rPr>
+    </w:lvl>
+    <w:lvl w:ilvl="7">
+      <w:start w:val="1"/>
+      <w:numFmt w:val="bullet"/>
+      <w:lvlText w:val="○"/>
+      <w:lvlJc w:val="left"/>
+      <w:pPr>
+        <w:ind w:left="5760" w:hanging="360"/>
+      </w:pPr>
+      <w:rPr>
+        <w:u w:val="none"/>
+      </w:rPr>
+    </w:lvl>
+    <w:lvl w:ilvl="8">
+      <w:start w:val="1"/>
+      <w:numFmt w:val="bullet"/>
+      <w:lvlText w:val="■"/>
+      <w:lvlJc w:val="left"/>
+      <w:pPr>
+        <w:ind w:left="6480" w:hanging="360"/>
+      </w:pPr>
+      <w:rPr>
+        <w:u w:val="none"/>
+      </w:rPr>
+    </w:lvl>
+  </w:abstractNum>
+  <w:abstractNum w:abstractNumId="28">
+    <w:lvl w:ilvl="0">
+      <w:start w:val="1"/>
+      <w:numFmt w:val="decimal"/>
+      <w:lvlText w:val="%1."/>
+      <w:lvlJc w:val="left"/>
+      <w:pPr>
+        <w:ind w:left="720" w:hanging="360"/>
+      </w:pPr>
+      <w:rPr>
+        <w:u w:val="none"/>
+      </w:rPr>
+    </w:lvl>
+    <w:lvl w:ilvl="1">
+      <w:start w:val="1"/>
+      <w:numFmt w:val="lowerLetter"/>
+      <w:lvlText w:val="%2."/>
+      <w:lvlJc w:val="left"/>
+      <w:pPr>
+        <w:ind w:left="1440" w:hanging="360"/>
+      </w:pPr>
+      <w:rPr>
+        <w:u w:val="none"/>
+      </w:rPr>
+    </w:lvl>
+    <w:lvl w:ilvl="2">
+      <w:start w:val="1"/>
+      <w:numFmt w:val="lowerRoman"/>
+      <w:lvlText w:val="%3."/>
+      <w:lvlJc w:val="left"/>
+      <w:pPr>
+        <w:ind w:left="2160" w:hanging="360"/>
+      </w:pPr>
+      <w:rPr>
+        <w:u w:val="none"/>
+      </w:rPr>
+    </w:lvl>
+    <w:lvl w:ilvl="3">
+      <w:start w:val="1"/>
+      <w:numFmt w:val="decimal"/>
+      <w:lvlText w:val="%4."/>
+      <w:lvlJc w:val="left"/>
+      <w:pPr>
+        <w:ind w:left="2880" w:hanging="360"/>
+      </w:pPr>
+      <w:rPr>
+        <w:u w:val="none"/>
+      </w:rPr>
+    </w:lvl>
+    <w:lvl w:ilvl="4">
+      <w:start w:val="1"/>
+      <w:numFmt w:val="lowerLetter"/>
+      <w:lvlText w:val="%5."/>
+      <w:lvlJc w:val="left"/>
+      <w:pPr>
+        <w:ind w:left="3600" w:hanging="360"/>
+      </w:pPr>
+      <w:rPr>
+        <w:u w:val="none"/>
+      </w:rPr>
+    </w:lvl>
+    <w:lvl w:ilvl="5">
+      <w:start w:val="1"/>
+      <w:numFmt w:val="lowerRoman"/>
+      <w:lvlText w:val="%6."/>
+      <w:lvlJc w:val="left"/>
+      <w:pPr>
+        <w:ind w:left="4320" w:hanging="360"/>
+      </w:pPr>
+      <w:rPr>
+        <w:u w:val="none"/>
+      </w:rPr>
+    </w:lvl>
+    <w:lvl w:ilvl="6">
+      <w:start w:val="1"/>
+      <w:numFmt w:val="decimal"/>
+      <w:lvlText w:val="%7."/>
+      <w:lvlJc w:val="left"/>
+      <w:pPr>
+        <w:ind w:left="5040" w:hanging="360"/>
+      </w:pPr>
+      <w:rPr>
+        <w:u w:val="none"/>
+      </w:rPr>
+    </w:lvl>
+    <w:lvl w:ilvl="7">
+      <w:start w:val="1"/>
+      <w:numFmt w:val="lowerLetter"/>
+      <w:lvlText w:val="%8."/>
+      <w:lvlJc w:val="left"/>
+      <w:pPr>
+        <w:ind w:left="5760" w:hanging="360"/>
+      </w:pPr>
+      <w:rPr>
+        <w:u w:val="none"/>
+      </w:rPr>
+    </w:lvl>
+    <w:lvl w:ilvl="8">
+      <w:start w:val="1"/>
+      <w:numFmt w:val="lowerRoman"/>
+      <w:lvlText w:val="%9."/>
+      <w:lvlJc w:val="left"/>
+      <w:pPr>
+        <w:ind w:left="6480" w:hanging="360"/>
+      </w:pPr>
+      <w:rPr>
+        <w:u w:val="none"/>
+      </w:rPr>
+    </w:lvl>
+  </w:abstractNum>
+  <w:abstractNum w:abstractNumId="29">
+    <w:lvl w:ilvl="0">
+      <w:start w:val="4"/>
+      <w:numFmt w:val="decimal"/>
+      <w:lvlText w:val="%1."/>
+      <w:lvlJc w:val="left"/>
+      <w:pPr>
+        <w:ind w:left="720" w:hanging="360"/>
+      </w:pPr>
+      <w:rPr>
+        <w:u w:val="none"/>
+      </w:rPr>
+    </w:lvl>
+    <w:lvl w:ilvl="1">
+      <w:start w:val="1"/>
+      <w:numFmt w:val="lowerLetter"/>
+      <w:lvlText w:val="%2."/>
+      <w:lvlJc w:val="left"/>
+      <w:pPr>
+        <w:ind w:left="1440" w:hanging="360"/>
+      </w:pPr>
+      <w:rPr>
+        <w:u w:val="none"/>
+      </w:rPr>
+    </w:lvl>
+    <w:lvl w:ilvl="2">
+      <w:start w:val="1"/>
+      <w:numFmt w:val="lowerRoman"/>
+      <w:lvlText w:val="%3."/>
+      <w:lvlJc w:val="left"/>
+      <w:pPr>
+        <w:ind w:left="2160" w:hanging="360"/>
+      </w:pPr>
+      <w:rPr>
+        <w:u w:val="none"/>
+      </w:rPr>
+    </w:lvl>
+    <w:lvl w:ilvl="3">
+      <w:start w:val="1"/>
+      <w:numFmt w:val="decimal"/>
+      <w:lvlText w:val="%4."/>
+      <w:lvlJc w:val="left"/>
+      <w:pPr>
+        <w:ind w:left="2880" w:hanging="360"/>
+      </w:pPr>
+      <w:rPr>
+        <w:u w:val="none"/>
+      </w:rPr>
+    </w:lvl>
+    <w:lvl w:ilvl="4">
+      <w:start w:val="1"/>
+      <w:numFmt w:val="lowerLetter"/>
+      <w:lvlText w:val="%5."/>
+      <w:lvlJc w:val="left"/>
+      <w:pPr>
+        <w:ind w:left="3600" w:hanging="360"/>
+      </w:pPr>
+      <w:rPr>
+        <w:u w:val="none"/>
+      </w:rPr>
+    </w:lvl>
+    <w:lvl w:ilvl="5">
+      <w:start w:val="1"/>
+      <w:numFmt w:val="lowerRoman"/>
+      <w:lvlText w:val="%6."/>
+      <w:lvlJc w:val="left"/>
+      <w:pPr>
+        <w:ind w:left="4320" w:hanging="360"/>
+      </w:pPr>
+      <w:rPr>
+        <w:u w:val="none"/>
+      </w:rPr>
+    </w:lvl>
+    <w:lvl w:ilvl="6">
+      <w:start w:val="1"/>
+      <w:numFmt w:val="decimal"/>
+      <w:lvlText w:val="%7."/>
+      <w:lvlJc w:val="left"/>
+      <w:pPr>
+        <w:ind w:left="5040" w:hanging="360"/>
+      </w:pPr>
+      <w:rPr>
+        <w:u w:val="none"/>
+      </w:rPr>
+    </w:lvl>
+    <w:lvl w:ilvl="7">
+      <w:start w:val="1"/>
+      <w:numFmt w:val="lowerLetter"/>
+      <w:lvlText w:val="%8."/>
+      <w:lvlJc w:val="left"/>
+      <w:pPr>
+        <w:ind w:left="5760" w:hanging="360"/>
+      </w:pPr>
+      <w:rPr>
+        <w:u w:val="none"/>
+      </w:rPr>
+    </w:lvl>
+    <w:lvl w:ilvl="8">
+      <w:start w:val="1"/>
+      <w:numFmt w:val="lowerRoman"/>
+      <w:lvlText w:val="%9."/>
+      <w:lvlJc w:val="left"/>
+      <w:pPr>
+        <w:ind w:left="6480" w:hanging="360"/>
+      </w:pPr>
+      <w:rPr>
+        <w:u w:val="none"/>
+      </w:rPr>
+    </w:lvl>
+  </w:abstractNum>
+  <w:abstractNum w:abstractNumId="30">
+    <w:lvl w:ilvl="0">
+      <w:start w:val="1"/>
+      <w:numFmt w:val="decimal"/>
+      <w:lvlText w:val="%1."/>
+      <w:lvlJc w:val="left"/>
+      <w:pPr>
+        <w:ind w:left="720" w:hanging="360"/>
+      </w:pPr>
+      <w:rPr>
+        <w:u w:val="none"/>
+      </w:rPr>
+    </w:lvl>
+    <w:lvl w:ilvl="1">
+      <w:start w:val="1"/>
+      <w:numFmt w:val="lowerLetter"/>
+      <w:lvlText w:val="%2."/>
+      <w:lvlJc w:val="left"/>
+      <w:pPr>
+        <w:ind w:left="1440" w:hanging="360"/>
+      </w:pPr>
+      <w:rPr>
+        <w:u w:val="none"/>
+      </w:rPr>
+    </w:lvl>
+    <w:lvl w:ilvl="2">
+      <w:start w:val="1"/>
+      <w:numFmt w:val="lowerRoman"/>
+      <w:lvlText w:val="%3."/>
+      <w:lvlJc w:val="left"/>
+      <w:pPr>
+        <w:ind w:left="2160" w:hanging="360"/>
+      </w:pPr>
+      <w:rPr>
+        <w:u w:val="none"/>
+      </w:rPr>
+    </w:lvl>
+    <w:lvl w:ilvl="3">
+      <w:start w:val="1"/>
+      <w:numFmt w:val="decimal"/>
+      <w:lvlText w:val="%4."/>
+      <w:lvlJc w:val="left"/>
+      <w:pPr>
+        <w:ind w:left="2880" w:hanging="360"/>
+      </w:pPr>
+      <w:rPr>
+        <w:u w:val="none"/>
+      </w:rPr>
+    </w:lvl>
+    <w:lvl w:ilvl="4">
+      <w:start w:val="1"/>
+      <w:numFmt w:val="lowerLetter"/>
+      <w:lvlText w:val="%5."/>
+      <w:lvlJc w:val="left"/>
+      <w:pPr>
+        <w:ind w:left="3600" w:hanging="360"/>
+      </w:pPr>
+      <w:rPr>
+        <w:u w:val="none"/>
+      </w:rPr>
+    </w:lvl>
+    <w:lvl w:ilvl="5">
+      <w:start w:val="1"/>
+      <w:numFmt w:val="lowerRoman"/>
+      <w:lvlText w:val="%6."/>
+      <w:lvlJc w:val="left"/>
+      <w:pPr>
+        <w:ind w:left="4320" w:hanging="360"/>
+      </w:pPr>
+      <w:rPr>
+        <w:u w:val="none"/>
+      </w:rPr>
+    </w:lvl>
+    <w:lvl w:ilvl="6">
+      <w:start w:val="1"/>
+      <w:numFmt w:val="decimal"/>
+      <w:lvlText w:val="%7."/>
+      <w:lvlJc w:val="left"/>
+      <w:pPr>
+        <w:ind w:left="5040" w:hanging="360"/>
+      </w:pPr>
+      <w:rPr>
+        <w:u w:val="none"/>
+      </w:rPr>
+    </w:lvl>
+    <w:lvl w:ilvl="7">
+      <w:start w:val="1"/>
+      <w:numFmt w:val="lowerLetter"/>
+      <w:lvlText w:val="%8."/>
+      <w:lvlJc w:val="left"/>
+      <w:pPr>
+        <w:ind w:left="5760" w:hanging="360"/>
+      </w:pPr>
+      <w:rPr>
+        <w:u w:val="none"/>
+      </w:rPr>
+    </w:lvl>
+    <w:lvl w:ilvl="8">
+      <w:start w:val="1"/>
+      <w:numFmt w:val="lowerRoman"/>
+      <w:lvlText w:val="%9."/>
+      <w:lvlJc w:val="left"/>
+      <w:pPr>
+        <w:ind w:left="6480" w:hanging="360"/>
+      </w:pPr>
+      <w:rPr>
+        <w:u w:val="none"/>
+      </w:rPr>
+    </w:lvl>
+  </w:abstractNum>
+  <w:abstractNum w:abstractNumId="31">
+    <w:lvl w:ilvl="0">
+      <w:start w:val="1"/>
+      <w:numFmt w:val="decimal"/>
+      <w:lvlText w:val="%1."/>
+      <w:lvlJc w:val="left"/>
+      <w:pPr>
+        <w:ind w:left="720" w:hanging="360"/>
+      </w:pPr>
+      <w:rPr>
+        <w:u w:val="none"/>
+      </w:rPr>
+    </w:lvl>
+    <w:lvl w:ilvl="1">
+      <w:start w:val="1"/>
+      <w:numFmt w:val="lowerLetter"/>
+      <w:lvlText w:val="%2."/>
+      <w:lvlJc w:val="left"/>
+      <w:pPr>
+        <w:ind w:left="1440" w:hanging="360"/>
+      </w:pPr>
+      <w:rPr>
+        <w:u w:val="none"/>
+      </w:rPr>
+    </w:lvl>
+    <w:lvl w:ilvl="2">
+      <w:start w:val="1"/>
+      <w:numFmt w:val="lowerRoman"/>
+      <w:lvlText w:val="%3."/>
+      <w:lvlJc w:val="left"/>
+      <w:pPr>
+        <w:ind w:left="2160" w:hanging="360"/>
+      </w:pPr>
+      <w:rPr>
+        <w:u w:val="none"/>
+      </w:rPr>
+    </w:lvl>
+    <w:lvl w:ilvl="3">
+      <w:start w:val="1"/>
+      <w:numFmt w:val="decimal"/>
+      <w:lvlText w:val="%4."/>
+      <w:lvlJc w:val="left"/>
+      <w:pPr>
+        <w:ind w:left="2880" w:hanging="360"/>
+      </w:pPr>
+      <w:rPr>
+        <w:u w:val="none"/>
+      </w:rPr>
+    </w:lvl>
+    <w:lvl w:ilvl="4">
+      <w:start w:val="1"/>
+      <w:numFmt w:val="lowerLetter"/>
+      <w:lvlText w:val="%5."/>
+      <w:lvlJc w:val="left"/>
+      <w:pPr>
+        <w:ind w:left="3600" w:hanging="360"/>
+      </w:pPr>
+      <w:rPr>
+        <w:u w:val="none"/>
+      </w:rPr>
+    </w:lvl>
+    <w:lvl w:ilvl="5">
+      <w:start w:val="1"/>
+      <w:numFmt w:val="lowerRoman"/>
+      <w:lvlText w:val="%6."/>
+      <w:lvlJc w:val="left"/>
+      <w:pPr>
+        <w:ind w:left="4320" w:hanging="360"/>
+      </w:pPr>
+      <w:rPr>
+        <w:u w:val="none"/>
+      </w:rPr>
+    </w:lvl>
+    <w:lvl w:ilvl="6">
+      <w:start w:val="1"/>
+      <w:numFmt w:val="decimal"/>
+      <w:lvlText w:val="%7."/>
+      <w:lvlJc w:val="left"/>
+      <w:pPr>
+        <w:ind w:left="5040" w:hanging="360"/>
+      </w:pPr>
+      <w:rPr>
+        <w:u w:val="none"/>
+      </w:rPr>
+    </w:lvl>
+    <w:lvl w:ilvl="7">
+      <w:start w:val="1"/>
+      <w:numFmt w:val="lowerLetter"/>
+      <w:lvlText w:val="%8."/>
+      <w:lvlJc w:val="left"/>
+      <w:pPr>
+        <w:ind w:left="5760" w:hanging="360"/>
+      </w:pPr>
+      <w:rPr>
+        <w:u w:val="none"/>
+      </w:rPr>
+    </w:lvl>
+    <w:lvl w:ilvl="8">
+      <w:start w:val="1"/>
+      <w:numFmt w:val="lowerRoman"/>
+      <w:lvlText w:val="%9."/>
+      <w:lvlJc w:val="left"/>
+      <w:pPr>
+        <w:ind w:left="6480" w:hanging="360"/>
+      </w:pPr>
+      <w:rPr>
+        <w:u w:val="none"/>
+      </w:rPr>
+    </w:lvl>
+  </w:abstractNum>
+  <w:abstractNum w:abstractNumId="32">
+    <w:lvl w:ilvl="0">
+      <w:start w:val="1"/>
+      <w:numFmt w:val="decimal"/>
+      <w:lvlText w:val="%1."/>
+      <w:lvlJc w:val="left"/>
+      <w:pPr>
+        <w:ind w:left="720" w:hanging="360"/>
+      </w:pPr>
+      <w:rPr>
+        <w:u w:val="none"/>
+      </w:rPr>
+    </w:lvl>
+    <w:lvl w:ilvl="1">
+      <w:start w:val="1"/>
+      <w:numFmt w:val="lowerLetter"/>
+      <w:lvlText w:val="%2."/>
+      <w:lvlJc w:val="left"/>
+      <w:pPr>
+        <w:ind w:left="1440" w:hanging="360"/>
+      </w:pPr>
+      <w:rPr>
+        <w:u w:val="none"/>
+      </w:rPr>
+    </w:lvl>
+    <w:lvl w:ilvl="2">
+      <w:start w:val="1"/>
+      <w:numFmt w:val="lowerRoman"/>
+      <w:lvlText w:val="%3."/>
+      <w:lvlJc w:val="left"/>
+      <w:pPr>
+        <w:ind w:left="2160" w:hanging="360"/>
+      </w:pPr>
+      <w:rPr>
+        <w:u w:val="none"/>
+      </w:rPr>
+    </w:lvl>
+    <w:lvl w:ilvl="3">
+      <w:start w:val="1"/>
+      <w:numFmt w:val="decimal"/>
+      <w:lvlText w:val="%4."/>
+      <w:lvlJc w:val="left"/>
+      <w:pPr>
+        <w:ind w:left="2880" w:hanging="360"/>
+      </w:pPr>
+      <w:rPr>
+        <w:u w:val="none"/>
+      </w:rPr>
+    </w:lvl>
+    <w:lvl w:ilvl="4">
+      <w:start w:val="1"/>
+      <w:numFmt w:val="lowerLetter"/>
+      <w:lvlText w:val="%5."/>
+      <w:lvlJc w:val="left"/>
+      <w:pPr>
+        <w:ind w:left="3600" w:hanging="360"/>
+      </w:pPr>
+      <w:rPr>
+        <w:u w:val="none"/>
+      </w:rPr>
+    </w:lvl>
+    <w:lvl w:ilvl="5">
+      <w:start w:val="1"/>
+      <w:numFmt w:val="lowerRoman"/>
+      <w:lvlText w:val="%6."/>
+      <w:lvlJc w:val="left"/>
+      <w:pPr>
+        <w:ind w:left="4320" w:hanging="360"/>
+      </w:pPr>
+      <w:rPr>
+        <w:u w:val="none"/>
+      </w:rPr>
+    </w:lvl>
+    <w:lvl w:ilvl="6">
+      <w:start w:val="1"/>
+      <w:numFmt w:val="decimal"/>
+      <w:lvlText w:val="%7."/>
+      <w:lvlJc w:val="left"/>
+      <w:pPr>
+        <w:ind w:left="5040" w:hanging="360"/>
+      </w:pPr>
+      <w:rPr>
+        <w:u w:val="none"/>
+      </w:rPr>
+    </w:lvl>
+    <w:lvl w:ilvl="7">
+      <w:start w:val="1"/>
+      <w:numFmt w:val="lowerLetter"/>
+      <w:lvlText w:val="%8."/>
+      <w:lvlJc w:val="left"/>
+      <w:pPr>
+        <w:ind w:left="5760" w:hanging="360"/>
+      </w:pPr>
+      <w:rPr>
+        <w:u w:val="none"/>
+      </w:rPr>
+    </w:lvl>
+    <w:lvl w:ilvl="8">
+      <w:start w:val="1"/>
+      <w:numFmt w:val="lowerRoman"/>
+      <w:lvlText w:val="%9."/>
+      <w:lvlJc w:val="left"/>
+      <w:pPr>
+        <w:ind w:left="6480" w:hanging="360"/>
+      </w:pPr>
+      <w:rPr>
+        <w:u w:val="none"/>
+      </w:rPr>
+    </w:lvl>
+  </w:abstractNum>
+  <w:abstractNum w:abstractNumId="33">
+    <w:lvl w:ilvl="0">
+      <w:start w:val="1"/>
+      <w:numFmt w:val="bullet"/>
+      <w:lvlText w:val="●"/>
+      <w:lvlJc w:val="left"/>
+      <w:pPr>
+        <w:ind w:left="720" w:hanging="360"/>
+      </w:pPr>
+      <w:rPr>
+        <w:u w:val="none"/>
+      </w:rPr>
+    </w:lvl>
+    <w:lvl w:ilvl="1">
+      <w:start w:val="1"/>
+      <w:numFmt w:val="bullet"/>
+      <w:lvlText w:val="○"/>
+      <w:lvlJc w:val="left"/>
+      <w:pPr>
+        <w:ind w:left="1440" w:hanging="360"/>
+      </w:pPr>
+      <w:rPr>
+        <w:u w:val="none"/>
+      </w:rPr>
+    </w:lvl>
+    <w:lvl w:ilvl="2">
+      <w:start w:val="1"/>
+      <w:numFmt w:val="bullet"/>
+      <w:lvlText w:val="■"/>
+      <w:lvlJc w:val="left"/>
+      <w:pPr>
+        <w:ind w:left="2160" w:hanging="360"/>
+      </w:pPr>
+      <w:rPr>
+        <w:u w:val="none"/>
+      </w:rPr>
+    </w:lvl>
+    <w:lvl w:ilvl="3">
+      <w:start w:val="1"/>
+      <w:numFmt w:val="bullet"/>
+      <w:lvlText w:val="●"/>
+      <w:lvlJc w:val="left"/>
+      <w:pPr>
+        <w:ind w:left="2880" w:hanging="360"/>
+      </w:pPr>
+      <w:rPr>
+        <w:u w:val="none"/>
+      </w:rPr>
+    </w:lvl>
+    <w:lvl w:ilvl="4">
+      <w:start w:val="1"/>
+      <w:numFmt w:val="bullet"/>
+      <w:lvlText w:val="○"/>
+      <w:lvlJc w:val="left"/>
+      <w:pPr>
+        <w:ind w:left="3600" w:hanging="360"/>
+      </w:pPr>
+      <w:rPr>
+        <w:u w:val="none"/>
+      </w:rPr>
+    </w:lvl>
+    <w:lvl w:ilvl="5">
+      <w:start w:val="1"/>
+      <w:numFmt w:val="bullet"/>
+      <w:lvlText w:val="■"/>
+      <w:lvlJc w:val="left"/>
+      <w:pPr>
+        <w:ind w:left="4320" w:hanging="360"/>
+      </w:pPr>
+      <w:rPr>
+        <w:u w:val="none"/>
+      </w:rPr>
+    </w:lvl>
+    <w:lvl w:ilvl="6">
+      <w:start w:val="1"/>
+      <w:numFmt w:val="bullet"/>
+      <w:lvlText w:val="●"/>
+      <w:lvlJc w:val="left"/>
+      <w:pPr>
+        <w:ind w:left="5040" w:hanging="360"/>
+      </w:pPr>
+      <w:rPr>
+        <w:u w:val="none"/>
+      </w:rPr>
+    </w:lvl>
+    <w:lvl w:ilvl="7">
+      <w:start w:val="1"/>
+      <w:numFmt w:val="bullet"/>
+      <w:lvlText w:val="○"/>
+      <w:lvlJc w:val="left"/>
+      <w:pPr>
+        <w:ind w:left="5760" w:hanging="360"/>
+      </w:pPr>
+      <w:rPr>
+        <w:u w:val="none"/>
+      </w:rPr>
+    </w:lvl>
+    <w:lvl w:ilvl="8">
+      <w:start w:val="1"/>
+      <w:numFmt w:val="bullet"/>
+      <w:lvlText w:val="■"/>
+      <w:lvlJc w:val="left"/>
+      <w:pPr>
+        <w:ind w:left="6480" w:hanging="360"/>
+      </w:pPr>
+      <w:rPr>
+        <w:u w:val="none"/>
+      </w:rPr>
+    </w:lvl>
+  </w:abstractNum>
+  <w:abstractNum w:abstractNumId="34">
+    <w:lvl w:ilvl="0">
+      <w:start w:val="1"/>
+      <w:numFmt w:val="decimal"/>
+      <w:lvlText w:val="%1."/>
+      <w:lvlJc w:val="left"/>
+      <w:pPr>
+        <w:ind w:left="720" w:hanging="360"/>
+      </w:pPr>
+      <w:rPr>
+        <w:u w:val="none"/>
+      </w:rPr>
+    </w:lvl>
+    <w:lvl w:ilvl="1">
+      <w:start w:val="1"/>
+      <w:numFmt w:val="lowerLetter"/>
+      <w:lvlText w:val="%2."/>
+      <w:lvlJc w:val="left"/>
+      <w:pPr>
+        <w:ind w:left="1440" w:hanging="360"/>
+      </w:pPr>
+      <w:rPr>
+        <w:u w:val="none"/>
+      </w:rPr>
+    </w:lvl>
+    <w:lvl w:ilvl="2">
+      <w:start w:val="1"/>
+      <w:numFmt w:val="lowerRoman"/>
+      <w:lvlText w:val="%3."/>
+      <w:lvlJc w:val="left"/>
+      <w:pPr>
+        <w:ind w:left="2160" w:hanging="360"/>
+      </w:pPr>
+      <w:rPr>
+        <w:u w:val="none"/>
+      </w:rPr>
+    </w:lvl>
+    <w:lvl w:ilvl="3">
+      <w:start w:val="1"/>
+      <w:numFmt w:val="decimal"/>
+      <w:lvlText w:val="%4."/>
+      <w:lvlJc w:val="left"/>
+      <w:pPr>
+        <w:ind w:left="2880" w:hanging="360"/>
+      </w:pPr>
+      <w:rPr>
+        <w:u w:val="none"/>
+      </w:rPr>
+    </w:lvl>
+    <w:lvl w:ilvl="4">
+      <w:start w:val="1"/>
+      <w:numFmt w:val="lowerLetter"/>
+      <w:lvlText w:val="%5."/>
+      <w:lvlJc w:val="left"/>
+      <w:pPr>
+        <w:ind w:left="3600" w:hanging="360"/>
+      </w:pPr>
+      <w:rPr>
+        <w:u w:val="none"/>
+      </w:rPr>
+    </w:lvl>
+    <w:lvl w:ilvl="5">
+      <w:start w:val="1"/>
+      <w:numFmt w:val="lowerRoman"/>
+      <w:lvlText w:val="%6."/>
+      <w:lvlJc w:val="left"/>
+      <w:pPr>
+        <w:ind w:left="4320" w:hanging="360"/>
+      </w:pPr>
+      <w:rPr>
+        <w:u w:val="none"/>
+      </w:rPr>
+    </w:lvl>
+    <w:lvl w:ilvl="6">
+      <w:start w:val="1"/>
+      <w:numFmt w:val="decimal"/>
+      <w:lvlText w:val="%7."/>
+      <w:lvlJc w:val="left"/>
+      <w:pPr>
+        <w:ind w:left="5040" w:hanging="360"/>
+      </w:pPr>
+      <w:rPr>
+        <w:u w:val="none"/>
+      </w:rPr>
+    </w:lvl>
+    <w:lvl w:ilvl="7">
+      <w:start w:val="1"/>
+      <w:numFmt w:val="lowerLetter"/>
+      <w:lvlText w:val="%8."/>
+      <w:lvlJc w:val="left"/>
+      <w:pPr>
+        <w:ind w:left="5760" w:hanging="360"/>
+      </w:pPr>
+      <w:rPr>
+        <w:u w:val="none"/>
+      </w:rPr>
+    </w:lvl>
+    <w:lvl w:ilvl="8">
+      <w:start w:val="1"/>
+      <w:numFmt w:val="lowerRoman"/>
+      <w:lvlText w:val="%9."/>
+      <w:lvlJc w:val="left"/>
+      <w:pPr>
+        <w:ind w:left="6480" w:hanging="360"/>
+      </w:pPr>
+      <w:rPr>
+        <w:u w:val="none"/>
+      </w:rPr>
+    </w:lvl>
+  </w:abstractNum>
+  <w:abstractNum w:abstractNumId="35">
+    <w:lvl w:ilvl="0">
+      <w:start w:val="1"/>
+      <w:numFmt w:val="decimal"/>
+      <w:lvlText w:val="%1."/>
+      <w:lvlJc w:val="left"/>
+      <w:pPr>
+        <w:ind w:left="720" w:hanging="360"/>
+      </w:pPr>
+      <w:rPr>
+        <w:u w:val="none"/>
+      </w:rPr>
+    </w:lvl>
+    <w:lvl w:ilvl="1">
+      <w:start w:val="1"/>
+      <w:numFmt w:val="lowerLetter"/>
+      <w:lvlText w:val="%2."/>
+      <w:lvlJc w:val="left"/>
+      <w:pPr>
+        <w:ind w:left="1440" w:hanging="360"/>
+      </w:pPr>
+      <w:rPr>
+        <w:u w:val="none"/>
+      </w:rPr>
+    </w:lvl>
+    <w:lvl w:ilvl="2">
+      <w:start w:val="1"/>
+      <w:numFmt w:val="lowerRoman"/>
+      <w:lvlText w:val="%3."/>
+      <w:lvlJc w:val="left"/>
+      <w:pPr>
+        <w:ind w:left="2160" w:hanging="360"/>
+      </w:pPr>
+      <w:rPr>
+        <w:u w:val="none"/>
+      </w:rPr>
+    </w:lvl>
+    <w:lvl w:ilvl="3">
+      <w:start w:val="1"/>
+      <w:numFmt w:val="decimal"/>
+      <w:lvlText w:val="%4."/>
+      <w:lvlJc w:val="left"/>
+      <w:pPr>
+        <w:ind w:left="2880" w:hanging="360"/>
+      </w:pPr>
+      <w:rPr>
+        <w:u w:val="none"/>
+      </w:rPr>
+    </w:lvl>
+    <w:lvl w:ilvl="4">
+      <w:start w:val="1"/>
+      <w:numFmt w:val="lowerLetter"/>
+      <w:lvlText w:val="%5."/>
+      <w:lvlJc w:val="left"/>
+      <w:pPr>
+        <w:ind w:left="3600" w:hanging="360"/>
+      </w:pPr>
+      <w:rPr>
+        <w:u w:val="none"/>
+      </w:rPr>
+    </w:lvl>
+    <w:lvl w:ilvl="5">
+      <w:start w:val="1"/>
+      <w:numFmt w:val="lowerRoman"/>
+      <w:lvlText w:val="%6."/>
+      <w:lvlJc w:val="left"/>
+      <w:pPr>
+        <w:ind w:left="4320" w:hanging="360"/>
+      </w:pPr>
+      <w:rPr>
+        <w:u w:val="none"/>
+      </w:rPr>
+    </w:lvl>
+    <w:lvl w:ilvl="6">
+      <w:start w:val="1"/>
+      <w:numFmt w:val="decimal"/>
+      <w:lvlText w:val="%7."/>
+      <w:lvlJc w:val="left"/>
+      <w:pPr>
+        <w:ind w:left="5040" w:hanging="360"/>
+      </w:pPr>
+      <w:rPr>
+        <w:u w:val="none"/>
+      </w:rPr>
+    </w:lvl>
+    <w:lvl w:ilvl="7">
+      <w:start w:val="1"/>
+      <w:numFmt w:val="lowerLetter"/>
+      <w:lvlText w:val="%8."/>
+      <w:lvlJc w:val="left"/>
+      <w:pPr>
+        <w:ind w:left="5760" w:hanging="360"/>
+      </w:pPr>
+      <w:rPr>
+        <w:u w:val="none"/>
+      </w:rPr>
+    </w:lvl>
+    <w:lvl w:ilvl="8">
+      <w:start w:val="1"/>
+      <w:numFmt w:val="lowerRoman"/>
+      <w:lvlText w:val="%9."/>
+      <w:lvlJc w:val="left"/>
+      <w:pPr>
+        <w:ind w:left="6480" w:hanging="360"/>
+      </w:pPr>
+      <w:rPr>
+        <w:u w:val="none"/>
+      </w:rPr>
+    </w:lvl>
+  </w:abstractNum>
+  <w:abstractNum w:abstractNumId="36">
+    <w:lvl w:ilvl="0">
+      <w:start w:val="1"/>
+      <w:numFmt w:val="bullet"/>
+      <w:lvlText w:val="●"/>
+      <w:lvlJc w:val="left"/>
+      <w:pPr>
+        <w:ind w:left="720" w:hanging="360"/>
+      </w:pPr>
+      <w:rPr>
+        <w:u w:val="none"/>
+      </w:rPr>
+    </w:lvl>
+    <w:lvl w:ilvl="1">
+      <w:start w:val="1"/>
+      <w:numFmt w:val="bullet"/>
+      <w:lvlText w:val="○"/>
+      <w:lvlJc w:val="left"/>
+      <w:pPr>
+        <w:ind w:left="1440" w:hanging="360"/>
+      </w:pPr>
+      <w:rPr>
+        <w:u w:val="none"/>
+      </w:rPr>
+    </w:lvl>
+    <w:lvl w:ilvl="2">
+      <w:start w:val="1"/>
+      <w:numFmt w:val="bullet"/>
+      <w:lvlText w:val="■"/>
+      <w:lvlJc w:val="left"/>
+      <w:pPr>
+        <w:ind w:left="2160" w:hanging="360"/>
+      </w:pPr>
+      <w:rPr>
+        <w:u w:val="none"/>
+      </w:rPr>
+    </w:lvl>
+    <w:lvl w:ilvl="3">
+      <w:start w:val="1"/>
+      <w:numFmt w:val="bullet"/>
+      <w:lvlText w:val="●"/>
+      <w:lvlJc w:val="left"/>
+      <w:pPr>
+        <w:ind w:left="2880" w:hanging="360"/>
+      </w:pPr>
+      <w:rPr>
+        <w:u w:val="none"/>
+      </w:rPr>
+    </w:lvl>
+    <w:lvl w:ilvl="4">
+      <w:start w:val="1"/>
+      <w:numFmt w:val="bullet"/>
+      <w:lvlText w:val="○"/>
+      <w:lvlJc w:val="left"/>
+      <w:pPr>
+        <w:ind w:left="3600" w:hanging="360"/>
+      </w:pPr>
+      <w:rPr>
+        <w:u w:val="none"/>
+      </w:rPr>
+    </w:lvl>
+    <w:lvl w:ilvl="5">
+      <w:start w:val="1"/>
+      <w:numFmt w:val="bullet"/>
+      <w:lvlText w:val="■"/>
+      <w:lvlJc w:val="left"/>
+      <w:pPr>
+        <w:ind w:left="4320" w:hanging="360"/>
+      </w:pPr>
+      <w:rPr>
+        <w:u w:val="none"/>
+      </w:rPr>
+    </w:lvl>
+    <w:lvl w:ilvl="6">
+      <w:start w:val="1"/>
+      <w:numFmt w:val="bullet"/>
+      <w:lvlText w:val="●"/>
+      <w:lvlJc w:val="left"/>
+      <w:pPr>
+        <w:ind w:left="5040" w:hanging="360"/>
+      </w:pPr>
+      <w:rPr>
+        <w:u w:val="none"/>
+      </w:rPr>
+    </w:lvl>
+    <w:lvl w:ilvl="7">
+      <w:start w:val="1"/>
+      <w:numFmt w:val="bullet"/>
+      <w:lvlText w:val="○"/>
+      <w:lvlJc w:val="left"/>
+      <w:pPr>
+        <w:ind w:left="5760" w:hanging="360"/>
+      </w:pPr>
+      <w:rPr>
+        <w:u w:val="none"/>
+      </w:rPr>
+    </w:lvl>
+    <w:lvl w:ilvl="8">
+      <w:start w:val="1"/>
+      <w:numFmt w:val="bullet"/>
+      <w:lvlText w:val="■"/>
+      <w:lvlJc w:val="left"/>
+      <w:pPr>
+        <w:ind w:left="6480" w:hanging="360"/>
+      </w:pPr>
+      <w:rPr>
+        <w:u w:val="none"/>
+      </w:rPr>
+    </w:lvl>
+  </w:abstractNum>
+  <w:abstractNum w:abstractNumId="37">
+    <w:lvl w:ilvl="0">
+      <w:start w:val="1"/>
+      <w:numFmt w:val="decimal"/>
+      <w:lvlText w:val="%1."/>
+      <w:lvlJc w:val="left"/>
+      <w:pPr>
+        <w:ind w:left="720" w:hanging="360"/>
+      </w:pPr>
+      <w:rPr>
+        <w:u w:val="none"/>
+      </w:rPr>
+    </w:lvl>
+    <w:lvl w:ilvl="1">
+      <w:start w:val="1"/>
+      <w:numFmt w:val="lowerLetter"/>
+      <w:lvlText w:val="%2."/>
+      <w:lvlJc w:val="left"/>
+      <w:pPr>
+        <w:ind w:left="1440" w:hanging="360"/>
+      </w:pPr>
+      <w:rPr>
+        <w:u w:val="none"/>
+      </w:rPr>
+    </w:lvl>
+    <w:lvl w:ilvl="2">
+      <w:start w:val="1"/>
+      <w:numFmt w:val="lowerRoman"/>
+      <w:lvlText w:val="%3."/>
+      <w:lvlJc w:val="left"/>
+      <w:pPr>
+        <w:ind w:left="2160" w:hanging="360"/>
+      </w:pPr>
+      <w:rPr>
+        <w:u w:val="none"/>
+      </w:rPr>
+    </w:lvl>
+    <w:lvl w:ilvl="3">
+      <w:start w:val="1"/>
+      <w:numFmt w:val="decimal"/>
+      <w:lvlText w:val="%4."/>
+      <w:lvlJc w:val="left"/>
+      <w:pPr>
+        <w:ind w:left="2880" w:hanging="360"/>
+      </w:pPr>
+      <w:rPr>
+        <w:u w:val="none"/>
+      </w:rPr>
+    </w:lvl>
+    <w:lvl w:ilvl="4">
+      <w:start w:val="1"/>
+      <w:numFmt w:val="lowerLetter"/>
+      <w:lvlText w:val="%5."/>
+      <w:lvlJc w:val="left"/>
+      <w:pPr>
+        <w:ind w:left="3600" w:hanging="360"/>
+      </w:pPr>
+      <w:rPr>
+        <w:u w:val="none"/>
+      </w:rPr>
+    </w:lvl>
+    <w:lvl w:ilvl="5">
+      <w:start w:val="1"/>
+      <w:numFmt w:val="lowerRoman"/>
+      <w:lvlText w:val="%6."/>
+      <w:lvlJc w:val="left"/>
+      <w:pPr>
+        <w:ind w:left="4320" w:hanging="360"/>
+      </w:pPr>
+      <w:rPr>
+        <w:u w:val="none"/>
+      </w:rPr>
+    </w:lvl>
+    <w:lvl w:ilvl="6">
+      <w:start w:val="1"/>
+      <w:numFmt w:val="decimal"/>
+      <w:lvlText w:val="%7."/>
+      <w:lvlJc w:val="left"/>
+      <w:pPr>
+        <w:ind w:left="5040" w:hanging="360"/>
+      </w:pPr>
+      <w:rPr>
+        <w:u w:val="none"/>
+      </w:rPr>
+    </w:lvl>
+    <w:lvl w:ilvl="7">
+      <w:start w:val="1"/>
+      <w:numFmt w:val="lowerLetter"/>
+      <w:lvlText w:val="%8."/>
+      <w:lvlJc w:val="left"/>
+      <w:pPr>
+        <w:ind w:left="5760" w:hanging="360"/>
+      </w:pPr>
+      <w:rPr>
+        <w:u w:val="none"/>
+      </w:rPr>
+    </w:lvl>
+    <w:lvl w:ilvl="8">
+      <w:start w:val="1"/>
+      <w:numFmt w:val="lowerRoman"/>
+      <w:lvlText w:val="%9."/>
+      <w:lvlJc w:val="left"/>
+      <w:pPr>
+        <w:ind w:left="6480" w:hanging="360"/>
+      </w:pPr>
+      <w:rPr>
+        <w:u w:val="none"/>
+      </w:rPr>
+    </w:lvl>
+  </w:abstractNum>
+  <w:abstractNum w:abstractNumId="38">
+    <w:lvl w:ilvl="0">
+      <w:start w:val="1"/>
+      <w:numFmt w:val="bullet"/>
+      <w:lvlText w:val="●"/>
+      <w:lvlJc w:val="left"/>
+      <w:pPr>
+        <w:ind w:left="720" w:hanging="360"/>
+      </w:pPr>
+      <w:rPr>
+        <w:u w:val="none"/>
+      </w:rPr>
+    </w:lvl>
+    <w:lvl w:ilvl="1">
+      <w:start w:val="1"/>
+      <w:numFmt w:val="bullet"/>
+      <w:lvlText w:val="○"/>
+      <w:lvlJc w:val="left"/>
+      <w:pPr>
+        <w:ind w:left="1440" w:hanging="360"/>
+      </w:pPr>
+      <w:rPr>
+        <w:u w:val="none"/>
+      </w:rPr>
+    </w:lvl>
+    <w:lvl w:ilvl="2">
+      <w:start w:val="1"/>
+      <w:numFmt w:val="bullet"/>
+      <w:lvlText w:val="■"/>
+      <w:lvlJc w:val="left"/>
+      <w:pPr>
+        <w:ind w:left="2160" w:hanging="360"/>
+      </w:pPr>
+      <w:rPr>
+        <w:u w:val="none"/>
+      </w:rPr>
+    </w:lvl>
+    <w:lvl w:ilvl="3">
+      <w:start w:val="1"/>
+      <w:numFmt w:val="bullet"/>
+      <w:lvlText w:val="●"/>
+      <w:lvlJc w:val="left"/>
+      <w:pPr>
+        <w:ind w:left="2880" w:hanging="360"/>
+      </w:pPr>
+      <w:rPr>
+        <w:u w:val="none"/>
+      </w:rPr>
+    </w:lvl>
+    <w:lvl w:ilvl="4">
+      <w:start w:val="1"/>
+      <w:numFmt w:val="bullet"/>
+      <w:lvlText w:val="○"/>
+      <w:lvlJc w:val="left"/>
+      <w:pPr>
+        <w:ind w:left="3600" w:hanging="360"/>
+      </w:pPr>
+      <w:rPr>
+        <w:u w:val="none"/>
+      </w:rPr>
+    </w:lvl>
+    <w:lvl w:ilvl="5">
+      <w:start w:val="1"/>
+      <w:numFmt w:val="bullet"/>
+      <w:lvlText w:val="■"/>
+      <w:lvlJc w:val="left"/>
+      <w:pPr>
+        <w:ind w:left="4320" w:hanging="360"/>
+      </w:pPr>
+      <w:rPr>
+        <w:u w:val="none"/>
+      </w:rPr>
+    </w:lvl>
+    <w:lvl w:ilvl="6">
+      <w:start w:val="1"/>
+      <w:numFmt w:val="bullet"/>
+      <w:lvlText w:val="●"/>
+      <w:lvlJc w:val="left"/>
+      <w:pPr>
+        <w:ind w:left="5040" w:hanging="360"/>
+      </w:pPr>
+      <w:rPr>
+        <w:u w:val="none"/>
+      </w:rPr>
+    </w:lvl>
+    <w:lvl w:ilvl="7">
+      <w:start w:val="1"/>
+      <w:numFmt w:val="bullet"/>
+      <w:lvlText w:val="○"/>
+      <w:lvlJc w:val="left"/>
+      <w:pPr>
+        <w:ind w:left="5760" w:hanging="360"/>
+      </w:pPr>
+      <w:rPr>
+        <w:u w:val="none"/>
+      </w:rPr>
+    </w:lvl>
+    <w:lvl w:ilvl="8">
+      <w:start w:val="1"/>
+      <w:numFmt w:val="bullet"/>
+      <w:lvlText w:val="■"/>
+      <w:lvlJc w:val="left"/>
+      <w:pPr>
+        <w:ind w:left="6480" w:hanging="360"/>
+      </w:pPr>
+      <w:rPr>
+        <w:u w:val="none"/>
+      </w:rPr>
+    </w:lvl>
+  </w:abstractNum>
+  <w:abstractNum w:abstractNumId="39">
+    <w:lvl w:ilvl="0">
+      <w:start w:val="1"/>
+      <w:numFmt w:val="bullet"/>
+      <w:lvlText w:val="●"/>
+      <w:lvlJc w:val="left"/>
+      <w:pPr>
+        <w:ind w:left="720" w:hanging="360"/>
+      </w:pPr>
+      <w:rPr>
+        <w:u w:val="none"/>
+      </w:rPr>
+    </w:lvl>
+    <w:lvl w:ilvl="1">
+      <w:start w:val="1"/>
+      <w:numFmt w:val="bullet"/>
+      <w:lvlText w:val="○"/>
+      <w:lvlJc w:val="left"/>
+      <w:pPr>
+        <w:ind w:left="1440" w:hanging="360"/>
+      </w:pPr>
+      <w:rPr>
+        <w:u w:val="none"/>
+      </w:rPr>
+    </w:lvl>
+    <w:lvl w:ilvl="2">
+      <w:start w:val="1"/>
+      <w:numFmt w:val="bullet"/>
+      <w:lvlText w:val="■"/>
+      <w:lvlJc w:val="left"/>
+      <w:pPr>
+        <w:ind w:left="2160" w:hanging="360"/>
+      </w:pPr>
+      <w:rPr>
+        <w:u w:val="none"/>
+      </w:rPr>
+    </w:lvl>
+    <w:lvl w:ilvl="3">
+      <w:start w:val="1"/>
+      <w:numFmt w:val="bullet"/>
+      <w:lvlText w:val="●"/>
+      <w:lvlJc w:val="left"/>
+      <w:pPr>
+        <w:ind w:left="2880" w:hanging="360"/>
+      </w:pPr>
+      <w:rPr>
+        <w:u w:val="none"/>
+      </w:rPr>
+    </w:lvl>
+    <w:lvl w:ilvl="4">
+      <w:start w:val="1"/>
+      <w:numFmt w:val="bullet"/>
+      <w:lvlText w:val="○"/>
+      <w:lvlJc w:val="left"/>
+      <w:pPr>
+        <w:ind w:left="3600" w:hanging="360"/>
+      </w:pPr>
+      <w:rPr>
+        <w:u w:val="none"/>
+      </w:rPr>
+    </w:lvl>
+    <w:lvl w:ilvl="5">
+      <w:start w:val="1"/>
+      <w:numFmt w:val="bullet"/>
+      <w:lvlText w:val="■"/>
+      <w:lvlJc w:val="left"/>
+      <w:pPr>
+        <w:ind w:left="4320" w:hanging="360"/>
+      </w:pPr>
+      <w:rPr>
+        <w:u w:val="none"/>
+      </w:rPr>
+    </w:lvl>
+    <w:lvl w:ilvl="6">
+      <w:start w:val="1"/>
+      <w:numFmt w:val="bullet"/>
+      <w:lvlText w:val="●"/>
+      <w:lvlJc w:val="left"/>
+      <w:pPr>
+        <w:ind w:left="5040" w:hanging="360"/>
+      </w:pPr>
+      <w:rPr>
+        <w:u w:val="none"/>
+      </w:rPr>
+    </w:lvl>
+    <w:lvl w:ilvl="7">
+      <w:start w:val="1"/>
+      <w:numFmt w:val="bullet"/>
+      <w:lvlText w:val="○"/>
+      <w:lvlJc w:val="left"/>
+      <w:pPr>
+        <w:ind w:left="5760" w:hanging="360"/>
+      </w:pPr>
+      <w:rPr>
+        <w:u w:val="none"/>
+      </w:rPr>
+    </w:lvl>
+    <w:lvl w:ilvl="8">
+      <w:start w:val="1"/>
+      <w:numFmt w:val="bullet"/>
+      <w:lvlText w:val="■"/>
+      <w:lvlJc w:val="left"/>
+      <w:pPr>
+        <w:ind w:left="6480" w:hanging="360"/>
+      </w:pPr>
+      <w:rPr>
+        <w:u w:val="none"/>
+      </w:rPr>
+    </w:lvl>
+  </w:abstractNum>
+  <w:abstractNum w:abstractNumId="40">
+    <w:lvl w:ilvl="0">
+      <w:start w:val="1"/>
+      <w:numFmt w:val="bullet"/>
+      <w:lvlText w:val="●"/>
+      <w:lvlJc w:val="left"/>
+      <w:pPr>
+        <w:ind w:left="720" w:hanging="360"/>
+      </w:pPr>
+      <w:rPr>
+        <w:u w:val="none"/>
+      </w:rPr>
+    </w:lvl>
+    <w:lvl w:ilvl="1">
+      <w:start w:val="1"/>
+      <w:numFmt w:val="bullet"/>
+      <w:lvlText w:val="○"/>
+      <w:lvlJc w:val="left"/>
+      <w:pPr>
+        <w:ind w:left="1440" w:hanging="360"/>
+      </w:pPr>
+      <w:rPr>
+        <w:u w:val="none"/>
+      </w:rPr>
+    </w:lvl>
+    <w:lvl w:ilvl="2">
+      <w:start w:val="1"/>
+      <w:numFmt w:val="bullet"/>
+      <w:lvlText w:val="■"/>
+      <w:lvlJc w:val="left"/>
+      <w:pPr>
+        <w:ind w:left="2160" w:hanging="360"/>
+      </w:pPr>
+      <w:rPr>
+        <w:u w:val="none"/>
+      </w:rPr>
+    </w:lvl>
+    <w:lvl w:ilvl="3">
+      <w:start w:val="1"/>
+      <w:numFmt w:val="bullet"/>
+      <w:lvlText w:val="●"/>
+      <w:lvlJc w:val="left"/>
+      <w:pPr>
+        <w:ind w:left="2880" w:hanging="360"/>
+      </w:pPr>
+      <w:rPr>
+        <w:u w:val="none"/>
+      </w:rPr>
+    </w:lvl>
+    <w:lvl w:ilvl="4">
+      <w:start w:val="1"/>
+      <w:numFmt w:val="bullet"/>
+      <w:lvlText w:val="○"/>
+      <w:lvlJc w:val="left"/>
+      <w:pPr>
+        <w:ind w:left="3600" w:hanging="360"/>
+      </w:pPr>
+      <w:rPr>
+        <w:u w:val="none"/>
+      </w:rPr>
+    </w:lvl>
+    <w:lvl w:ilvl="5">
+      <w:start w:val="1"/>
+      <w:numFmt w:val="bullet"/>
+      <w:lvlText w:val="■"/>
+      <w:lvlJc w:val="left"/>
+      <w:pPr>
+        <w:ind w:left="4320" w:hanging="360"/>
+      </w:pPr>
+      <w:rPr>
+        <w:u w:val="none"/>
+      </w:rPr>
+    </w:lvl>
+    <w:lvl w:ilvl="6">
+      <w:start w:val="1"/>
+      <w:numFmt w:val="bullet"/>
+      <w:lvlText w:val="●"/>
+      <w:lvlJc w:val="left"/>
+      <w:pPr>
+        <w:ind w:left="5040" w:hanging="360"/>
+      </w:pPr>
+      <w:rPr>
+        <w:u w:val="none"/>
+      </w:rPr>
+    </w:lvl>
+    <w:lvl w:ilvl="7">
+      <w:start w:val="1"/>
+      <w:numFmt w:val="bullet"/>
+      <w:lvlText w:val="○"/>
+      <w:lvlJc w:val="left"/>
+      <w:pPr>
+        <w:ind w:left="5760" w:hanging="360"/>
+      </w:pPr>
+      <w:rPr>
+        <w:u w:val="none"/>
+      </w:rPr>
+    </w:lvl>
+    <w:lvl w:ilvl="8">
+      <w:start w:val="1"/>
+      <w:numFmt w:val="bullet"/>
+      <w:lvlText w:val="■"/>
+      <w:lvlJc w:val="left"/>
+      <w:pPr>
+        <w:ind w:left="6480" w:hanging="360"/>
+      </w:pPr>
+      <w:rPr>
+        <w:u w:val="none"/>
+      </w:rPr>
+    </w:lvl>
+  </w:abstractNum>
+  <w:abstractNum w:abstractNumId="41">
+    <w:lvl w:ilvl="0">
+      <w:start w:val="1"/>
+      <w:numFmt w:val="decimal"/>
+      <w:lvlText w:val="%1."/>
+      <w:lvlJc w:val="left"/>
+      <w:pPr>
+        <w:ind w:left="720" w:hanging="360"/>
+      </w:pPr>
+      <w:rPr>
+        <w:u w:val="none"/>
+      </w:rPr>
+    </w:lvl>
+    <w:lvl w:ilvl="1">
+      <w:start w:val="1"/>
+      <w:numFmt w:val="lowerLetter"/>
+      <w:lvlText w:val="%2."/>
+      <w:lvlJc w:val="left"/>
+      <w:pPr>
+        <w:ind w:left="1440" w:hanging="360"/>
+      </w:pPr>
+      <w:rPr>
+        <w:u w:val="none"/>
+      </w:rPr>
+    </w:lvl>
+    <w:lvl w:ilvl="2">
+      <w:start w:val="1"/>
+      <w:numFmt w:val="lowerRoman"/>
+      <w:lvlText w:val="%3."/>
+      <w:lvlJc w:val="left"/>
+      <w:pPr>
+        <w:ind w:left="2160" w:hanging="360"/>
+      </w:pPr>
+      <w:rPr>
+        <w:u w:val="none"/>
+      </w:rPr>
+    </w:lvl>
+    <w:lvl w:ilvl="3">
+      <w:start w:val="1"/>
+      <w:numFmt w:val="decimal"/>
+      <w:lvlText w:val="%4."/>
+      <w:lvlJc w:val="left"/>
+      <w:pPr>
+        <w:ind w:left="2880" w:hanging="360"/>
+      </w:pPr>
+      <w:rPr>
+        <w:u w:val="none"/>
+      </w:rPr>
+    </w:lvl>
+    <w:lvl w:ilvl="4">
+      <w:start w:val="1"/>
+      <w:numFmt w:val="lowerLetter"/>
+      <w:lvlText w:val="%5."/>
+      <w:lvlJc w:val="left"/>
+      <w:pPr>
+        <w:ind w:left="3600" w:hanging="360"/>
+      </w:pPr>
+      <w:rPr>
+        <w:u w:val="none"/>
+      </w:rPr>
+    </w:lvl>
+    <w:lvl w:ilvl="5">
+      <w:start w:val="1"/>
+      <w:numFmt w:val="lowerRoman"/>
+      <w:lvlText w:val="%6."/>
+      <w:lvlJc w:val="left"/>
+      <w:pPr>
+        <w:ind w:left="4320" w:hanging="360"/>
+      </w:pPr>
+      <w:rPr>
+        <w:u w:val="none"/>
+      </w:rPr>
+    </w:lvl>
+    <w:lvl w:ilvl="6">
+      <w:start w:val="1"/>
+      <w:numFmt w:val="decimal"/>
+      <w:lvlText w:val="%7."/>
+      <w:lvlJc w:val="left"/>
+      <w:pPr>
+        <w:ind w:left="5040" w:hanging="360"/>
+      </w:pPr>
+      <w:rPr>
+        <w:u w:val="none"/>
+      </w:rPr>
+    </w:lvl>
+    <w:lvl w:ilvl="7">
+      <w:start w:val="1"/>
+      <w:numFmt w:val="lowerLetter"/>
+      <w:lvlText w:val="%8."/>
+      <w:lvlJc w:val="left"/>
+      <w:pPr>
+        <w:ind w:left="5760" w:hanging="360"/>
+      </w:pPr>
+      <w:rPr>
+        <w:u w:val="none"/>
+      </w:rPr>
+    </w:lvl>
+    <w:lvl w:ilvl="8">
+      <w:start w:val="1"/>
+      <w:numFmt w:val="lowerRoman"/>
+      <w:lvlText w:val="%9."/>
+      <w:lvlJc w:val="left"/>
+      <w:pPr>
+        <w:ind w:left="6480" w:hanging="360"/>
+      </w:pPr>
+      <w:rPr>
+        <w:u w:val="none"/>
+      </w:rPr>
+    </w:lvl>
+  </w:abstractNum>
+  <w:abstractNum w:abstractNumId="42">
+    <w:lvl w:ilvl="0">
+      <w:start w:val="1"/>
+      <w:numFmt w:val="bullet"/>
+      <w:lvlText w:val="●"/>
+      <w:lvlJc w:val="left"/>
+      <w:pPr>
+        <w:ind w:left="720" w:hanging="360"/>
+      </w:pPr>
+      <w:rPr>
+        <w:u w:val="none"/>
+      </w:rPr>
+    </w:lvl>
+    <w:lvl w:ilvl="1">
+      <w:start w:val="1"/>
+      <w:numFmt w:val="bullet"/>
+      <w:lvlText w:val="○"/>
+      <w:lvlJc w:val="left"/>
+      <w:pPr>
+        <w:ind w:left="1440" w:hanging="360"/>
+      </w:pPr>
+      <w:rPr>
+        <w:u w:val="none"/>
+      </w:rPr>
+    </w:lvl>
+    <w:lvl w:ilvl="2">
+      <w:start w:val="1"/>
+      <w:numFmt w:val="bullet"/>
+      <w:lvlText w:val="■"/>
+      <w:lvlJc w:val="left"/>
+      <w:pPr>
+        <w:ind w:left="2160" w:hanging="360"/>
+      </w:pPr>
+      <w:rPr>
+        <w:u w:val="none"/>
+      </w:rPr>
+    </w:lvl>
+    <w:lvl w:ilvl="3">
+      <w:start w:val="1"/>
+      <w:numFmt w:val="bullet"/>
+      <w:lvlText w:val="●"/>
+      <w:lvlJc w:val="left"/>
+      <w:pPr>
+        <w:ind w:left="2880" w:hanging="360"/>
+      </w:pPr>
+      <w:rPr>
+        <w:u w:val="none"/>
+      </w:rPr>
+    </w:lvl>
+    <w:lvl w:ilvl="4">
+      <w:start w:val="1"/>
+      <w:numFmt w:val="bullet"/>
+      <w:lvlText w:val="○"/>
+      <w:lvlJc w:val="left"/>
+      <w:pPr>
+        <w:ind w:left="3600" w:hanging="360"/>
+      </w:pPr>
+      <w:rPr>
+        <w:u w:val="none"/>
+      </w:rPr>
+    </w:lvl>
+    <w:lvl w:ilvl="5">
+      <w:start w:val="1"/>
+      <w:numFmt w:val="bullet"/>
+      <w:lvlText w:val="■"/>
+      <w:lvlJc w:val="left"/>
+      <w:pPr>
+        <w:ind w:left="4320" w:hanging="360"/>
+      </w:pPr>
+      <w:rPr>
+        <w:u w:val="none"/>
+      </w:rPr>
+    </w:lvl>
+    <w:lvl w:ilvl="6">
+      <w:start w:val="1"/>
+      <w:numFmt w:val="bullet"/>
+      <w:lvlText w:val="●"/>
+      <w:lvlJc w:val="left"/>
+      <w:pPr>
+        <w:ind w:left="5040" w:hanging="360"/>
+      </w:pPr>
+      <w:rPr>
+        <w:u w:val="none"/>
+      </w:rPr>
+    </w:lvl>
+    <w:lvl w:ilvl="7">
+      <w:start w:val="1"/>
+      <w:numFmt w:val="bullet"/>
+      <w:lvlText w:val="○"/>
+      <w:lvlJc w:val="left"/>
+      <w:pPr>
+        <w:ind w:left="5760" w:hanging="360"/>
+      </w:pPr>
+      <w:rPr>
+        <w:u w:val="none"/>
+      </w:rPr>
+    </w:lvl>
+    <w:lvl w:ilvl="8">
+      <w:start w:val="1"/>
+      <w:numFmt w:val="bullet"/>
+      <w:lvlText w:val="■"/>
+      <w:lvlJc w:val="left"/>
+      <w:pPr>
+        <w:ind w:left="6480" w:hanging="360"/>
+      </w:pPr>
+      <w:rPr>
+        <w:u w:val="none"/>
+      </w:rPr>
+    </w:lvl>
+  </w:abstractNum>
+  <w:abstractNum w:abstractNumId="43">
+    <w:lvl w:ilvl="0">
+      <w:start w:val="1"/>
+      <w:numFmt w:val="bullet"/>
+      <w:lvlText w:val="●"/>
+      <w:lvlJc w:val="left"/>
+      <w:pPr>
+        <w:ind w:left="720" w:hanging="360"/>
+      </w:pPr>
+      <w:rPr>
+        <w:u w:val="none"/>
+      </w:rPr>
+    </w:lvl>
+    <w:lvl w:ilvl="1">
+      <w:start w:val="1"/>
+      <w:numFmt w:val="bullet"/>
+      <w:lvlText w:val="○"/>
+      <w:lvlJc w:val="left"/>
+      <w:pPr>
+        <w:ind w:left="1440" w:hanging="360"/>
+      </w:pPr>
+      <w:rPr>
+        <w:u w:val="none"/>
+      </w:rPr>
+    </w:lvl>
+    <w:lvl w:ilvl="2">
+      <w:start w:val="1"/>
+      <w:numFmt w:val="bullet"/>
+      <w:lvlText w:val="■"/>
+      <w:lvlJc w:val="left"/>
+      <w:pPr>
+        <w:ind w:left="2160" w:hanging="360"/>
+      </w:pPr>
+      <w:rPr>
+        <w:u w:val="none"/>
+      </w:rPr>
+    </w:lvl>
+    <w:lvl w:ilvl="3">
+      <w:start w:val="1"/>
+      <w:numFmt w:val="bullet"/>
+      <w:lvlText w:val="●"/>
+      <w:lvlJc w:val="left"/>
+      <w:pPr>
+        <w:ind w:left="2880" w:hanging="360"/>
+      </w:pPr>
+      <w:rPr>
+        <w:u w:val="none"/>
+      </w:rPr>
+    </w:lvl>
+    <w:lvl w:ilvl="4">
+      <w:start w:val="1"/>
+      <w:numFmt w:val="bullet"/>
+      <w:lvlText w:val="○"/>
+      <w:lvlJc w:val="left"/>
+      <w:pPr>
+        <w:ind w:left="3600" w:hanging="360"/>
+      </w:pPr>
+      <w:rPr>
+        <w:u w:val="none"/>
+      </w:rPr>
+    </w:lvl>
+    <w:lvl w:ilvl="5">
+      <w:start w:val="1"/>
+      <w:numFmt w:val="bullet"/>
+      <w:lvlText w:val="■"/>
+      <w:lvlJc w:val="left"/>
+      <w:pPr>
+        <w:ind w:left="4320" w:hanging="360"/>
+      </w:pPr>
+      <w:rPr>
+        <w:u w:val="none"/>
+      </w:rPr>
+    </w:lvl>
+    <w:lvl w:ilvl="6">
+      <w:start w:val="1"/>
+      <w:numFmt w:val="bullet"/>
+      <w:lvlText w:val="●"/>
+      <w:lvlJc w:val="left"/>
+      <w:pPr>
+        <w:ind w:left="5040" w:hanging="360"/>
+      </w:pPr>
+      <w:rPr>
+        <w:u w:val="none"/>
+      </w:rPr>
+    </w:lvl>
+    <w:lvl w:ilvl="7">
+      <w:start w:val="1"/>
+      <w:numFmt w:val="bullet"/>
+      <w:lvlText w:val="○"/>
+      <w:lvlJc w:val="left"/>
+      <w:pPr>
+        <w:ind w:left="5760" w:hanging="360"/>
+      </w:pPr>
+      <w:rPr>
+        <w:u w:val="none"/>
+      </w:rPr>
+    </w:lvl>
+    <w:lvl w:ilvl="8">
+      <w:start w:val="1"/>
+      <w:numFmt w:val="bullet"/>
+      <w:lvlText w:val="■"/>
+      <w:lvlJc w:val="left"/>
+      <w:pPr>
+        <w:ind w:left="6480" w:hanging="360"/>
+      </w:pPr>
+      <w:rPr>
+        <w:u w:val="none"/>
+      </w:rPr>
+    </w:lvl>
+  </w:abstractNum>
+  <w:abstractNum w:abstractNumId="44">
+    <w:lvl w:ilvl="0">
+      <w:start w:val="1"/>
+      <w:numFmt w:val="decimal"/>
+      <w:lvlText w:val="%1."/>
+      <w:lvlJc w:val="left"/>
+      <w:pPr>
+        <w:ind w:left="720" w:hanging="360"/>
+      </w:pPr>
+      <w:rPr>
+        <w:u w:val="none"/>
+      </w:rPr>
+    </w:lvl>
+    <w:lvl w:ilvl="1">
+      <w:start w:val="1"/>
+      <w:numFmt w:val="lowerLetter"/>
+      <w:lvlText w:val="%2."/>
+      <w:lvlJc w:val="left"/>
+      <w:pPr>
+        <w:ind w:left="1440" w:hanging="360"/>
+      </w:pPr>
+      <w:rPr>
+        <w:u w:val="none"/>
+      </w:rPr>
+    </w:lvl>
+    <w:lvl w:ilvl="2">
+      <w:start w:val="1"/>
+      <w:numFmt w:val="lowerRoman"/>
+      <w:lvlText w:val="%3."/>
+      <w:lvlJc w:val="left"/>
+      <w:pPr>
+        <w:ind w:left="2160" w:hanging="360"/>
+      </w:pPr>
+      <w:rPr>
+        <w:u w:val="none"/>
+      </w:rPr>
+    </w:lvl>
+    <w:lvl w:ilvl="3">
+      <w:start w:val="1"/>
+      <w:numFmt w:val="decimal"/>
+      <w:lvlText w:val="%4."/>
+      <w:lvlJc w:val="left"/>
+      <w:pPr>
+        <w:ind w:left="2880" w:hanging="360"/>
+      </w:pPr>
+      <w:rPr>
+        <w:u w:val="none"/>
+      </w:rPr>
+    </w:lvl>
+    <w:lvl w:ilvl="4">
+      <w:start w:val="1"/>
+      <w:numFmt w:val="lowerLetter"/>
+      <w:lvlText w:val="%5."/>
+      <w:lvlJc w:val="left"/>
+      <w:pPr>
+        <w:ind w:left="3600" w:hanging="360"/>
+      </w:pPr>
+      <w:rPr>
+        <w:u w:val="none"/>
+      </w:rPr>
+    </w:lvl>
+    <w:lvl w:ilvl="5">
+      <w:start w:val="1"/>
+      <w:numFmt w:val="lowerRoman"/>
+      <w:lvlText w:val="%6."/>
+      <w:lvlJc w:val="left"/>
+      <w:pPr>
+        <w:ind w:left="4320" w:hanging="360"/>
+      </w:pPr>
+      <w:rPr>
+        <w:u w:val="none"/>
+      </w:rPr>
+    </w:lvl>
+    <w:lvl w:ilvl="6">
+      <w:start w:val="1"/>
+      <w:numFmt w:val="decimal"/>
+      <w:lvlText w:val="%7."/>
+      <w:lvlJc w:val="left"/>
+      <w:pPr>
+        <w:ind w:left="5040" w:hanging="360"/>
+      </w:pPr>
+      <w:rPr>
+        <w:u w:val="none"/>
+      </w:rPr>
+    </w:lvl>
+    <w:lvl w:ilvl="7">
+      <w:start w:val="1"/>
+      <w:numFmt w:val="lowerLetter"/>
+      <w:lvlText w:val="%8."/>
+      <w:lvlJc w:val="left"/>
+      <w:pPr>
+        <w:ind w:left="5760" w:hanging="360"/>
+      </w:pPr>
+      <w:rPr>
+        <w:u w:val="none"/>
+      </w:rPr>
+    </w:lvl>
+    <w:lvl w:ilvl="8">
+      <w:start w:val="1"/>
+      <w:numFmt w:val="lowerRoman"/>
+      <w:lvlText w:val="%9."/>
+      <w:lvlJc w:val="left"/>
+      <w:pPr>
+        <w:ind w:left="6480" w:hanging="360"/>
+      </w:pPr>
+      <w:rPr>
+        <w:u w:val="none"/>
+      </w:rPr>
+    </w:lvl>
+  </w:abstractNum>
+  <w:abstractNum w:abstractNumId="45">
+    <w:lvl w:ilvl="0">
+      <w:start w:val="1"/>
+      <w:numFmt w:val="decimal"/>
+      <w:lvlText w:val="%1."/>
+      <w:lvlJc w:val="left"/>
+      <w:pPr>
+        <w:ind w:left="720" w:hanging="360"/>
+      </w:pPr>
+      <w:rPr>
+        <w:u w:val="none"/>
+      </w:rPr>
+    </w:lvl>
+    <w:lvl w:ilvl="1">
+      <w:start w:val="1"/>
+      <w:numFmt w:val="lowerLetter"/>
+      <w:lvlText w:val="%2."/>
+      <w:lvlJc w:val="left"/>
+      <w:pPr>
+        <w:ind w:left="1440" w:hanging="360"/>
+      </w:pPr>
+      <w:rPr>
+        <w:u w:val="none"/>
+      </w:rPr>
+    </w:lvl>
+    <w:lvl w:ilvl="2">
+      <w:start w:val="1"/>
+      <w:numFmt w:val="lowerRoman"/>
+      <w:lvlText w:val="%3."/>
+      <w:lvlJc w:val="left"/>
+      <w:pPr>
+        <w:ind w:left="2160" w:hanging="360"/>
+      </w:pPr>
+      <w:rPr>
+        <w:u w:val="none"/>
+      </w:rPr>
+    </w:lvl>
+    <w:lvl w:ilvl="3">
+      <w:start w:val="1"/>
+      <w:numFmt w:val="decimal"/>
+      <w:lvlText w:val="%4."/>
+      <w:lvlJc w:val="left"/>
+      <w:pPr>
+        <w:ind w:left="2880" w:hanging="360"/>
+      </w:pPr>
+      <w:rPr>
+        <w:u w:val="none"/>
+      </w:rPr>
+    </w:lvl>
+    <w:lvl w:ilvl="4">
+      <w:start w:val="1"/>
+      <w:numFmt w:val="lowerLetter"/>
+      <w:lvlText w:val="%5."/>
+      <w:lvlJc w:val="left"/>
+      <w:pPr>
+        <w:ind w:left="3600" w:hanging="360"/>
+      </w:pPr>
+      <w:rPr>
+        <w:u w:val="none"/>
+      </w:rPr>
+    </w:lvl>
+    <w:lvl w:ilvl="5">
+      <w:start w:val="1"/>
+      <w:numFmt w:val="lowerRoman"/>
+      <w:lvlText w:val="%6."/>
+      <w:lvlJc w:val="left"/>
+      <w:pPr>
+        <w:ind w:left="4320" w:hanging="360"/>
+      </w:pPr>
+      <w:rPr>
+        <w:u w:val="none"/>
+      </w:rPr>
+    </w:lvl>
+    <w:lvl w:ilvl="6">
+      <w:start w:val="1"/>
+      <w:numFmt w:val="decimal"/>
+      <w:lvlText w:val="%7."/>
+      <w:lvlJc w:val="left"/>
+      <w:pPr>
+        <w:ind w:left="5040" w:hanging="360"/>
+      </w:pPr>
+      <w:rPr>
+        <w:u w:val="none"/>
+      </w:rPr>
+    </w:lvl>
+    <w:lvl w:ilvl="7">
+      <w:start w:val="1"/>
+      <w:numFmt w:val="lowerLetter"/>
+      <w:lvlText w:val="%8."/>
+      <w:lvlJc w:val="left"/>
+      <w:pPr>
+        <w:ind w:left="5760" w:hanging="360"/>
+      </w:pPr>
+      <w:rPr>
+        <w:u w:val="none"/>
+      </w:rPr>
+    </w:lvl>
+    <w:lvl w:ilvl="8">
+      <w:start w:val="1"/>
+      <w:numFmt w:val="lowerRoman"/>
+      <w:lvlText w:val="%9."/>
+      <w:lvlJc w:val="left"/>
+      <w:pPr>
+        <w:ind w:left="6480" w:hanging="360"/>
+      </w:pPr>
+      <w:rPr>
+        <w:u w:val="none"/>
+      </w:rPr>
+    </w:lvl>
+  </w:abstractNum>
+  <w:abstractNum w:abstractNumId="46">
+    <w:lvl w:ilvl="0">
+      <w:start w:val="1"/>
+      <w:numFmt w:val="bullet"/>
+      <w:lvlText w:val="●"/>
+      <w:lvlJc w:val="left"/>
+      <w:pPr>
+        <w:ind w:left="720" w:hanging="360"/>
+      </w:pPr>
+      <w:rPr>
+        <w:u w:val="none"/>
+      </w:rPr>
+    </w:lvl>
+    <w:lvl w:ilvl="1">
+      <w:start w:val="1"/>
+      <w:numFmt w:val="bullet"/>
+      <w:lvlText w:val="○"/>
+      <w:lvlJc w:val="left"/>
+      <w:pPr>
+        <w:ind w:left="1440" w:hanging="360"/>
+      </w:pPr>
+      <w:rPr>
+        <w:u w:val="none"/>
+      </w:rPr>
+    </w:lvl>
+    <w:lvl w:ilvl="2">
+      <w:start w:val="1"/>
+      <w:numFmt w:val="bullet"/>
+      <w:lvlText w:val="■"/>
+      <w:lvlJc w:val="left"/>
+      <w:pPr>
+        <w:ind w:left="2160" w:hanging="360"/>
+      </w:pPr>
+      <w:rPr>
+        <w:u w:val="none"/>
+      </w:rPr>
+    </w:lvl>
+    <w:lvl w:ilvl="3">
+      <w:start w:val="1"/>
+      <w:numFmt w:val="bullet"/>
+      <w:lvlText w:val="●"/>
+      <w:lvlJc w:val="left"/>
+      <w:pPr>
+        <w:ind w:left="2880" w:hanging="360"/>
+      </w:pPr>
+      <w:rPr>
+        <w:u w:val="none"/>
+      </w:rPr>
+    </w:lvl>
+    <w:lvl w:ilvl="4">
+      <w:start w:val="1"/>
+      <w:numFmt w:val="bullet"/>
+      <w:lvlText w:val="○"/>
+      <w:lvlJc w:val="left"/>
+      <w:pPr>
+        <w:ind w:left="3600" w:hanging="360"/>
+      </w:pPr>
+      <w:rPr>
+        <w:u w:val="none"/>
+      </w:rPr>
+    </w:lvl>
+    <w:lvl w:ilvl="5">
+      <w:start w:val="1"/>
+      <w:numFmt w:val="bullet"/>
+      <w:lvlText w:val="■"/>
+      <w:lvlJc w:val="left"/>
+      <w:pPr>
+        <w:ind w:left="4320" w:hanging="360"/>
+      </w:pPr>
+      <w:rPr>
+        <w:u w:val="none"/>
+      </w:rPr>
+    </w:lvl>
+    <w:lvl w:ilvl="6">
+      <w:start w:val="1"/>
+      <w:numFmt w:val="bullet"/>
+      <w:lvlText w:val="●"/>
+      <w:lvlJc w:val="left"/>
+      <w:pPr>
+        <w:ind w:left="5040" w:hanging="360"/>
+      </w:pPr>
+      <w:rPr>
+        <w:u w:val="none"/>
+      </w:rPr>
+    </w:lvl>
+    <w:lvl w:ilvl="7">
+      <w:start w:val="1"/>
+      <w:numFmt w:val="bullet"/>
+      <w:lvlText w:val="○"/>
+      <w:lvlJc w:val="left"/>
+      <w:pPr>
+        <w:ind w:left="5760" w:hanging="360"/>
+      </w:pPr>
+      <w:rPr>
+        <w:u w:val="none"/>
+      </w:rPr>
+    </w:lvl>
+    <w:lvl w:ilvl="8">
+      <w:start w:val="1"/>
+      <w:numFmt w:val="bullet"/>
+      <w:lvlText w:val="■"/>
+      <w:lvlJc w:val="left"/>
+      <w:pPr>
+        <w:ind w:left="6480" w:hanging="360"/>
+      </w:pPr>
+      <w:rPr>
+        <w:u w:val="none"/>
+      </w:rPr>
+    </w:lvl>
+  </w:abstractNum>
+  <w:abstractNum w:abstractNumId="47">
+    <w:lvl w:ilvl="0">
+      <w:start w:val="1"/>
+      <w:numFmt w:val="decimal"/>
+      <w:lvlText w:val="%1."/>
+      <w:lvlJc w:val="left"/>
+      <w:pPr>
+        <w:ind w:left="720" w:hanging="360"/>
+      </w:pPr>
+      <w:rPr>
+        <w:u w:val="none"/>
+      </w:rPr>
+    </w:lvl>
+    <w:lvl w:ilvl="1">
+      <w:start w:val="1"/>
+      <w:numFmt w:val="lowerLetter"/>
+      <w:lvlText w:val="%2."/>
+      <w:lvlJc w:val="left"/>
+      <w:pPr>
+        <w:ind w:left="1440" w:hanging="360"/>
+      </w:pPr>
+      <w:rPr>
+        <w:u w:val="none"/>
+      </w:rPr>
+    </w:lvl>
+    <w:lvl w:ilvl="2">
+      <w:start w:val="1"/>
+      <w:numFmt w:val="lowerRoman"/>
+      <w:lvlText w:val="%3."/>
+      <w:lvlJc w:val="left"/>
+      <w:pPr>
+        <w:ind w:left="2160" w:hanging="360"/>
+      </w:pPr>
+      <w:rPr>
+        <w:u w:val="none"/>
+      </w:rPr>
+    </w:lvl>
+    <w:lvl w:ilvl="3">
+      <w:start w:val="1"/>
+      <w:numFmt w:val="decimal"/>
+      <w:lvlText w:val="%4."/>
+      <w:lvlJc w:val="left"/>
+      <w:pPr>
+        <w:ind w:left="2880" w:hanging="360"/>
+      </w:pPr>
+      <w:rPr>
+        <w:u w:val="none"/>
+      </w:rPr>
+    </w:lvl>
+    <w:lvl w:ilvl="4">
+      <w:start w:val="1"/>
+      <w:numFmt w:val="lowerLetter"/>
+      <w:lvlText w:val="%5."/>
+      <w:lvlJc w:val="left"/>
+      <w:pPr>
+        <w:ind w:left="3600" w:hanging="360"/>
+      </w:pPr>
+      <w:rPr>
+        <w:u w:val="none"/>
+      </w:rPr>
+    </w:lvl>
+    <w:lvl w:ilvl="5">
+      <w:start w:val="1"/>
+      <w:numFmt w:val="lowerRoman"/>
+      <w:lvlText w:val="%6."/>
+      <w:lvlJc w:val="left"/>
+      <w:pPr>
+        <w:ind w:left="4320" w:hanging="360"/>
+      </w:pPr>
+      <w:rPr>
+        <w:u w:val="none"/>
+      </w:rPr>
+    </w:lvl>
+    <w:lvl w:ilvl="6">
+      <w:start w:val="1"/>
+      <w:numFmt w:val="decimal"/>
+      <w:lvlText w:val="%7."/>
+      <w:lvlJc w:val="left"/>
+      <w:pPr>
+        <w:ind w:left="5040" w:hanging="360"/>
+      </w:pPr>
+      <w:rPr>
+        <w:u w:val="none"/>
+      </w:rPr>
+    </w:lvl>
+    <w:lvl w:ilvl="7">
+      <w:start w:val="1"/>
+      <w:numFmt w:val="lowerLetter"/>
+      <w:lvlText w:val="%8."/>
+      <w:lvlJc w:val="left"/>
+      <w:pPr>
+        <w:ind w:left="5760" w:hanging="360"/>
+      </w:pPr>
+      <w:rPr>
+        <w:u w:val="none"/>
+      </w:rPr>
+    </w:lvl>
+    <w:lvl w:ilvl="8">
+      <w:start w:val="1"/>
+      <w:numFmt w:val="lowerRoman"/>
+      <w:lvlText w:val="%9."/>
+      <w:lvlJc w:val="left"/>
+      <w:pPr>
+        <w:ind w:left="6480" w:hanging="360"/>
+      </w:pPr>
+      <w:rPr>
+        <w:u w:val="none"/>
+      </w:rPr>
+    </w:lvl>
+  </w:abstractNum>
+  <w:abstractNum w:abstractNumId="48">
+    <w:lvl w:ilvl="0">
+      <w:start w:val="1"/>
+      <w:numFmt w:val="bullet"/>
+      <w:lvlText w:val="●"/>
+      <w:lvlJc w:val="left"/>
+      <w:pPr>
+        <w:ind w:left="720" w:hanging="360"/>
+      </w:pPr>
+      <w:rPr>
+        <w:u w:val="none"/>
+      </w:rPr>
+    </w:lvl>
+    <w:lvl w:ilvl="1">
+      <w:start w:val="1"/>
+      <w:numFmt w:val="bullet"/>
+      <w:lvlText w:val="○"/>
+      <w:lvlJc w:val="left"/>
+      <w:pPr>
+        <w:ind w:left="1440" w:hanging="360"/>
+      </w:pPr>
+      <w:rPr>
+        <w:u w:val="none"/>
+      </w:rPr>
+    </w:lvl>
+    <w:lvl w:ilvl="2">
+      <w:start w:val="1"/>
+      <w:numFmt w:val="bullet"/>
+      <w:lvlText w:val="■"/>
+      <w:lvlJc w:val="left"/>
+      <w:pPr>
+        <w:ind w:left="2160" w:hanging="360"/>
+      </w:pPr>
+      <w:rPr>
+        <w:u w:val="none"/>
+      </w:rPr>
+    </w:lvl>
+    <w:lvl w:ilvl="3">
+      <w:start w:val="1"/>
+      <w:numFmt w:val="bullet"/>
+      <w:lvlText w:val="●"/>
+      <w:lvlJc w:val="left"/>
+      <w:pPr>
+        <w:ind w:left="2880" w:hanging="360"/>
+      </w:pPr>
+      <w:rPr>
+        <w:u w:val="none"/>
+      </w:rPr>
+    </w:lvl>
+    <w:lvl w:ilvl="4">
+      <w:start w:val="1"/>
+      <w:numFmt w:val="bullet"/>
+      <w:lvlText w:val="○"/>
+      <w:lvlJc w:val="left"/>
+      <w:pPr>
+        <w:ind w:left="3600" w:hanging="360"/>
+      </w:pPr>
+      <w:rPr>
+        <w:u w:val="none"/>
+      </w:rPr>
+    </w:lvl>
+    <w:lvl w:ilvl="5">
+      <w:start w:val="1"/>
+      <w:numFmt w:val="bullet"/>
+      <w:lvlText w:val="■"/>
+      <w:lvlJc w:val="left"/>
+      <w:pPr>
+        <w:ind w:left="4320" w:hanging="360"/>
+      </w:pPr>
+      <w:rPr>
+        <w:u w:val="none"/>
+      </w:rPr>
+    </w:lvl>
+    <w:lvl w:ilvl="6">
+      <w:start w:val="1"/>
+      <w:numFmt w:val="bullet"/>
+      <w:lvlText w:val="●"/>
+      <w:lvlJc w:val="left"/>
+      <w:pPr>
+        <w:ind w:left="5040" w:hanging="360"/>
+      </w:pPr>
+      <w:rPr>
+        <w:u w:val="none"/>
+      </w:rPr>
+    </w:lvl>
+    <w:lvl w:ilvl="7">
+      <w:start w:val="1"/>
+      <w:numFmt w:val="bullet"/>
+      <w:lvlText w:val="○"/>
+      <w:lvlJc w:val="left"/>
+      <w:pPr>
+        <w:ind w:left="5760" w:hanging="360"/>
+      </w:pPr>
+      <w:rPr>
+        <w:u w:val="none"/>
+      </w:rPr>
+    </w:lvl>
+    <w:lvl w:ilvl="8">
+      <w:start w:val="1"/>
+      <w:numFmt w:val="bullet"/>
+      <w:lvlText w:val="■"/>
+      <w:lvlJc w:val="left"/>
+      <w:pPr>
+        <w:ind w:left="6480" w:hanging="360"/>
+      </w:pPr>
+      <w:rPr>
+        <w:u w:val="none"/>
+      </w:rPr>
+    </w:lvl>
+  </w:abstractNum>
+  <w:abstractNum w:abstractNumId="49">
+    <w:lvl w:ilvl="0">
+      <w:start w:val="1"/>
+      <w:numFmt w:val="bullet"/>
+      <w:lvlText w:val="●"/>
+      <w:lvlJc w:val="left"/>
+      <w:pPr>
+        <w:ind w:left="720" w:hanging="360"/>
+      </w:pPr>
+      <w:rPr>
+        <w:u w:val="none"/>
+      </w:rPr>
+    </w:lvl>
+    <w:lvl w:ilvl="1">
+      <w:start w:val="1"/>
+      <w:numFmt w:val="bullet"/>
+      <w:lvlText w:val="○"/>
+      <w:lvlJc w:val="left"/>
+      <w:pPr>
+        <w:ind w:left="1440" w:hanging="360"/>
+      </w:pPr>
+      <w:rPr>
+        <w:u w:val="none"/>
+      </w:rPr>
+    </w:lvl>
+    <w:lvl w:ilvl="2">
+      <w:start w:val="1"/>
+      <w:numFmt w:val="bullet"/>
+      <w:lvlText w:val="■"/>
+      <w:lvlJc w:val="left"/>
+      <w:pPr>
+        <w:ind w:left="2160" w:hanging="360"/>
+      </w:pPr>
+      <w:rPr>
+        <w:u w:val="none"/>
+      </w:rPr>
+    </w:lvl>
+    <w:lvl w:ilvl="3">
+      <w:start w:val="1"/>
+      <w:numFmt w:val="bullet"/>
+      <w:lvlText w:val="●"/>
+      <w:lvlJc w:val="left"/>
+      <w:pPr>
+        <w:ind w:left="2880" w:hanging="360"/>
+      </w:pPr>
+      <w:rPr>
+        <w:u w:val="none"/>
+      </w:rPr>
+    </w:lvl>
+    <w:lvl w:ilvl="4">
+      <w:start w:val="1"/>
+      <w:numFmt w:val="bullet"/>
+      <w:lvlText w:val="○"/>
+      <w:lvlJc w:val="left"/>
+      <w:pPr>
+        <w:ind w:left="3600" w:hanging="360"/>
+      </w:pPr>
+      <w:rPr>
+        <w:u w:val="none"/>
+      </w:rPr>
+    </w:lvl>
+    <w:lvl w:ilvl="5">
+      <w:start w:val="1"/>
+      <w:numFmt w:val="bullet"/>
+      <w:lvlText w:val="■"/>
+      <w:lvlJc w:val="left"/>
+      <w:pPr>
+        <w:ind w:left="4320" w:hanging="360"/>
+      </w:pPr>
+      <w:rPr>
+        <w:u w:val="none"/>
+      </w:rPr>
+    </w:lvl>
+    <w:lvl w:ilvl="6">
+      <w:start w:val="1"/>
+      <w:numFmt w:val="bullet"/>
+      <w:lvlText w:val="●"/>
+      <w:lvlJc w:val="left"/>
+      <w:pPr>
+        <w:ind w:left="5040" w:hanging="360"/>
+      </w:pPr>
+      <w:rPr>
+        <w:u w:val="none"/>
+      </w:rPr>
+    </w:lvl>
+    <w:lvl w:ilvl="7">
+      <w:start w:val="1"/>
+      <w:numFmt w:val="bullet"/>
+      <w:lvlText w:val="○"/>
+      <w:lvlJc w:val="left"/>
+      <w:pPr>
+        <w:ind w:left="5760" w:hanging="360"/>
+      </w:pPr>
+      <w:rPr>
+        <w:u w:val="none"/>
+      </w:rPr>
+    </w:lvl>
+    <w:lvl w:ilvl="8">
+      <w:start w:val="1"/>
+      <w:numFmt w:val="bullet"/>
+      <w:lvlText w:val="■"/>
+      <w:lvlJc w:val="left"/>
+      <w:pPr>
+        <w:ind w:left="6480" w:hanging="360"/>
+      </w:pPr>
+      <w:rPr>
+        <w:u w:val="none"/>
+      </w:rPr>
+    </w:lvl>
+  </w:abstractNum>
+  <w:abstractNum w:abstractNumId="50">
+    <w:lvl w:ilvl="0">
+      <w:start w:val="1"/>
+      <w:numFmt w:val="bullet"/>
+      <w:lvlText w:val="●"/>
+      <w:lvlJc w:val="left"/>
+      <w:pPr>
+        <w:ind w:left="720" w:hanging="360"/>
+      </w:pPr>
+      <w:rPr>
+        <w:u w:val="none"/>
+      </w:rPr>
+    </w:lvl>
+    <w:lvl w:ilvl="1">
+      <w:start w:val="1"/>
+      <w:numFmt w:val="bullet"/>
+      <w:lvlText w:val="○"/>
+      <w:lvlJc w:val="left"/>
+      <w:pPr>
+        <w:ind w:left="1440" w:hanging="360"/>
+      </w:pPr>
+      <w:rPr>
+        <w:u w:val="none"/>
+      </w:rPr>
+    </w:lvl>
+    <w:lvl w:ilvl="2">
+      <w:start w:val="1"/>
+      <w:numFmt w:val="bullet"/>
+      <w:lvlText w:val="■"/>
+      <w:lvlJc w:val="left"/>
+      <w:pPr>
+        <w:ind w:left="2160" w:hanging="360"/>
+      </w:pPr>
+      <w:rPr>
+        <w:u w:val="none"/>
+      </w:rPr>
+    </w:lvl>
+    <w:lvl w:ilvl="3">
+      <w:start w:val="1"/>
+      <w:numFmt w:val="bullet"/>
+      <w:lvlText w:val="●"/>
+      <w:lvlJc w:val="left"/>
+      <w:pPr>
+        <w:ind w:left="2880" w:hanging="360"/>
+      </w:pPr>
+      <w:rPr>
+        <w:u w:val="none"/>
+      </w:rPr>
+    </w:lvl>
+    <w:lvl w:ilvl="4">
+      <w:start w:val="1"/>
+      <w:numFmt w:val="bullet"/>
+      <w:lvlText w:val="○"/>
+      <w:lvlJc w:val="left"/>
+      <w:pPr>
+        <w:ind w:left="3600" w:hanging="360"/>
+      </w:pPr>
+      <w:rPr>
+        <w:u w:val="none"/>
+      </w:rPr>
+    </w:lvl>
+    <w:lvl w:ilvl="5">
+      <w:start w:val="1"/>
+      <w:numFmt w:val="bullet"/>
+      <w:lvlText w:val="■"/>
+      <w:lvlJc w:val="left"/>
+      <w:pPr>
+        <w:ind w:left="4320" w:hanging="360"/>
+      </w:pPr>
+      <w:rPr>
+        <w:u w:val="none"/>
+      </w:rPr>
+    </w:lvl>
+    <w:lvl w:ilvl="6">
+      <w:start w:val="1"/>
+      <w:numFmt w:val="bullet"/>
+      <w:lvlText w:val="●"/>
+      <w:lvlJc w:val="left"/>
+      <w:pPr>
+        <w:ind w:left="5040" w:hanging="360"/>
+      </w:pPr>
+      <w:rPr>
+        <w:u w:val="none"/>
+      </w:rPr>
+    </w:lvl>
+    <w:lvl w:ilvl="7">
+      <w:start w:val="1"/>
+      <w:numFmt w:val="bullet"/>
+      <w:lvlText w:val="○"/>
+      <w:lvlJc w:val="left"/>
+      <w:pPr>
+        <w:ind w:left="5760" w:hanging="360"/>
+      </w:pPr>
+      <w:rPr>
+        <w:u w:val="none"/>
+      </w:rPr>
+    </w:lvl>
+    <w:lvl w:ilvl="8">
+      <w:start w:val="1"/>
+      <w:numFmt w:val="bullet"/>
+      <w:lvlText w:val="■"/>
+      <w:lvlJc w:val="left"/>
+      <w:pPr>
+        <w:ind w:left="6480" w:hanging="360"/>
+      </w:pPr>
+      <w:rPr>
+        <w:u w:val="none"/>
+      </w:rPr>
+    </w:lvl>
+  </w:abstractNum>
+  <w:abstractNum w:abstractNumId="51">
+    <w:lvl w:ilvl="0">
+      <w:start w:val="1"/>
+      <w:numFmt w:val="decimal"/>
+      <w:lvlText w:val="%1."/>
+      <w:lvlJc w:val="left"/>
+      <w:pPr>
+        <w:ind w:left="720" w:hanging="360"/>
+      </w:pPr>
+      <w:rPr>
+        <w:u w:val="none"/>
+      </w:rPr>
+    </w:lvl>
+    <w:lvl w:ilvl="1">
+      <w:start w:val="1"/>
+      <w:numFmt w:val="lowerLetter"/>
+      <w:lvlText w:val="%2."/>
+      <w:lvlJc w:val="left"/>
+      <w:pPr>
+        <w:ind w:left="1440" w:hanging="360"/>
+      </w:pPr>
+      <w:rPr>
+        <w:u w:val="none"/>
+      </w:rPr>
+    </w:lvl>
+    <w:lvl w:ilvl="2">
+      <w:start w:val="1"/>
+      <w:numFmt w:val="lowerRoman"/>
+      <w:lvlText w:val="%3."/>
+      <w:lvlJc w:val="left"/>
+      <w:pPr>
+        <w:ind w:left="2160" w:hanging="360"/>
+      </w:pPr>
+      <w:rPr>
+        <w:u w:val="none"/>
+      </w:rPr>
+    </w:lvl>
+    <w:lvl w:ilvl="3">
+      <w:start w:val="1"/>
+      <w:numFmt w:val="decimal"/>
+      <w:lvlText w:val="%4."/>
+      <w:lvlJc w:val="left"/>
+      <w:pPr>
+        <w:ind w:left="2880" w:hanging="360"/>
+      </w:pPr>
+      <w:rPr>
+        <w:u w:val="none"/>
+      </w:rPr>
+    </w:lvl>
+    <w:lvl w:ilvl="4">
+      <w:start w:val="1"/>
+      <w:numFmt w:val="lowerLetter"/>
+      <w:lvlText w:val="%5."/>
+      <w:lvlJc w:val="left"/>
+      <w:pPr>
+        <w:ind w:left="3600" w:hanging="360"/>
+      </w:pPr>
+      <w:rPr>
+        <w:u w:val="none"/>
+      </w:rPr>
+    </w:lvl>
+    <w:lvl w:ilvl="5">
+      <w:start w:val="1"/>
+      <w:numFmt w:val="lowerRoman"/>
+      <w:lvlText w:val="%6."/>
+      <w:lvlJc w:val="left"/>
+      <w:pPr>
+        <w:ind w:left="4320" w:hanging="360"/>
+      </w:pPr>
+      <w:rPr>
+        <w:u w:val="none"/>
+      </w:rPr>
+    </w:lvl>
+    <w:lvl w:ilvl="6">
+      <w:start w:val="1"/>
+      <w:numFmt w:val="decimal"/>
+      <w:lvlText w:val="%7."/>
+      <w:lvlJc w:val="left"/>
+      <w:pPr>
+        <w:ind w:left="5040" w:hanging="360"/>
+      </w:pPr>
+      <w:rPr>
+        <w:u w:val="none"/>
+      </w:rPr>
+    </w:lvl>
+    <w:lvl w:ilvl="7">
+      <w:start w:val="1"/>
+      <w:numFmt w:val="lowerLetter"/>
+      <w:lvlText w:val="%8."/>
+      <w:lvlJc w:val="left"/>
+      <w:pPr>
+        <w:ind w:left="5760" w:hanging="360"/>
+      </w:pPr>
+      <w:rPr>
+        <w:u w:val="none"/>
+      </w:rPr>
+    </w:lvl>
+    <w:lvl w:ilvl="8">
+      <w:start w:val="1"/>
+      <w:numFmt w:val="lowerRoman"/>
+      <w:lvlText w:val="%9."/>
+      <w:lvlJc w:val="left"/>
+      <w:pPr>
+        <w:ind w:left="6480" w:hanging="360"/>
+      </w:pPr>
+      <w:rPr>
+        <w:u w:val="none"/>
+      </w:rPr>
+    </w:lvl>
+  </w:abstractNum>
+  <w:abstractNum w:abstractNumId="52">
+    <w:lvl w:ilvl="0">
+      <w:start w:val="1"/>
+      <w:numFmt w:val="decimal"/>
+      <w:lvlText w:val="%1."/>
+      <w:lvlJc w:val="left"/>
+      <w:pPr>
+        <w:ind w:left="720" w:hanging="360"/>
+      </w:pPr>
+      <w:rPr>
+        <w:u w:val="none"/>
+      </w:rPr>
+    </w:lvl>
+    <w:lvl w:ilvl="1">
+      <w:start w:val="1"/>
+      <w:numFmt w:val="lowerLetter"/>
+      <w:lvlText w:val="%2."/>
+      <w:lvlJc w:val="left"/>
+      <w:pPr>
+        <w:ind w:left="1440" w:hanging="360"/>
+      </w:pPr>
+      <w:rPr>
+        <w:u w:val="none"/>
+      </w:rPr>
+    </w:lvl>
+    <w:lvl w:ilvl="2">
+      <w:start w:val="1"/>
+      <w:numFmt w:val="lowerRoman"/>
+      <w:lvlText w:val="%3."/>
+      <w:lvlJc w:val="left"/>
+      <w:pPr>
+        <w:ind w:left="2160" w:hanging="360"/>
+      </w:pPr>
+      <w:rPr>
+        <w:u w:val="none"/>
+      </w:rPr>
+    </w:lvl>
+    <w:lvl w:ilvl="3">
+      <w:start w:val="1"/>
+      <w:numFmt w:val="decimal"/>
+      <w:lvlText w:val="%4."/>
+      <w:lvlJc w:val="left"/>
+      <w:pPr>
+        <w:ind w:left="2880" w:hanging="360"/>
+      </w:pPr>
+      <w:rPr>
+        <w:u w:val="none"/>
+      </w:rPr>
+    </w:lvl>
+    <w:lvl w:ilvl="4">
+      <w:start w:val="1"/>
+      <w:numFmt w:val="lowerLetter"/>
+      <w:lvlText w:val="%5."/>
+      <w:lvlJc w:val="left"/>
+      <w:pPr>
+        <w:ind w:left="3600" w:hanging="360"/>
+      </w:pPr>
+      <w:rPr>
+        <w:u w:val="none"/>
+      </w:rPr>
+    </w:lvl>
+    <w:lvl w:ilvl="5">
+      <w:start w:val="1"/>
+      <w:numFmt w:val="lowerRoman"/>
+      <w:lvlText w:val="%6."/>
+      <w:lvlJc w:val="left"/>
+      <w:pPr>
+        <w:ind w:left="4320" w:hanging="360"/>
+      </w:pPr>
+      <w:rPr>
+        <w:u w:val="none"/>
+      </w:rPr>
+    </w:lvl>
+    <w:lvl w:ilvl="6">
+      <w:start w:val="1"/>
+      <w:numFmt w:val="decimal"/>
+      <w:lvlText w:val="%7."/>
+      <w:lvlJc w:val="left"/>
+      <w:pPr>
+        <w:ind w:left="5040" w:hanging="360"/>
+      </w:pPr>
+      <w:rPr>
+        <w:u w:val="none"/>
+      </w:rPr>
+    </w:lvl>
+    <w:lvl w:ilvl="7">
+      <w:start w:val="1"/>
+      <w:numFmt w:val="lowerLetter"/>
+      <w:lvlText w:val="%8."/>
+      <w:lvlJc w:val="left"/>
+      <w:pPr>
+        <w:ind w:left="5760" w:hanging="360"/>
+      </w:pPr>
+      <w:rPr>
+        <w:u w:val="none"/>
+      </w:rPr>
+    </w:lvl>
+    <w:lvl w:ilvl="8">
+      <w:start w:val="1"/>
+      <w:numFmt w:val="lowerRoman"/>
+      <w:lvlText w:val="%9."/>
+      <w:lvlJc w:val="left"/>
+      <w:pPr>
+        <w:ind w:left="6480" w:hanging="360"/>
+      </w:pPr>
+      <w:rPr>
+        <w:u w:val="none"/>
+      </w:rPr>
+    </w:lvl>
+  </w:abstractNum>
+  <w:abstractNum w:abstractNumId="53">
+    <w:lvl w:ilvl="0">
+      <w:start w:val="1"/>
+      <w:numFmt w:val="decimal"/>
+      <w:lvlText w:val="%1."/>
+      <w:lvlJc w:val="left"/>
+      <w:pPr>
+        <w:ind w:left="720" w:hanging="360"/>
+      </w:pPr>
+      <w:rPr>
+        <w:u w:val="none"/>
+      </w:rPr>
+    </w:lvl>
+    <w:lvl w:ilvl="1">
+      <w:start w:val="1"/>
+      <w:numFmt w:val="lowerLetter"/>
+      <w:lvlText w:val="%2."/>
+      <w:lvlJc w:val="left"/>
+      <w:pPr>
+        <w:ind w:left="1440" w:hanging="360"/>
+      </w:pPr>
+      <w:rPr>
+        <w:u w:val="none"/>
+      </w:rPr>
+    </w:lvl>
+    <w:lvl w:ilvl="2">
+      <w:start w:val="1"/>
+      <w:numFmt w:val="lowerRoman"/>
+      <w:lvlText w:val="%3."/>
+      <w:lvlJc w:val="left"/>
+      <w:pPr>
+        <w:ind w:left="2160" w:hanging="360"/>
+      </w:pPr>
+      <w:rPr>
+        <w:u w:val="none"/>
+      </w:rPr>
+    </w:lvl>
+    <w:lvl w:ilvl="3">
+      <w:start w:val="1"/>
+      <w:numFmt w:val="decimal"/>
+      <w:lvlText w:val="%4."/>
+      <w:lvlJc w:val="left"/>
+      <w:pPr>
+        <w:ind w:left="2880" w:hanging="360"/>
+      </w:pPr>
+      <w:rPr>
+        <w:u w:val="none"/>
+      </w:rPr>
+    </w:lvl>
+    <w:lvl w:ilvl="4">
+      <w:start w:val="1"/>
+      <w:numFmt w:val="lowerLetter"/>
+      <w:lvlText w:val="%5."/>
+      <w:lvlJc w:val="left"/>
+      <w:pPr>
+        <w:ind w:left="3600" w:hanging="360"/>
+      </w:pPr>
+      <w:rPr>
+        <w:u w:val="none"/>
+      </w:rPr>
+    </w:lvl>
+    <w:lvl w:ilvl="5">
+      <w:start w:val="1"/>
+      <w:numFmt w:val="lowerRoman"/>
+      <w:lvlText w:val="%6."/>
+      <w:lvlJc w:val="left"/>
+      <w:pPr>
+        <w:ind w:left="4320" w:hanging="360"/>
+      </w:pPr>
+      <w:rPr>
+        <w:u w:val="none"/>
+      </w:rPr>
+    </w:lvl>
+    <w:lvl w:ilvl="6">
+      <w:start w:val="1"/>
+      <w:numFmt w:val="decimal"/>
+      <w:lvlText w:val="%7."/>
+      <w:lvlJc w:val="left"/>
+      <w:pPr>
+        <w:ind w:left="5040" w:hanging="360"/>
+      </w:pPr>
+      <w:rPr>
+        <w:u w:val="none"/>
+      </w:rPr>
+    </w:lvl>
+    <w:lvl w:ilvl="7">
+      <w:start w:val="1"/>
+      <w:numFmt w:val="lowerLetter"/>
+      <w:lvlText w:val="%8."/>
+      <w:lvlJc w:val="left"/>
+      <w:pPr>
+        <w:ind w:left="5760" w:hanging="360"/>
+      </w:pPr>
+      <w:rPr>
+        <w:u w:val="none"/>
+      </w:rPr>
+    </w:lvl>
+    <w:lvl w:ilvl="8">
+      <w:start w:val="1"/>
+      <w:numFmt w:val="lowerRoman"/>
+      <w:lvlText w:val="%9."/>
+      <w:lvlJc w:val="left"/>
+      <w:pPr>
+        <w:ind w:left="6480" w:hanging="360"/>
+      </w:pPr>
+      <w:rPr>
+        <w:u w:val="none"/>
+      </w:rPr>
+    </w:lvl>
+  </w:abstractNum>
+  <w:abstractNum w:abstractNumId="54">
+    <w:lvl w:ilvl="0">
+      <w:start w:val="1"/>
+      <w:numFmt w:val="bullet"/>
+      <w:lvlText w:val="●"/>
+      <w:lvlJc w:val="left"/>
+      <w:pPr>
+        <w:ind w:left="720" w:hanging="360"/>
+      </w:pPr>
+      <w:rPr>
+        <w:u w:val="none"/>
+      </w:rPr>
+    </w:lvl>
+    <w:lvl w:ilvl="1">
+      <w:start w:val="1"/>
+      <w:numFmt w:val="bullet"/>
+      <w:lvlText w:val="○"/>
+      <w:lvlJc w:val="left"/>
+      <w:pPr>
+        <w:ind w:left="1440" w:hanging="360"/>
+      </w:pPr>
+      <w:rPr>
+        <w:u w:val="none"/>
+      </w:rPr>
+    </w:lvl>
+    <w:lvl w:ilvl="2">
+      <w:start w:val="1"/>
+      <w:numFmt w:val="bullet"/>
+      <w:lvlText w:val="■"/>
+      <w:lvlJc w:val="left"/>
+      <w:pPr>
+        <w:ind w:left="2160" w:hanging="360"/>
+      </w:pPr>
+      <w:rPr>
+        <w:u w:val="none"/>
+      </w:rPr>
+    </w:lvl>
+    <w:lvl w:ilvl="3">
+      <w:start w:val="1"/>
+      <w:numFmt w:val="bullet"/>
+      <w:lvlText w:val="●"/>
+      <w:lvlJc w:val="left"/>
+      <w:pPr>
+        <w:ind w:left="2880" w:hanging="360"/>
+      </w:pPr>
+      <w:rPr>
+        <w:u w:val="none"/>
+      </w:rPr>
+    </w:lvl>
+    <w:lvl w:ilvl="4">
+      <w:start w:val="1"/>
+      <w:numFmt w:val="bullet"/>
+      <w:lvlText w:val="○"/>
+      <w:lvlJc w:val="left"/>
+      <w:pPr>
+        <w:ind w:left="3600" w:hanging="360"/>
+      </w:pPr>
+      <w:rPr>
+        <w:u w:val="none"/>
+      </w:rPr>
+    </w:lvl>
+    <w:lvl w:ilvl="5">
+      <w:start w:val="1"/>
+      <w:numFmt w:val="bullet"/>
+      <w:lvlText w:val="■"/>
+      <w:lvlJc w:val="left"/>
+      <w:pPr>
+        <w:ind w:left="4320" w:hanging="360"/>
+      </w:pPr>
+      <w:rPr>
+        <w:u w:val="none"/>
+      </w:rPr>
+    </w:lvl>
+    <w:lvl w:ilvl="6">
+      <w:start w:val="1"/>
+      <w:numFmt w:val="bullet"/>
+      <w:lvlText w:val="●"/>
+      <w:lvlJc w:val="left"/>
+      <w:pPr>
+        <w:ind w:left="5040" w:hanging="360"/>
+      </w:pPr>
+      <w:rPr>
+        <w:u w:val="none"/>
+      </w:rPr>
+    </w:lvl>
+    <w:lvl w:ilvl="7">
+      <w:start w:val="1"/>
+      <w:numFmt w:val="bullet"/>
+      <w:lvlText w:val="○"/>
+      <w:lvlJc w:val="left"/>
+      <w:pPr>
+        <w:ind w:left="5760" w:hanging="360"/>
+      </w:pPr>
+      <w:rPr>
+        <w:u w:val="none"/>
+      </w:rPr>
+    </w:lvl>
+    <w:lvl w:ilvl="8">
+      <w:start w:val="1"/>
+      <w:numFmt w:val="bullet"/>
+      <w:lvlText w:val="■"/>
+      <w:lvlJc w:val="left"/>
+      <w:pPr>
+        <w:ind w:left="6480" w:hanging="360"/>
+      </w:pPr>
+      <w:rPr>
+        <w:u w:val="none"/>
+      </w:rPr>
+    </w:lvl>
+  </w:abstractNum>
+  <w:abstractNum w:abstractNumId="55">
+    <w:lvl w:ilvl="0">
+      <w:start w:val="1"/>
+      <w:numFmt w:val="bullet"/>
+      <w:lvlText w:val="●"/>
+      <w:lvlJc w:val="left"/>
+      <w:pPr>
+        <w:ind w:left="720" w:hanging="360"/>
+      </w:pPr>
+      <w:rPr>
+        <w:u w:val="none"/>
+      </w:rPr>
+    </w:lvl>
+    <w:lvl w:ilvl="1">
+      <w:start w:val="1"/>
+      <w:numFmt w:val="bullet"/>
+      <w:lvlText w:val="○"/>
+      <w:lvlJc w:val="left"/>
+      <w:pPr>
+        <w:ind w:left="1440" w:hanging="360"/>
+      </w:pPr>
+      <w:rPr>
+        <w:u w:val="none"/>
+      </w:rPr>
+    </w:lvl>
+    <w:lvl w:ilvl="2">
+      <w:start w:val="1"/>
+      <w:numFmt w:val="bullet"/>
+      <w:lvlText w:val="■"/>
+      <w:lvlJc w:val="left"/>
+      <w:pPr>
+        <w:ind w:left="2160" w:hanging="360"/>
+      </w:pPr>
+      <w:rPr>
+        <w:u w:val="none"/>
+      </w:rPr>
+    </w:lvl>
+    <w:lvl w:ilvl="3">
+      <w:start w:val="1"/>
+      <w:numFmt w:val="bullet"/>
+      <w:lvlText w:val="●"/>
+      <w:lvlJc w:val="left"/>
+      <w:pPr>
+        <w:ind w:left="2880" w:hanging="360"/>
+      </w:pPr>
+      <w:rPr>
+        <w:u w:val="none"/>
+      </w:rPr>
+    </w:lvl>
+    <w:lvl w:ilvl="4">
+      <w:start w:val="1"/>
+      <w:numFmt w:val="bullet"/>
+      <w:lvlText w:val="○"/>
+      <w:lvlJc w:val="left"/>
+      <w:pPr>
+        <w:ind w:left="3600" w:hanging="360"/>
+      </w:pPr>
+      <w:rPr>
+        <w:u w:val="none"/>
+      </w:rPr>
+    </w:lvl>
+    <w:lvl w:ilvl="5">
+      <w:start w:val="1"/>
+      <w:numFmt w:val="bullet"/>
+      <w:lvlText w:val="■"/>
+      <w:lvlJc w:val="left"/>
+      <w:pPr>
+        <w:ind w:left="4320" w:hanging="360"/>
+      </w:pPr>
+      <w:rPr>
+        <w:u w:val="none"/>
+      </w:rPr>
+    </w:lvl>
+    <w:lvl w:ilvl="6">
+      <w:start w:val="1"/>
+      <w:numFmt w:val="bullet"/>
+      <w:lvlText w:val="●"/>
+      <w:lvlJc w:val="left"/>
+      <w:pPr>
+        <w:ind w:left="5040" w:hanging="360"/>
+      </w:pPr>
+      <w:rPr>
+        <w:u w:val="none"/>
+      </w:rPr>
+    </w:lvl>
+    <w:lvl w:ilvl="7">
+      <w:start w:val="1"/>
+      <w:numFmt w:val="bullet"/>
+      <w:lvlText w:val="○"/>
+      <w:lvlJc w:val="left"/>
+      <w:pPr>
+        <w:ind w:left="5760" w:hanging="360"/>
+      </w:pPr>
+      <w:rPr>
+        <w:u w:val="none"/>
+      </w:rPr>
+    </w:lvl>
+    <w:lvl w:ilvl="8">
+      <w:start w:val="1"/>
+      <w:numFmt w:val="bullet"/>
+      <w:lvlText w:val="■"/>
+      <w:lvlJc w:val="left"/>
+      <w:pPr>
+        <w:ind w:left="6480" w:hanging="360"/>
+      </w:pPr>
+      <w:rPr>
+        <w:u w:val="none"/>
+      </w:rPr>
+    </w:lvl>
+  </w:abstractNum>
+  <w:abstractNum w:abstractNumId="56">
+    <w:lvl w:ilvl="0">
+      <w:start w:val="1"/>
+      <w:numFmt w:val="bullet"/>
+      <w:lvlText w:val="●"/>
+      <w:lvlJc w:val="left"/>
+      <w:pPr>
+        <w:ind w:left="720" w:hanging="360"/>
+      </w:pPr>
+      <w:rPr>
+        <w:u w:val="none"/>
+      </w:rPr>
+    </w:lvl>
+    <w:lvl w:ilvl="1">
+      <w:start w:val="1"/>
+      <w:numFmt w:val="bullet"/>
+      <w:lvlText w:val="○"/>
+      <w:lvlJc w:val="left"/>
+      <w:pPr>
+        <w:ind w:left="1440" w:hanging="360"/>
+      </w:pPr>
+      <w:rPr>
+        <w:u w:val="none"/>
+      </w:rPr>
+    </w:lvl>
+    <w:lvl w:ilvl="2">
+      <w:start w:val="1"/>
+      <w:numFmt w:val="bullet"/>
+      <w:lvlText w:val="■"/>
+      <w:lvlJc w:val="left"/>
+      <w:pPr>
+        <w:ind w:left="2160" w:hanging="360"/>
+      </w:pPr>
+      <w:rPr>
+        <w:u w:val="none"/>
+      </w:rPr>
+    </w:lvl>
+    <w:lvl w:ilvl="3">
+      <w:start w:val="1"/>
+      <w:numFmt w:val="bullet"/>
+      <w:lvlText w:val="●"/>
+      <w:lvlJc w:val="left"/>
+      <w:pPr>
+        <w:ind w:left="2880" w:hanging="360"/>
+      </w:pPr>
+      <w:rPr>
+        <w:u w:val="none"/>
+      </w:rPr>
+    </w:lvl>
+    <w:lvl w:ilvl="4">
+      <w:start w:val="1"/>
+      <w:numFmt w:val="bullet"/>
+      <w:lvlText w:val="○"/>
+      <w:lvlJc w:val="left"/>
+      <w:pPr>
+        <w:ind w:left="3600" w:hanging="360"/>
+      </w:pPr>
+      <w:rPr>
+        <w:u w:val="none"/>
+      </w:rPr>
+    </w:lvl>
+    <w:lvl w:ilvl="5">
+      <w:start w:val="1"/>
+      <w:numFmt w:val="bullet"/>
+      <w:lvlText w:val="■"/>
+      <w:lvlJc w:val="left"/>
+      <w:pPr>
+        <w:ind w:left="4320" w:hanging="360"/>
+      </w:pPr>
+      <w:rPr>
+        <w:u w:val="none"/>
+      </w:rPr>
+    </w:lvl>
+    <w:lvl w:ilvl="6">
+      <w:start w:val="1"/>
+      <w:numFmt w:val="bullet"/>
+      <w:lvlText w:val="●"/>
+      <w:lvlJc w:val="left"/>
+      <w:pPr>
+        <w:ind w:left="5040" w:hanging="360"/>
+      </w:pPr>
+      <w:rPr>
+        <w:u w:val="none"/>
+      </w:rPr>
+    </w:lvl>
+    <w:lvl w:ilvl="7">
+      <w:start w:val="1"/>
+      <w:numFmt w:val="bullet"/>
+      <w:lvlText w:val="○"/>
+      <w:lvlJc w:val="left"/>
+      <w:pPr>
+        <w:ind w:left="5760" w:hanging="360"/>
+      </w:pPr>
+      <w:rPr>
+        <w:u w:val="none"/>
+      </w:rPr>
+    </w:lvl>
+    <w:lvl w:ilvl="8">
+      <w:start w:val="1"/>
+      <w:numFmt w:val="bullet"/>
+      <w:lvlText w:val="■"/>
+      <w:lvlJc w:val="left"/>
+      <w:pPr>
+        <w:ind w:left="6480" w:hanging="360"/>
+      </w:pPr>
+      <w:rPr>
+        <w:u w:val="none"/>
+      </w:rPr>
+    </w:lvl>
+  </w:abstractNum>
+  <w:abstractNum w:abstractNumId="57">
+    <w:lvl w:ilvl="0">
+      <w:start w:val="1"/>
+      <w:numFmt w:val="decimal"/>
+      <w:lvlText w:val="%1."/>
+      <w:lvlJc w:val="left"/>
+      <w:pPr>
+        <w:ind w:left="720" w:hanging="360"/>
+      </w:pPr>
+      <w:rPr>
+        <w:u w:val="none"/>
+      </w:rPr>
+    </w:lvl>
+    <w:lvl w:ilvl="1">
+      <w:start w:val="1"/>
+      <w:numFmt w:val="lowerLetter"/>
+      <w:lvlText w:val="%2."/>
+      <w:lvlJc w:val="left"/>
+      <w:pPr>
+        <w:ind w:left="1440" w:hanging="360"/>
+      </w:pPr>
+      <w:rPr>
+        <w:u w:val="none"/>
+      </w:rPr>
+    </w:lvl>
+    <w:lvl w:ilvl="2">
+      <w:start w:val="1"/>
+      <w:numFmt w:val="lowerRoman"/>
+      <w:lvlText w:val="%3."/>
+      <w:lvlJc w:val="left"/>
+      <w:pPr>
+        <w:ind w:left="2160" w:hanging="360"/>
+      </w:pPr>
+      <w:rPr>
+        <w:u w:val="none"/>
+      </w:rPr>
+    </w:lvl>
+    <w:lvl w:ilvl="3">
+      <w:start w:val="1"/>
+      <w:numFmt w:val="decimal"/>
+      <w:lvlText w:val="%4."/>
+      <w:lvlJc w:val="left"/>
+      <w:pPr>
+        <w:ind w:left="2880" w:hanging="360"/>
+      </w:pPr>
+      <w:rPr>
+        <w:u w:val="none"/>
+      </w:rPr>
+    </w:lvl>
+    <w:lvl w:ilvl="4">
+      <w:start w:val="1"/>
+      <w:numFmt w:val="lowerLetter"/>
+      <w:lvlText w:val="%5."/>
+      <w:lvlJc w:val="left"/>
+      <w:pPr>
+        <w:ind w:left="3600" w:hanging="360"/>
+      </w:pPr>
+      <w:rPr>
+        <w:u w:val="none"/>
+      </w:rPr>
+    </w:lvl>
+    <w:lvl w:ilvl="5">
+      <w:start w:val="1"/>
+      <w:numFmt w:val="lowerRoman"/>
+      <w:lvlText w:val="%6."/>
+      <w:lvlJc w:val="left"/>
+      <w:pPr>
+        <w:ind w:left="4320" w:hanging="360"/>
+      </w:pPr>
+      <w:rPr>
+        <w:u w:val="none"/>
+      </w:rPr>
+    </w:lvl>
+    <w:lvl w:ilvl="6">
+      <w:start w:val="1"/>
+      <w:numFmt w:val="decimal"/>
+      <w:lvlText w:val="%7."/>
+      <w:lvlJc w:val="left"/>
+      <w:pPr>
+        <w:ind w:left="5040" w:hanging="360"/>
+      </w:pPr>
+      <w:rPr>
+        <w:u w:val="none"/>
+      </w:rPr>
+    </w:lvl>
+    <w:lvl w:ilvl="7">
+      <w:start w:val="1"/>
+      <w:numFmt w:val="lowerLetter"/>
+      <w:lvlText w:val="%8."/>
+      <w:lvlJc w:val="left"/>
+      <w:pPr>
+        <w:ind w:left="5760" w:hanging="360"/>
+      </w:pPr>
+      <w:rPr>
+        <w:u w:val="none"/>
+      </w:rPr>
+    </w:lvl>
+    <w:lvl w:ilvl="8">
+      <w:start w:val="1"/>
+      <w:numFmt w:val="lowerRoman"/>
+      <w:lvlText w:val="%9."/>
+      <w:lvlJc w:val="left"/>
+      <w:pPr>
+        <w:ind w:left="6480" w:hanging="360"/>
+      </w:pPr>
+      <w:rPr>
+        <w:u w:val="none"/>
+      </w:rPr>
+    </w:lvl>
+  </w:abstractNum>
+  <w:abstractNum w:abstractNumId="58">
+    <w:lvl w:ilvl="0">
+      <w:start w:val="1"/>
+      <w:numFmt w:val="decimal"/>
+      <w:lvlText w:val="%1."/>
+      <w:lvlJc w:val="left"/>
+      <w:pPr>
+        <w:ind w:left="720" w:hanging="360"/>
+      </w:pPr>
+      <w:rPr>
+        <w:u w:val="none"/>
+      </w:rPr>
+    </w:lvl>
+    <w:lvl w:ilvl="1">
+      <w:start w:val="1"/>
+      <w:numFmt w:val="lowerLetter"/>
+      <w:lvlText w:val="%2."/>
+      <w:lvlJc w:val="left"/>
+      <w:pPr>
+        <w:ind w:left="1440" w:hanging="360"/>
+      </w:pPr>
+      <w:rPr>
+        <w:u w:val="none"/>
+      </w:rPr>
+    </w:lvl>
+    <w:lvl w:ilvl="2">
+      <w:start w:val="1"/>
+      <w:numFmt w:val="lowerRoman"/>
+      <w:lvlText w:val="%3."/>
+      <w:lvlJc w:val="left"/>
+      <w:pPr>
+        <w:ind w:left="2160" w:hanging="360"/>
+      </w:pPr>
+      <w:rPr>
+        <w:u w:val="none"/>
+      </w:rPr>
+    </w:lvl>
+    <w:lvl w:ilvl="3">
+      <w:start w:val="1"/>
+      <w:numFmt w:val="decimal"/>
+      <w:lvlText w:val="%4."/>
+      <w:lvlJc w:val="left"/>
+      <w:pPr>
+        <w:ind w:left="2880" w:hanging="360"/>
+      </w:pPr>
+      <w:rPr>
+        <w:u w:val="none"/>
+      </w:rPr>
+    </w:lvl>
+    <w:lvl w:ilvl="4">
+      <w:start w:val="1"/>
+      <w:numFmt w:val="lowerLetter"/>
+      <w:lvlText w:val="%5."/>
+      <w:lvlJc w:val="left"/>
+      <w:pPr>
+        <w:ind w:left="3600" w:hanging="360"/>
+      </w:pPr>
+      <w:rPr>
+        <w:u w:val="none"/>
+      </w:rPr>
+    </w:lvl>
+    <w:lvl w:ilvl="5">
+      <w:start w:val="1"/>
+      <w:numFmt w:val="lowerRoman"/>
+      <w:lvlText w:val="%6."/>
+      <w:lvlJc w:val="left"/>
+      <w:pPr>
+        <w:ind w:left="4320" w:hanging="360"/>
+      </w:pPr>
+      <w:rPr>
+        <w:u w:val="none"/>
+      </w:rPr>
+    </w:lvl>
+    <w:lvl w:ilvl="6">
+      <w:start w:val="1"/>
+      <w:numFmt w:val="decimal"/>
+      <w:lvlText w:val="%7."/>
+      <w:lvlJc w:val="left"/>
+      <w:pPr>
+        <w:ind w:left="5040" w:hanging="360"/>
+      </w:pPr>
+      <w:rPr>
+        <w:u w:val="none"/>
+      </w:rPr>
+    </w:lvl>
+    <w:lvl w:ilvl="7">
+      <w:start w:val="1"/>
+      <w:numFmt w:val="lowerLetter"/>
+      <w:lvlText w:val="%8."/>
+      <w:lvlJc w:val="left"/>
+      <w:pPr>
+        <w:ind w:left="5760" w:hanging="360"/>
+      </w:pPr>
+      <w:rPr>
+        <w:u w:val="none"/>
+      </w:rPr>
+    </w:lvl>
+    <w:lvl w:ilvl="8">
+      <w:start w:val="1"/>
+      <w:numFmt w:val="lowerRoman"/>
+      <w:lvlText w:val="%9."/>
+      <w:lvlJc w:val="left"/>
+      <w:pPr>
+        <w:ind w:left="6480" w:hanging="360"/>
+      </w:pPr>
+      <w:rPr>
+        <w:u w:val="none"/>
+      </w:rPr>
+    </w:lvl>
+  </w:abstractNum>
+  <w:abstractNum w:abstractNumId="59">
+    <w:lvl w:ilvl="0">
+      <w:start w:val="1"/>
+      <w:numFmt w:val="decimal"/>
+      <w:lvlText w:val="%1."/>
+      <w:lvlJc w:val="left"/>
+      <w:pPr>
+        <w:ind w:left="720" w:hanging="360"/>
+      </w:pPr>
+      <w:rPr>
+        <w:u w:val="none"/>
+      </w:rPr>
+    </w:lvl>
+    <w:lvl w:ilvl="1">
+      <w:start w:val="1"/>
+      <w:numFmt w:val="lowerLetter"/>
+      <w:lvlText w:val="%2."/>
+      <w:lvlJc w:val="left"/>
+      <w:pPr>
+        <w:ind w:left="1440" w:hanging="360"/>
+      </w:pPr>
+      <w:rPr>
+        <w:u w:val="none"/>
+      </w:rPr>
+    </w:lvl>
+    <w:lvl w:ilvl="2">
+      <w:start w:val="1"/>
+      <w:numFmt w:val="lowerRoman"/>
+      <w:lvlText w:val="%3."/>
+      <w:lvlJc w:val="left"/>
+      <w:pPr>
+        <w:ind w:left="2160" w:hanging="360"/>
+      </w:pPr>
+      <w:rPr>
+        <w:u w:val="none"/>
+      </w:rPr>
+    </w:lvl>
+    <w:lvl w:ilvl="3">
+      <w:start w:val="1"/>
+      <w:numFmt w:val="decimal"/>
+      <w:lvlText w:val="%4."/>
+      <w:lvlJc w:val="left"/>
+      <w:pPr>
+        <w:ind w:left="2880" w:hanging="360"/>
+      </w:pPr>
+      <w:rPr>
+        <w:u w:val="none"/>
+      </w:rPr>
+    </w:lvl>
+    <w:lvl w:ilvl="4">
+      <w:start w:val="1"/>
+      <w:numFmt w:val="lowerLetter"/>
+      <w:lvlText w:val="%5."/>
+      <w:lvlJc w:val="left"/>
+      <w:pPr>
+        <w:ind w:left="3600" w:hanging="360"/>
+      </w:pPr>
+      <w:rPr>
+        <w:u w:val="none"/>
+      </w:rPr>
+    </w:lvl>
+    <w:lvl w:ilvl="5">
+      <w:start w:val="1"/>
+      <w:numFmt w:val="lowerRoman"/>
+      <w:lvlText w:val="%6."/>
+      <w:lvlJc w:val="left"/>
+      <w:pPr>
+        <w:ind w:left="4320" w:hanging="360"/>
+      </w:pPr>
+      <w:rPr>
+        <w:u w:val="none"/>
+      </w:rPr>
+    </w:lvl>
+    <w:lvl w:ilvl="6">
+      <w:start w:val="1"/>
+      <w:numFmt w:val="decimal"/>
+      <w:lvlText w:val="%7."/>
+      <w:lvlJc w:val="left"/>
+      <w:pPr>
+        <w:ind w:left="5040" w:hanging="360"/>
+      </w:pPr>
+      <w:rPr>
+        <w:u w:val="none"/>
+      </w:rPr>
+    </w:lvl>
+    <w:lvl w:ilvl="7">
+      <w:start w:val="1"/>
+      <w:numFmt w:val="lowerLetter"/>
+      <w:lvlText w:val="%8."/>
+      <w:lvlJc w:val="left"/>
+      <w:pPr>
+        <w:ind w:left="5760" w:hanging="360"/>
+      </w:pPr>
+      <w:rPr>
+        <w:u w:val="none"/>
+      </w:rPr>
+    </w:lvl>
+    <w:lvl w:ilvl="8">
+      <w:start w:val="1"/>
+      <w:numFmt w:val="lowerRoman"/>
+      <w:lvlText w:val="%9."/>
+      <w:lvlJc w:val="left"/>
+      <w:pPr>
+        <w:ind w:left="6480" w:hanging="360"/>
+      </w:pPr>
+      <w:rPr>
+        <w:u w:val="none"/>
+      </w:rPr>
+    </w:lvl>
+  </w:abstractNum>
+  <w:abstractNum w:abstractNumId="60">
+    <w:lvl w:ilvl="0">
+      <w:start w:val="1"/>
+      <w:numFmt w:val="decimal"/>
+      <w:lvlText w:val="%1."/>
+      <w:lvlJc w:val="left"/>
+      <w:pPr>
+        <w:ind w:left="720" w:hanging="360"/>
+      </w:pPr>
+      <w:rPr>
+        <w:u w:val="none"/>
+      </w:rPr>
+    </w:lvl>
+    <w:lvl w:ilvl="1">
+      <w:start w:val="1"/>
+      <w:numFmt w:val="lowerLetter"/>
+      <w:lvlText w:val="%2."/>
+      <w:lvlJc w:val="left"/>
+      <w:pPr>
+        <w:ind w:left="1440" w:hanging="360"/>
+      </w:pPr>
+      <w:rPr>
+        <w:u w:val="none"/>
+      </w:rPr>
+    </w:lvl>
+    <w:lvl w:ilvl="2">
+      <w:start w:val="1"/>
+      <w:numFmt w:val="lowerRoman"/>
+      <w:lvlText w:val="%3."/>
+      <w:lvlJc w:val="left"/>
+      <w:pPr>
+        <w:ind w:left="2160" w:hanging="360"/>
+      </w:pPr>
+      <w:rPr>
+        <w:u w:val="none"/>
+      </w:rPr>
+    </w:lvl>
+    <w:lvl w:ilvl="3">
+      <w:start w:val="1"/>
+      <w:numFmt w:val="decimal"/>
+      <w:lvlText w:val="%4."/>
+      <w:lvlJc w:val="left"/>
+      <w:pPr>
+        <w:ind w:left="2880" w:hanging="360"/>
+      </w:pPr>
+      <w:rPr>
+        <w:u w:val="none"/>
+      </w:rPr>
+    </w:lvl>
+    <w:lvl w:ilvl="4">
+      <w:start w:val="1"/>
+      <w:numFmt w:val="lowerLetter"/>
+      <w:lvlText w:val="%5."/>
+      <w:lvlJc w:val="left"/>
+      <w:pPr>
+        <w:ind w:left="3600" w:hanging="360"/>
+      </w:pPr>
+      <w:rPr>
+        <w:u w:val="none"/>
+      </w:rPr>
+    </w:lvl>
+    <w:lvl w:ilvl="5">
+      <w:start w:val="1"/>
+      <w:numFmt w:val="lowerRoman"/>
+      <w:lvlText w:val="%6."/>
+      <w:lvlJc w:val="left"/>
+      <w:pPr>
+        <w:ind w:left="4320" w:hanging="360"/>
+      </w:pPr>
+      <w:rPr>
+        <w:u w:val="none"/>
+      </w:rPr>
+    </w:lvl>
+    <w:lvl w:ilvl="6">
+      <w:start w:val="1"/>
+      <w:numFmt w:val="decimal"/>
+      <w:lvlText w:val="%7."/>
+      <w:lvlJc w:val="left"/>
+      <w:pPr>
+        <w:ind w:left="5040" w:hanging="360"/>
+      </w:pPr>
+      <w:rPr>
+        <w:u w:val="none"/>
+      </w:rPr>
+    </w:lvl>
+    <w:lvl w:ilvl="7">
+      <w:start w:val="1"/>
+      <w:numFmt w:val="lowerLetter"/>
+      <w:lvlText w:val="%8."/>
+      <w:lvlJc w:val="left"/>
+      <w:pPr>
+        <w:ind w:left="5760" w:hanging="360"/>
+      </w:pPr>
+      <w:rPr>
+        <w:u w:val="none"/>
+      </w:rPr>
+    </w:lvl>
+    <w:lvl w:ilvl="8">
+      <w:start w:val="1"/>
+      <w:numFmt w:val="lowerRoman"/>
+      <w:lvlText w:val="%9."/>
+      <w:lvlJc w:val="left"/>
+      <w:pPr>
+        <w:ind w:left="6480" w:hanging="360"/>
+      </w:pPr>
+      <w:rPr>
+        <w:u w:val="none"/>
+      </w:rPr>
+    </w:lvl>
+  </w:abstractNum>
+  <w:abstractNum w:abstractNumId="61">
+    <w:lvl w:ilvl="0">
+      <w:start w:val="1"/>
+      <w:numFmt w:val="bullet"/>
+      <w:lvlText w:val="●"/>
+      <w:lvlJc w:val="left"/>
+      <w:pPr>
+        <w:ind w:left="720" w:hanging="360"/>
+      </w:pPr>
+      <w:rPr>
+        <w:u w:val="none"/>
+      </w:rPr>
+    </w:lvl>
+    <w:lvl w:ilvl="1">
+      <w:start w:val="1"/>
+      <w:numFmt w:val="bullet"/>
+      <w:lvlText w:val="○"/>
+      <w:lvlJc w:val="left"/>
+      <w:pPr>
+        <w:ind w:left="1440" w:hanging="360"/>
+      </w:pPr>
+      <w:rPr>
+        <w:u w:val="none"/>
+      </w:rPr>
+    </w:lvl>
+    <w:lvl w:ilvl="2">
+      <w:start w:val="1"/>
+      <w:numFmt w:val="bullet"/>
+      <w:lvlText w:val="■"/>
+      <w:lvlJc w:val="left"/>
+      <w:pPr>
+        <w:ind w:left="2160" w:hanging="360"/>
+      </w:pPr>
+      <w:rPr>
+        <w:u w:val="none"/>
+      </w:rPr>
+    </w:lvl>
+    <w:lvl w:ilvl="3">
+      <w:start w:val="1"/>
+      <w:numFmt w:val="bullet"/>
+      <w:lvlText w:val="●"/>
+      <w:lvlJc w:val="left"/>
+      <w:pPr>
+        <w:ind w:left="2880" w:hanging="360"/>
+      </w:pPr>
+      <w:rPr>
+        <w:u w:val="none"/>
+      </w:rPr>
+    </w:lvl>
+    <w:lvl w:ilvl="4">
+      <w:start w:val="1"/>
+      <w:numFmt w:val="bullet"/>
+      <w:lvlText w:val="○"/>
+      <w:lvlJc w:val="left"/>
+      <w:pPr>
+        <w:ind w:left="3600" w:hanging="360"/>
+      </w:pPr>
+      <w:rPr>
+        <w:u w:val="none"/>
+      </w:rPr>
+    </w:lvl>
+    <w:lvl w:ilvl="5">
+      <w:start w:val="1"/>
+      <w:numFmt w:val="bullet"/>
+      <w:lvlText w:val="■"/>
+      <w:lvlJc w:val="left"/>
+      <w:pPr>
+        <w:ind w:left="4320" w:hanging="360"/>
+      </w:pPr>
+      <w:rPr>
+        <w:u w:val="none"/>
+      </w:rPr>
+    </w:lvl>
+    <w:lvl w:ilvl="6">
+      <w:start w:val="1"/>
+      <w:numFmt w:val="bullet"/>
+      <w:lvlText w:val="●"/>
+      <w:lvlJc w:val="left"/>
+      <w:pPr>
+        <w:ind w:left="5040" w:hanging="360"/>
+      </w:pPr>
+      <w:rPr>
+        <w:u w:val="none"/>
+      </w:rPr>
+    </w:lvl>
+    <w:lvl w:ilvl="7">
+      <w:start w:val="1"/>
+      <w:numFmt w:val="bullet"/>
+      <w:lvlText w:val="○"/>
+      <w:lvlJc w:val="left"/>
+      <w:pPr>
+        <w:ind w:left="5760" w:hanging="360"/>
+      </w:pPr>
+      <w:rPr>
+        <w:u w:val="none"/>
+      </w:rPr>
+    </w:lvl>
+    <w:lvl w:ilvl="8">
+      <w:start w:val="1"/>
+      <w:numFmt w:val="bullet"/>
+      <w:lvlText w:val="■"/>
+      <w:lvlJc w:val="left"/>
+      <w:pPr>
+        <w:ind w:left="6480" w:hanging="360"/>
+      </w:pPr>
+      <w:rPr>
+        <w:u w:val="none"/>
+      </w:rPr>
+    </w:lvl>
+  </w:abstractNum>
+  <w:abstractNum w:abstractNumId="62">
+    <w:lvl w:ilvl="0">
+      <w:start w:val="1"/>
+      <w:numFmt w:val="decimal"/>
+      <w:lvlText w:val="%1."/>
+      <w:lvlJc w:val="left"/>
+      <w:pPr>
+        <w:ind w:left="720" w:hanging="360"/>
+      </w:pPr>
+      <w:rPr>
+        <w:u w:val="none"/>
+      </w:rPr>
+    </w:lvl>
+    <w:lvl w:ilvl="1">
+      <w:start w:val="1"/>
+      <w:numFmt w:val="lowerLetter"/>
+      <w:lvlText w:val="%2."/>
+      <w:lvlJc w:val="left"/>
+      <w:pPr>
+        <w:ind w:left="1440" w:hanging="360"/>
+      </w:pPr>
+      <w:rPr>
+        <w:u w:val="none"/>
+      </w:rPr>
+    </w:lvl>
+    <w:lvl w:ilvl="2">
+      <w:start w:val="1"/>
+      <w:numFmt w:val="lowerRoman"/>
+      <w:lvlText w:val="%3."/>
+      <w:lvlJc w:val="left"/>
+      <w:pPr>
+        <w:ind w:left="2160" w:hanging="360"/>
+      </w:pPr>
+      <w:rPr>
+        <w:u w:val="none"/>
+      </w:rPr>
+    </w:lvl>
+    <w:lvl w:ilvl="3">
+      <w:start w:val="1"/>
+      <w:numFmt w:val="decimal"/>
+      <w:lvlText w:val="%4."/>
+      <w:lvlJc w:val="left"/>
+      <w:pPr>
+        <w:ind w:left="2880" w:hanging="360"/>
+      </w:pPr>
+      <w:rPr>
+        <w:u w:val="none"/>
+      </w:rPr>
+    </w:lvl>
+    <w:lvl w:ilvl="4">
+      <w:start w:val="1"/>
+      <w:numFmt w:val="lowerLetter"/>
+      <w:lvlText w:val="%5."/>
+      <w:lvlJc w:val="left"/>
+      <w:pPr>
+        <w:ind w:left="3600" w:hanging="360"/>
+      </w:pPr>
+      <w:rPr>
+        <w:u w:val="none"/>
+      </w:rPr>
+    </w:lvl>
+    <w:lvl w:ilvl="5">
+      <w:start w:val="1"/>
+      <w:numFmt w:val="lowerRoman"/>
+      <w:lvlText w:val="%6."/>
+      <w:lvlJc w:val="left"/>
+      <w:pPr>
+        <w:ind w:left="4320" w:hanging="360"/>
+      </w:pPr>
+      <w:rPr>
+        <w:u w:val="none"/>
+      </w:rPr>
+    </w:lvl>
+    <w:lvl w:ilvl="6">
+      <w:start w:val="1"/>
+      <w:numFmt w:val="decimal"/>
+      <w:lvlText w:val="%7."/>
+      <w:lvlJc w:val="left"/>
+      <w:pPr>
+        <w:ind w:left="5040" w:hanging="360"/>
+      </w:pPr>
+      <w:rPr>
+        <w:u w:val="none"/>
+      </w:rPr>
+    </w:lvl>
+    <w:lvl w:ilvl="7">
+      <w:start w:val="1"/>
+      <w:numFmt w:val="lowerLetter"/>
+      <w:lvlText w:val="%8."/>
+      <w:lvlJc w:val="left"/>
+      <w:pPr>
+        <w:ind w:left="5760" w:hanging="360"/>
+      </w:pPr>
+      <w:rPr>
+        <w:u w:val="none"/>
+      </w:rPr>
+    </w:lvl>
+    <w:lvl w:ilvl="8">
+      <w:start w:val="1"/>
+      <w:numFmt w:val="lowerRoman"/>
+      <w:lvlText w:val="%9."/>
+      <w:lvlJc w:val="left"/>
+      <w:pPr>
+        <w:ind w:left="6480" w:hanging="360"/>
+      </w:pPr>
+      <w:rPr>
+        <w:u w:val="none"/>
+      </w:rPr>
+    </w:lvl>
+  </w:abstractNum>
+  <w:abstractNum w:abstractNumId="63">
+    <w:lvl w:ilvl="0">
+      <w:start w:val="1"/>
+      <w:numFmt w:val="decimal"/>
+      <w:lvlText w:val="%1."/>
+      <w:lvlJc w:val="left"/>
+      <w:pPr>
+        <w:ind w:left="720" w:hanging="360"/>
+      </w:pPr>
+      <w:rPr>
+        <w:u w:val="none"/>
+      </w:rPr>
+    </w:lvl>
+    <w:lvl w:ilvl="1">
+      <w:start w:val="1"/>
+      <w:numFmt w:val="lowerLetter"/>
+      <w:lvlText w:val="%2."/>
+      <w:lvlJc w:val="left"/>
+      <w:pPr>
+        <w:ind w:left="1440" w:hanging="360"/>
+      </w:pPr>
+      <w:rPr>
+        <w:u w:val="none"/>
+      </w:rPr>
+    </w:lvl>
+    <w:lvl w:ilvl="2">
+      <w:start w:val="1"/>
+      <w:numFmt w:val="lowerRoman"/>
+      <w:lvlText w:val="%3."/>
+      <w:lvlJc w:val="left"/>
+      <w:pPr>
+        <w:ind w:left="2160" w:hanging="360"/>
+      </w:pPr>
+      <w:rPr>
+        <w:u w:val="none"/>
+      </w:rPr>
+    </w:lvl>
+    <w:lvl w:ilvl="3">
+      <w:start w:val="1"/>
+      <w:numFmt w:val="decimal"/>
+      <w:lvlText w:val="%4."/>
+      <w:lvlJc w:val="left"/>
+      <w:pPr>
+        <w:ind w:left="2880" w:hanging="360"/>
+      </w:pPr>
+      <w:rPr>
+        <w:u w:val="none"/>
+      </w:rPr>
+    </w:lvl>
+    <w:lvl w:ilvl="4">
+      <w:start w:val="1"/>
+      <w:numFmt w:val="lowerLetter"/>
+      <w:lvlText w:val="%5."/>
+      <w:lvlJc w:val="left"/>
+      <w:pPr>
+        <w:ind w:left="3600" w:hanging="360"/>
+      </w:pPr>
+      <w:rPr>
+        <w:u w:val="none"/>
+      </w:rPr>
+    </w:lvl>
+    <w:lvl w:ilvl="5">
+      <w:start w:val="1"/>
+      <w:numFmt w:val="lowerRoman"/>
+      <w:lvlText w:val="%6."/>
+      <w:lvlJc w:val="left"/>
+      <w:pPr>
+        <w:ind w:left="4320" w:hanging="360"/>
+      </w:pPr>
+      <w:rPr>
+        <w:u w:val="none"/>
+      </w:rPr>
+    </w:lvl>
+    <w:lvl w:ilvl="6">
+      <w:start w:val="1"/>
+      <w:numFmt w:val="decimal"/>
+      <w:lvlText w:val="%7."/>
+      <w:lvlJc w:val="left"/>
+      <w:pPr>
+        <w:ind w:left="5040" w:hanging="360"/>
+      </w:pPr>
+      <w:rPr>
+        <w:u w:val="none"/>
+      </w:rPr>
+    </w:lvl>
+    <w:lvl w:ilvl="7">
+      <w:start w:val="1"/>
+      <w:numFmt w:val="lowerLetter"/>
+      <w:lvlText w:val="%8."/>
+      <w:lvlJc w:val="left"/>
+      <w:pPr>
+        <w:ind w:left="5760" w:hanging="360"/>
+      </w:pPr>
+      <w:rPr>
+        <w:u w:val="none"/>
+      </w:rPr>
+    </w:lvl>
+    <w:lvl w:ilvl="8">
+      <w:start w:val="1"/>
+      <w:numFmt w:val="lowerRoman"/>
+      <w:lvlText w:val="%9."/>
+      <w:lvlJc w:val="left"/>
+      <w:pPr>
+        <w:ind w:left="6480" w:hanging="360"/>
+      </w:pPr>
+      <w:rPr>
+        <w:u w:val="none"/>
+      </w:rPr>
+    </w:lvl>
+  </w:abstractNum>
+  <w:abstractNum w:abstractNumId="64">
+    <w:lvl w:ilvl="0">
+      <w:start w:val="1"/>
+      <w:numFmt w:val="decimal"/>
+      <w:lvlText w:val="%1."/>
+      <w:lvlJc w:val="left"/>
+      <w:pPr>
+        <w:ind w:left="720" w:hanging="360"/>
+      </w:pPr>
+      <w:rPr>
+        <w:u w:val="none"/>
+      </w:rPr>
+    </w:lvl>
+    <w:lvl w:ilvl="1">
+      <w:start w:val="1"/>
+      <w:numFmt w:val="lowerLetter"/>
+      <w:lvlText w:val="%2."/>
+      <w:lvlJc w:val="left"/>
+      <w:pPr>
+        <w:ind w:left="1440" w:hanging="360"/>
+      </w:pPr>
+      <w:rPr>
+        <w:u w:val="none"/>
+      </w:rPr>
+    </w:lvl>
+    <w:lvl w:ilvl="2">
+      <w:start w:val="1"/>
+      <w:numFmt w:val="lowerRoman"/>
+      <w:lvlText w:val="%3."/>
+      <w:lvlJc w:val="left"/>
+      <w:pPr>
+        <w:ind w:left="2160" w:hanging="360"/>
+      </w:pPr>
+      <w:rPr>
+        <w:u w:val="none"/>
+      </w:rPr>
+    </w:lvl>
+    <w:lvl w:ilvl="3">
+      <w:start w:val="1"/>
+      <w:numFmt w:val="decimal"/>
+      <w:lvlText w:val="%4."/>
+      <w:lvlJc w:val="left"/>
+      <w:pPr>
+        <w:ind w:left="2880" w:hanging="360"/>
+      </w:pPr>
+      <w:rPr>
+        <w:u w:val="none"/>
+      </w:rPr>
+    </w:lvl>
+    <w:lvl w:ilvl="4">
+      <w:start w:val="1"/>
+      <w:numFmt w:val="lowerLetter"/>
+      <w:lvlText w:val="%5."/>
+      <w:lvlJc w:val="left"/>
+      <w:pPr>
+        <w:ind w:left="3600" w:hanging="360"/>
+      </w:pPr>
+      <w:rPr>
+        <w:u w:val="none"/>
+      </w:rPr>
+    </w:lvl>
+    <w:lvl w:ilvl="5">
+      <w:start w:val="1"/>
+      <w:numFmt w:val="lowerRoman"/>
+      <w:lvlText w:val="%6."/>
+      <w:lvlJc w:val="left"/>
+      <w:pPr>
+        <w:ind w:left="4320" w:hanging="360"/>
+      </w:pPr>
+      <w:rPr>
+        <w:u w:val="none"/>
+      </w:rPr>
+    </w:lvl>
+    <w:lvl w:ilvl="6">
+      <w:start w:val="1"/>
+      <w:numFmt w:val="decimal"/>
+      <w:lvlText w:val="%7."/>
+      <w:lvlJc w:val="left"/>
+      <w:pPr>
+        <w:ind w:left="5040" w:hanging="360"/>
+      </w:pPr>
+      <w:rPr>
+        <w:u w:val="none"/>
+      </w:rPr>
+    </w:lvl>
+    <w:lvl w:ilvl="7">
+      <w:start w:val="1"/>
+      <w:numFmt w:val="lowerLetter"/>
+      <w:lvlText w:val="%8."/>
+      <w:lvlJc w:val="left"/>
+      <w:pPr>
+        <w:ind w:left="5760" w:hanging="360"/>
+      </w:pPr>
+      <w:rPr>
+        <w:u w:val="none"/>
+      </w:rPr>
+    </w:lvl>
+    <w:lvl w:ilvl="8">
+      <w:start w:val="1"/>
+      <w:numFmt w:val="lowerRoman"/>
+      <w:lvlText w:val="%9."/>
+      <w:lvlJc w:val="left"/>
+      <w:pPr>
+        <w:ind w:left="6480" w:hanging="360"/>
+      </w:pPr>
+      <w:rPr>
+        <w:u w:val="none"/>
+      </w:rPr>
+    </w:lvl>
+  </w:abstractNum>
+  <w:abstractNum w:abstractNumId="65">
+    <w:lvl w:ilvl="0">
+      <w:start w:val="1"/>
+      <w:numFmt w:val="decimal"/>
+      <w:lvlText w:val="%1."/>
+      <w:lvlJc w:val="left"/>
+      <w:pPr>
+        <w:ind w:left="720" w:hanging="360"/>
+      </w:pPr>
+      <w:rPr>
+        <w:u w:val="none"/>
+      </w:rPr>
+    </w:lvl>
+    <w:lvl w:ilvl="1">
+      <w:start w:val="1"/>
+      <w:numFmt w:val="lowerLetter"/>
+      <w:lvlText w:val="%2."/>
+      <w:lvlJc w:val="left"/>
+      <w:pPr>
+        <w:ind w:left="1440" w:hanging="360"/>
+      </w:pPr>
+      <w:rPr>
+        <w:u w:val="none"/>
+      </w:rPr>
+    </w:lvl>
+    <w:lvl w:ilvl="2">
+      <w:start w:val="1"/>
+      <w:numFmt w:val="lowerRoman"/>
+      <w:lvlText w:val="%3."/>
+      <w:lvlJc w:val="left"/>
+      <w:pPr>
+        <w:ind w:left="2160" w:hanging="360"/>
+      </w:pPr>
+      <w:rPr>
+        <w:u w:val="none"/>
+      </w:rPr>
+    </w:lvl>
+    <w:lvl w:ilvl="3">
+      <w:start w:val="1"/>
+      <w:numFmt w:val="decimal"/>
+      <w:lvlText w:val="%4."/>
+      <w:lvlJc w:val="left"/>
+      <w:pPr>
+        <w:ind w:left="2880" w:hanging="360"/>
+      </w:pPr>
+      <w:rPr>
+        <w:u w:val="none"/>
+      </w:rPr>
+    </w:lvl>
+    <w:lvl w:ilvl="4">
+      <w:start w:val="1"/>
+      <w:numFmt w:val="lowerLetter"/>
+      <w:lvlText w:val="%5."/>
+      <w:lvlJc w:val="left"/>
+      <w:pPr>
+        <w:ind w:left="3600" w:hanging="360"/>
+      </w:pPr>
+      <w:rPr>
+        <w:u w:val="none"/>
+      </w:rPr>
+    </w:lvl>
+    <w:lvl w:ilvl="5">
+      <w:start w:val="1"/>
+      <w:numFmt w:val="lowerRoman"/>
+      <w:lvlText w:val="%6."/>
+      <w:lvlJc w:val="left"/>
+      <w:pPr>
+        <w:ind w:left="4320" w:hanging="360"/>
+      </w:pPr>
+      <w:rPr>
+        <w:u w:val="none"/>
+      </w:rPr>
+    </w:lvl>
+    <w:lvl w:ilvl="6">
+      <w:start w:val="1"/>
+      <w:numFmt w:val="decimal"/>
+      <w:lvlText w:val="%7."/>
+      <w:lvlJc w:val="left"/>
+      <w:pPr>
+        <w:ind w:left="5040" w:hanging="360"/>
+      </w:pPr>
+      <w:rPr>
+        <w:u w:val="none"/>
+      </w:rPr>
+    </w:lvl>
+    <w:lvl w:ilvl="7">
+      <w:start w:val="1"/>
+      <w:numFmt w:val="lowerLetter"/>
+      <w:lvlText w:val="%8."/>
+      <w:lvlJc w:val="left"/>
+      <w:pPr>
+        <w:ind w:left="5760" w:hanging="360"/>
+      </w:pPr>
+      <w:rPr>
+        <w:u w:val="none"/>
+      </w:rPr>
+    </w:lvl>
+    <w:lvl w:ilvl="8">
+      <w:start w:val="1"/>
+      <w:numFmt w:val="lowerRoman"/>
+      <w:lvlText w:val="%9."/>
+      <w:lvlJc w:val="left"/>
+      <w:pPr>
+        <w:ind w:left="6480" w:hanging="360"/>
+      </w:pPr>
+      <w:rPr>
+        <w:u w:val="none"/>
+      </w:rPr>
+    </w:lvl>
+  </w:abstractNum>
+  <w:abstractNum w:abstractNumId="66">
+    <w:lvl w:ilvl="0">
+      <w:start w:val="1"/>
+      <w:numFmt w:val="decimal"/>
+      <w:lvlText w:val="%1."/>
+      <w:lvlJc w:val="left"/>
+      <w:pPr>
+        <w:ind w:left="720" w:hanging="360"/>
+      </w:pPr>
+      <w:rPr>
+        <w:u w:val="none"/>
+      </w:rPr>
+    </w:lvl>
+    <w:lvl w:ilvl="1">
+      <w:start w:val="1"/>
+      <w:numFmt w:val="lowerLetter"/>
+      <w:lvlText w:val="%2."/>
+      <w:lvlJc w:val="left"/>
+      <w:pPr>
+        <w:ind w:left="1440" w:hanging="360"/>
+      </w:pPr>
+      <w:rPr>
+        <w:u w:val="none"/>
+      </w:rPr>
+    </w:lvl>
+    <w:lvl w:ilvl="2">
+      <w:start w:val="1"/>
+      <w:numFmt w:val="lowerRoman"/>
+      <w:lvlText w:val="%3."/>
+      <w:lvlJc w:val="left"/>
+      <w:pPr>
+        <w:ind w:left="2160" w:hanging="360"/>
+      </w:pPr>
+      <w:rPr>
+        <w:u w:val="none"/>
+      </w:rPr>
+    </w:lvl>
+    <w:lvl w:ilvl="3">
+      <w:start w:val="1"/>
+      <w:numFmt w:val="decimal"/>
+      <w:lvlText w:val="%4."/>
+      <w:lvlJc w:val="left"/>
+      <w:pPr>
+        <w:ind w:left="2880" w:hanging="360"/>
+      </w:pPr>
+      <w:rPr>
+        <w:u w:val="none"/>
+      </w:rPr>
+    </w:lvl>
+    <w:lvl w:ilvl="4">
+      <w:start w:val="1"/>
+      <w:numFmt w:val="lowerLetter"/>
+      <w:lvlText w:val="%5."/>
+      <w:lvlJc w:val="left"/>
+      <w:pPr>
+        <w:ind w:left="3600" w:hanging="360"/>
+      </w:pPr>
+      <w:rPr>
+        <w:u w:val="none"/>
+      </w:rPr>
+    </w:lvl>
+    <w:lvl w:ilvl="5">
+      <w:start w:val="1"/>
+      <w:numFmt w:val="lowerRoman"/>
+      <w:lvlText w:val="%6."/>
+      <w:lvlJc w:val="left"/>
+      <w:pPr>
+        <w:ind w:left="4320" w:hanging="360"/>
+      </w:pPr>
+      <w:rPr>
+        <w:u w:val="none"/>
+      </w:rPr>
+    </w:lvl>
+    <w:lvl w:ilvl="6">
+      <w:start w:val="1"/>
+      <w:numFmt w:val="decimal"/>
+      <w:lvlText w:val="%7."/>
+      <w:lvlJc w:val="left"/>
+      <w:pPr>
+        <w:ind w:left="5040" w:hanging="360"/>
+      </w:pPr>
+      <w:rPr>
+        <w:u w:val="none"/>
+      </w:rPr>
+    </w:lvl>
+    <w:lvl w:ilvl="7">
+      <w:start w:val="1"/>
+      <w:numFmt w:val="lowerLetter"/>
+      <w:lvlText w:val="%8."/>
+      <w:lvlJc w:val="left"/>
+      <w:pPr>
+        <w:ind w:left="5760" w:hanging="360"/>
+      </w:pPr>
+      <w:rPr>
+        <w:u w:val="none"/>
+      </w:rPr>
+    </w:lvl>
+    <w:lvl w:ilvl="8">
+      <w:start w:val="1"/>
+      <w:numFmt w:val="lowerRoman"/>
+      <w:lvlText w:val="%9."/>
+      <w:lvlJc w:val="left"/>
+      <w:pPr>
+        <w:ind w:left="6480" w:hanging="360"/>
+      </w:pPr>
+      <w:rPr>
+        <w:u w:val="none"/>
+      </w:rPr>
+    </w:lvl>
+  </w:abstractNum>
+  <w:abstractNum w:abstractNumId="67">
+    <w:lvl w:ilvl="0">
+      <w:start w:val="1"/>
+      <w:numFmt w:val="decimal"/>
+      <w:lvlText w:val="%1."/>
+      <w:lvlJc w:val="left"/>
+      <w:pPr>
+        <w:ind w:left="720" w:hanging="360"/>
+      </w:pPr>
+      <w:rPr>
+        <w:u w:val="none"/>
+      </w:rPr>
+    </w:lvl>
+    <w:lvl w:ilvl="1">
+      <w:start w:val="1"/>
+      <w:numFmt w:val="lowerLetter"/>
+      <w:lvlText w:val="%2."/>
+      <w:lvlJc w:val="left"/>
+      <w:pPr>
+        <w:ind w:left="1440" w:hanging="360"/>
+      </w:pPr>
+      <w:rPr>
+        <w:u w:val="none"/>
+      </w:rPr>
+    </w:lvl>
+    <w:lvl w:ilvl="2">
+      <w:start w:val="1"/>
+      <w:numFmt w:val="lowerRoman"/>
+      <w:lvlText w:val="%3."/>
+      <w:lvlJc w:val="left"/>
+      <w:pPr>
+        <w:ind w:left="2160" w:hanging="360"/>
+      </w:pPr>
+      <w:rPr>
+        <w:u w:val="none"/>
+      </w:rPr>
+    </w:lvl>
+    <w:lvl w:ilvl="3">
+      <w:start w:val="1"/>
+      <w:numFmt w:val="decimal"/>
+      <w:lvlText w:val="%4."/>
+      <w:lvlJc w:val="left"/>
+      <w:pPr>
+        <w:ind w:left="2880" w:hanging="360"/>
+      </w:pPr>
+      <w:rPr>
+        <w:u w:val="none"/>
+      </w:rPr>
+    </w:lvl>
+    <w:lvl w:ilvl="4">
+      <w:start w:val="1"/>
+      <w:numFmt w:val="lowerLetter"/>
+      <w:lvlText w:val="%5."/>
+      <w:lvlJc w:val="left"/>
+      <w:pPr>
+        <w:ind w:left="3600" w:hanging="360"/>
+      </w:pPr>
+      <w:rPr>
+        <w:u w:val="none"/>
+      </w:rPr>
+    </w:lvl>
+    <w:lvl w:ilvl="5">
+      <w:start w:val="1"/>
+      <w:numFmt w:val="lowerRoman"/>
+      <w:lvlText w:val="%6."/>
+      <w:lvlJc w:val="left"/>
+      <w:pPr>
+        <w:ind w:left="4320" w:hanging="360"/>
+      </w:pPr>
+      <w:rPr>
+        <w:u w:val="none"/>
+      </w:rPr>
+    </w:lvl>
+    <w:lvl w:ilvl="6">
+      <w:start w:val="1"/>
+      <w:numFmt w:val="decimal"/>
+      <w:lvlText w:val="%7."/>
+      <w:lvlJc w:val="left"/>
+      <w:pPr>
+        <w:ind w:left="5040" w:hanging="360"/>
+      </w:pPr>
+      <w:rPr>
+        <w:u w:val="none"/>
+      </w:rPr>
+    </w:lvl>
+    <w:lvl w:ilvl="7">
+      <w:start w:val="1"/>
+      <w:numFmt w:val="lowerLetter"/>
+      <w:lvlText w:val="%8."/>
+      <w:lvlJc w:val="left"/>
+      <w:pPr>
+        <w:ind w:left="5760" w:hanging="360"/>
+      </w:pPr>
+      <w:rPr>
+        <w:u w:val="none"/>
+      </w:rPr>
+    </w:lvl>
+    <w:lvl w:ilvl="8">
+      <w:start w:val="1"/>
+      <w:numFmt w:val="lowerRoman"/>
+      <w:lvlText w:val="%9."/>
+      <w:lvlJc w:val="left"/>
+      <w:pPr>
+        <w:ind w:left="6480" w:hanging="360"/>
+      </w:pPr>
+      <w:rPr>
+        <w:u w:val="none"/>
+      </w:rPr>
+    </w:lvl>
+  </w:abstractNum>
+  <w:abstractNum w:abstractNumId="68">
+    <w:lvl w:ilvl="0">
+      <w:start w:val="1"/>
+      <w:numFmt w:val="bullet"/>
+      <w:lvlText w:val="●"/>
+      <w:lvlJc w:val="left"/>
+      <w:pPr>
+        <w:ind w:left="720" w:hanging="360"/>
+      </w:pPr>
+      <w:rPr>
+        <w:u w:val="none"/>
+      </w:rPr>
+    </w:lvl>
+    <w:lvl w:ilvl="1">
+      <w:start w:val="1"/>
+      <w:numFmt w:val="bullet"/>
+      <w:lvlText w:val="○"/>
+      <w:lvlJc w:val="left"/>
+      <w:pPr>
+        <w:ind w:left="1440" w:hanging="360"/>
+      </w:pPr>
+      <w:rPr>
+        <w:u w:val="none"/>
+      </w:rPr>
+    </w:lvl>
+    <w:lvl w:ilvl="2">
+      <w:start w:val="1"/>
+      <w:numFmt w:val="bullet"/>
+      <w:lvlText w:val="■"/>
+      <w:lvlJc w:val="left"/>
+      <w:pPr>
+        <w:ind w:left="2160" w:hanging="360"/>
+      </w:pPr>
+      <w:rPr>
+        <w:u w:val="none"/>
+      </w:rPr>
+    </w:lvl>
+    <w:lvl w:ilvl="3">
+      <w:start w:val="1"/>
+      <w:numFmt w:val="bullet"/>
+      <w:lvlText w:val="●"/>
+      <w:lvlJc w:val="left"/>
+      <w:pPr>
+        <w:ind w:left="2880" w:hanging="360"/>
+      </w:pPr>
+      <w:rPr>
+        <w:u w:val="none"/>
+      </w:rPr>
+    </w:lvl>
+    <w:lvl w:ilvl="4">
+      <w:start w:val="1"/>
+      <w:numFmt w:val="bullet"/>
+      <w:lvlText w:val="○"/>
+      <w:lvlJc w:val="left"/>
+      <w:pPr>
+        <w:ind w:left="3600" w:hanging="360"/>
+      </w:pPr>
+      <w:rPr>
+        <w:u w:val="none"/>
+      </w:rPr>
+    </w:lvl>
+    <w:lvl w:ilvl="5">
+      <w:start w:val="1"/>
+      <w:numFmt w:val="bullet"/>
+      <w:lvlText w:val="■"/>
+      <w:lvlJc w:val="left"/>
+      <w:pPr>
+        <w:ind w:left="4320" w:hanging="360"/>
+      </w:pPr>
+      <w:rPr>
+        <w:u w:val="none"/>
+      </w:rPr>
+    </w:lvl>
+    <w:lvl w:ilvl="6">
+      <w:start w:val="1"/>
+      <w:numFmt w:val="bullet"/>
+      <w:lvlText w:val="●"/>
+      <w:lvlJc w:val="left"/>
+      <w:pPr>
+        <w:ind w:left="5040" w:hanging="360"/>
+      </w:pPr>
+      <w:rPr>
+        <w:u w:val="none"/>
+      </w:rPr>
+    </w:lvl>
+    <w:lvl w:ilvl="7">
+      <w:start w:val="1"/>
+      <w:numFmt w:val="bullet"/>
+      <w:lvlText w:val="○"/>
+      <w:lvlJc w:val="left"/>
+      <w:pPr>
+        <w:ind w:left="5760" w:hanging="360"/>
+      </w:pPr>
+      <w:rPr>
+        <w:u w:val="none"/>
+      </w:rPr>
+    </w:lvl>
+    <w:lvl w:ilvl="8">
+      <w:start w:val="1"/>
+      <w:numFmt w:val="bullet"/>
+      <w:lvlText w:val="■"/>
+      <w:lvlJc w:val="left"/>
+      <w:pPr>
+        <w:ind w:left="6480" w:hanging="360"/>
+      </w:pPr>
+      <w:rPr>
+        <w:u w:val="none"/>
+      </w:rPr>
+    </w:lvl>
+  </w:abstractNum>
+  <w:abstractNum w:abstractNumId="69">
+    <w:lvl w:ilvl="0">
+      <w:start w:val="1"/>
+      <w:numFmt w:val="bullet"/>
+      <w:lvlText w:val="●"/>
+      <w:lvlJc w:val="left"/>
+      <w:pPr>
+        <w:ind w:left="720" w:hanging="360"/>
+      </w:pPr>
+      <w:rPr>
+        <w:u w:val="none"/>
+      </w:rPr>
+    </w:lvl>
+    <w:lvl w:ilvl="1">
+      <w:start w:val="1"/>
+      <w:numFmt w:val="bullet"/>
+      <w:lvlText w:val="○"/>
+      <w:lvlJc w:val="left"/>
+      <w:pPr>
+        <w:ind w:left="1440" w:hanging="360"/>
+      </w:pPr>
+      <w:rPr>
+        <w:u w:val="none"/>
+      </w:rPr>
+    </w:lvl>
+    <w:lvl w:ilvl="2">
+      <w:start w:val="1"/>
+      <w:numFmt w:val="bullet"/>
+      <w:lvlText w:val="■"/>
+      <w:lvlJc w:val="left"/>
+      <w:pPr>
+        <w:ind w:left="2160" w:hanging="360"/>
+      </w:pPr>
+      <w:rPr>
+        <w:u w:val="none"/>
+      </w:rPr>
+    </w:lvl>
+    <w:lvl w:ilvl="3">
+      <w:start w:val="1"/>
+      <w:numFmt w:val="bullet"/>
+      <w:lvlText w:val="●"/>
+      <w:lvlJc w:val="left"/>
+      <w:pPr>
+        <w:ind w:left="2880" w:hanging="360"/>
+      </w:pPr>
+      <w:rPr>
+        <w:u w:val="none"/>
+      </w:rPr>
+    </w:lvl>
+    <w:lvl w:ilvl="4">
+      <w:start w:val="1"/>
+      <w:numFmt w:val="bullet"/>
+      <w:lvlText w:val="○"/>
+      <w:lvlJc w:val="left"/>
+      <w:pPr>
+        <w:ind w:left="3600" w:hanging="360"/>
+      </w:pPr>
+      <w:rPr>
+        <w:u w:val="none"/>
+      </w:rPr>
+    </w:lvl>
+    <w:lvl w:ilvl="5">
+      <w:start w:val="1"/>
+      <w:numFmt w:val="bullet"/>
+      <w:lvlText w:val="■"/>
+      <w:lvlJc w:val="left"/>
+      <w:pPr>
+        <w:ind w:left="4320" w:hanging="360"/>
+      </w:pPr>
+      <w:rPr>
+        <w:u w:val="none"/>
+      </w:rPr>
+    </w:lvl>
+    <w:lvl w:ilvl="6">
+      <w:start w:val="1"/>
+      <w:numFmt w:val="bullet"/>
+      <w:lvlText w:val="●"/>
+      <w:lvlJc w:val="left"/>
+      <w:pPr>
+        <w:ind w:left="5040" w:hanging="360"/>
+      </w:pPr>
+      <w:rPr>
+        <w:u w:val="none"/>
+      </w:rPr>
+    </w:lvl>
+    <w:lvl w:ilvl="7">
+      <w:start w:val="1"/>
+      <w:numFmt w:val="bullet"/>
+      <w:lvlText w:val="○"/>
+      <w:lvlJc w:val="left"/>
+      <w:pPr>
+        <w:ind w:left="5760" w:hanging="360"/>
+      </w:pPr>
+      <w:rPr>
+        <w:u w:val="none"/>
+      </w:rPr>
+    </w:lvl>
+    <w:lvl w:ilvl="8">
+      <w:start w:val="1"/>
+      <w:numFmt w:val="bullet"/>
+      <w:lvlText w:val="■"/>
+      <w:lvlJc w:val="left"/>
+      <w:pPr>
+        <w:ind w:left="6480" w:hanging="360"/>
+      </w:pPr>
+      <w:rPr>
+        <w:u w:val="none"/>
+      </w:rPr>
+    </w:lvl>
+  </w:abstractNum>
+  <w:abstractNum w:abstractNumId="70">
+    <w:lvl w:ilvl="0">
+      <w:start w:val="1"/>
+      <w:numFmt w:val="decimal"/>
+      <w:lvlText w:val="%1."/>
+      <w:lvlJc w:val="left"/>
+      <w:pPr>
+        <w:ind w:left="720" w:hanging="360"/>
+      </w:pPr>
+      <w:rPr>
+        <w:u w:val="none"/>
+      </w:rPr>
+    </w:lvl>
+    <w:lvl w:ilvl="1">
+      <w:start w:val="1"/>
+      <w:numFmt w:val="lowerLetter"/>
+      <w:lvlText w:val="%2."/>
+      <w:lvlJc w:val="left"/>
+      <w:pPr>
+        <w:ind w:left="1440" w:hanging="360"/>
+      </w:pPr>
+      <w:rPr>
+        <w:u w:val="none"/>
+      </w:rPr>
+    </w:lvl>
+    <w:lvl w:ilvl="2">
+      <w:start w:val="1"/>
+      <w:numFmt w:val="lowerRoman"/>
+      <w:lvlText w:val="%3."/>
+      <w:lvlJc w:val="left"/>
+      <w:pPr>
+        <w:ind w:left="2160" w:hanging="360"/>
+      </w:pPr>
+      <w:rPr>
+        <w:u w:val="none"/>
+      </w:rPr>
+    </w:lvl>
+    <w:lvl w:ilvl="3">
+      <w:start w:val="1"/>
+      <w:numFmt w:val="decimal"/>
+      <w:lvlText w:val="%4."/>
+      <w:lvlJc w:val="left"/>
+      <w:pPr>
+        <w:ind w:left="2880" w:hanging="360"/>
+      </w:pPr>
+      <w:rPr>
+        <w:u w:val="none"/>
+      </w:rPr>
+    </w:lvl>
+    <w:lvl w:ilvl="4">
+      <w:start w:val="1"/>
+      <w:numFmt w:val="lowerLetter"/>
+      <w:lvlText w:val="%5."/>
+      <w:lvlJc w:val="left"/>
+      <w:pPr>
+        <w:ind w:left="3600" w:hanging="360"/>
+      </w:pPr>
+      <w:rPr>
+        <w:u w:val="none"/>
+      </w:rPr>
+    </w:lvl>
+    <w:lvl w:ilvl="5">
+      <w:start w:val="1"/>
+      <w:numFmt w:val="lowerRoman"/>
+      <w:lvlText w:val="%6."/>
+      <w:lvlJc w:val="left"/>
+      <w:pPr>
+        <w:ind w:left="4320" w:hanging="360"/>
+      </w:pPr>
+      <w:rPr>
+        <w:u w:val="none"/>
+      </w:rPr>
+    </w:lvl>
+    <w:lvl w:ilvl="6">
+      <w:start w:val="1"/>
+      <w:numFmt w:val="decimal"/>
+      <w:lvlText w:val="%7."/>
+      <w:lvlJc w:val="left"/>
+      <w:pPr>
+        <w:ind w:left="5040" w:hanging="360"/>
+      </w:pPr>
+      <w:rPr>
+        <w:u w:val="none"/>
+      </w:rPr>
+    </w:lvl>
+    <w:lvl w:ilvl="7">
+      <w:start w:val="1"/>
+      <w:numFmt w:val="lowerLetter"/>
+      <w:lvlText w:val="%8."/>
+      <w:lvlJc w:val="left"/>
+      <w:pPr>
+        <w:ind w:left="5760" w:hanging="360"/>
+      </w:pPr>
+      <w:rPr>
+        <w:u w:val="none"/>
+      </w:rPr>
+    </w:lvl>
+    <w:lvl w:ilvl="8">
+      <w:start w:val="1"/>
+      <w:numFmt w:val="lowerRoman"/>
+      <w:lvlText w:val="%9."/>
+      <w:lvlJc w:val="left"/>
+      <w:pPr>
+        <w:ind w:left="6480" w:hanging="360"/>
+      </w:pPr>
+      <w:rPr>
+        <w:u w:val="none"/>
+      </w:rPr>
+    </w:lvl>
+  </w:abstractNum>
+  <w:abstractNum w:abstractNumId="71">
+    <w:lvl w:ilvl="0">
+      <w:start w:val="1"/>
+      <w:numFmt w:val="decimal"/>
+      <w:lvlText w:val="%1."/>
+      <w:lvlJc w:val="left"/>
+      <w:pPr>
+        <w:ind w:left="720" w:hanging="360"/>
+      </w:pPr>
+      <w:rPr>
+        <w:u w:val="none"/>
+      </w:rPr>
+    </w:lvl>
+    <w:lvl w:ilvl="1">
+      <w:start w:val="1"/>
+      <w:numFmt w:val="lowerLetter"/>
+      <w:lvlText w:val="%2."/>
+      <w:lvlJc w:val="left"/>
+      <w:pPr>
+        <w:ind w:left="1440" w:hanging="360"/>
+      </w:pPr>
+      <w:rPr>
+        <w:u w:val="none"/>
+      </w:rPr>
+    </w:lvl>
+    <w:lvl w:ilvl="2">
+      <w:start w:val="1"/>
+      <w:numFmt w:val="lowerRoman"/>
+      <w:lvlText w:val="%3."/>
+      <w:lvlJc w:val="left"/>
+      <w:pPr>
+        <w:ind w:left="2160" w:hanging="360"/>
+      </w:pPr>
+      <w:rPr>
+        <w:u w:val="none"/>
+      </w:rPr>
+    </w:lvl>
+    <w:lvl w:ilvl="3">
+      <w:start w:val="1"/>
+      <w:numFmt w:val="decimal"/>
+      <w:lvlText w:val="%4."/>
+      <w:lvlJc w:val="left"/>
+      <w:pPr>
+        <w:ind w:left="2880" w:hanging="360"/>
+      </w:pPr>
+      <w:rPr>
+        <w:u w:val="none"/>
+      </w:rPr>
+    </w:lvl>
+    <w:lvl w:ilvl="4">
+      <w:start w:val="1"/>
+      <w:numFmt w:val="lowerLetter"/>
+      <w:lvlText w:val="%5."/>
+      <w:lvlJc w:val="left"/>
+      <w:pPr>
+        <w:ind w:left="3600" w:hanging="360"/>
+      </w:pPr>
+      <w:rPr>
+        <w:u w:val="none"/>
+      </w:rPr>
+    </w:lvl>
+    <w:lvl w:ilvl="5">
+      <w:start w:val="1"/>
+      <w:numFmt w:val="lowerRoman"/>
+      <w:lvlText w:val="%6."/>
+      <w:lvlJc w:val="left"/>
+      <w:pPr>
+        <w:ind w:left="4320" w:hanging="360"/>
+      </w:pPr>
+      <w:rPr>
+        <w:u w:val="none"/>
+      </w:rPr>
+    </w:lvl>
+    <w:lvl w:ilvl="6">
+      <w:start w:val="1"/>
+      <w:numFmt w:val="decimal"/>
+      <w:lvlText w:val="%7."/>
+      <w:lvlJc w:val="left"/>
+      <w:pPr>
+        <w:ind w:left="5040" w:hanging="360"/>
+      </w:pPr>
+      <w:rPr>
+        <w:u w:val="none"/>
+      </w:rPr>
+    </w:lvl>
+    <w:lvl w:ilvl="7">
+      <w:start w:val="1"/>
+      <w:numFmt w:val="lowerLetter"/>
+      <w:lvlText w:val="%8."/>
+      <w:lvlJc w:val="left"/>
+      <w:pPr>
+        <w:ind w:left="5760" w:hanging="360"/>
+      </w:pPr>
+      <w:rPr>
+        <w:u w:val="none"/>
+      </w:rPr>
+    </w:lvl>
+    <w:lvl w:ilvl="8">
+      <w:start w:val="1"/>
+      <w:numFmt w:val="lowerRoman"/>
+      <w:lvlText w:val="%9."/>
+      <w:lvlJc w:val="left"/>
+      <w:pPr>
+        <w:ind w:left="6480" w:hanging="360"/>
+      </w:pPr>
+      <w:rPr>
+        <w:u w:val="none"/>
+      </w:rPr>
+    </w:lvl>
+  </w:abstractNum>
+  <w:abstractNum w:abstractNumId="72">
+    <w:lvl w:ilvl="0">
+      <w:start w:val="1"/>
+      <w:numFmt w:val="bullet"/>
+      <w:lvlText w:val="●"/>
+      <w:lvlJc w:val="left"/>
+      <w:pPr>
+        <w:ind w:left="720" w:hanging="360"/>
+      </w:pPr>
+      <w:rPr>
+        <w:u w:val="none"/>
+      </w:rPr>
+    </w:lvl>
+    <w:lvl w:ilvl="1">
+      <w:start w:val="1"/>
+      <w:numFmt w:val="bullet"/>
+      <w:lvlText w:val="○"/>
+      <w:lvlJc w:val="left"/>
+      <w:pPr>
+        <w:ind w:left="1440" w:hanging="360"/>
+      </w:pPr>
+      <w:rPr>
+        <w:u w:val="none"/>
+      </w:rPr>
+    </w:lvl>
+    <w:lvl w:ilvl="2">
+      <w:start w:val="1"/>
+      <w:numFmt w:val="bullet"/>
+      <w:lvlText w:val="■"/>
+      <w:lvlJc w:val="left"/>
+      <w:pPr>
+        <w:ind w:left="2160" w:hanging="360"/>
+      </w:pPr>
+      <w:rPr>
+        <w:u w:val="none"/>
+      </w:rPr>
+    </w:lvl>
+    <w:lvl w:ilvl="3">
+      <w:start w:val="1"/>
+      <w:numFmt w:val="bullet"/>
+      <w:lvlText w:val="●"/>
+      <w:lvlJc w:val="left"/>
+      <w:pPr>
+        <w:ind w:left="2880" w:hanging="360"/>
+      </w:pPr>
+      <w:rPr>
+        <w:u w:val="none"/>
+      </w:rPr>
+    </w:lvl>
+    <w:lvl w:ilvl="4">
+      <w:start w:val="1"/>
+      <w:numFmt w:val="bullet"/>
+      <w:lvlText w:val="○"/>
+      <w:lvlJc w:val="left"/>
+      <w:pPr>
+        <w:ind w:left="3600" w:hanging="360"/>
+      </w:pPr>
+      <w:rPr>
+        <w:u w:val="none"/>
+      </w:rPr>
+    </w:lvl>
+    <w:lvl w:ilvl="5">
+      <w:start w:val="1"/>
+      <w:numFmt w:val="bullet"/>
+      <w:lvlText w:val="■"/>
+      <w:lvlJc w:val="left"/>
+      <w:pPr>
+        <w:ind w:left="4320" w:hanging="360"/>
+      </w:pPr>
+      <w:rPr>
+        <w:u w:val="none"/>
+      </w:rPr>
+    </w:lvl>
+    <w:lvl w:ilvl="6">
+      <w:start w:val="1"/>
+      <w:numFmt w:val="bullet"/>
+      <w:lvlText w:val="●"/>
+      <w:lvlJc w:val="left"/>
+      <w:pPr>
+        <w:ind w:left="5040" w:hanging="360"/>
+      </w:pPr>
+      <w:rPr>
+        <w:u w:val="none"/>
+      </w:rPr>
+    </w:lvl>
+    <w:lvl w:ilvl="7">
+      <w:start w:val="1"/>
+      <w:numFmt w:val="bullet"/>
+      <w:lvlText w:val="○"/>
+      <w:lvlJc w:val="left"/>
+      <w:pPr>
+        <w:ind w:left="5760" w:hanging="360"/>
+      </w:pPr>
+      <w:rPr>
+        <w:u w:val="none"/>
+      </w:rPr>
+    </w:lvl>
+    <w:lvl w:ilvl="8">
+      <w:start w:val="1"/>
+      <w:numFmt w:val="bullet"/>
+      <w:lvlText w:val="■"/>
+      <w:lvlJc w:val="left"/>
+      <w:pPr>
+        <w:ind w:left="6480" w:hanging="360"/>
+      </w:pPr>
+      <w:rPr>
+        <w:u w:val="none"/>
+      </w:rPr>
+    </w:lvl>
+  </w:abstractNum>
+  <w:abstractNum w:abstractNumId="73">
+    <w:nsid w:val="FFFFFF89"/>
+    <w:multiLevelType w:val="singleLevel"/>
+    <w:tmpl w:val="29761A62"/>
+    <w:lvl w:ilvl="0">
+      <w:start w:val="1"/>
+      <w:numFmt w:val="bullet"/>
+      <w:pStyle w:val="ListBullet"/>
+      <w:lvlText w:val=""/>
+      <w:lvlJc w:val="left"/>
+      <w:pPr>
+        <w:tabs>
+          <w:tab w:val="num" w:pos="360"/>
+        </w:tabs>
+        <w:ind w:left="360" w:hanging="360"/>
+      </w:pPr>
+      <w:rPr>
+        <w:rFonts w:ascii="Symbol" w:hAnsi="Symbol" w:hint="default"/>
+      </w:rPr>
+    </w:lvl>
+  </w:abstractNum>
+  <w:abstractNum w:abstractNumId="74">
+    <w:nsid w:val="FFFFFF83"/>
+    <w:multiLevelType w:val="singleLevel"/>
+    <w:tmpl w:val="3D1EFFD4"/>
+    <w:lvl w:ilvl="0">
+      <w:start w:val="1"/>
+      <w:numFmt w:val="bullet"/>
+      <w:pStyle w:val="ListBullet2"/>
+      <w:lvlText w:val=""/>
+      <w:lvlJc w:val="left"/>
+      <w:pPr>
+        <w:tabs>
+          <w:tab w:val="num" w:pos="720"/>
+        </w:tabs>
+        <w:ind w:left="720" w:hanging="360"/>
+      </w:pPr>
+      <w:rPr>
+        <w:rFonts w:ascii="Symbol" w:hAnsi="Symbol" w:hint="default"/>
+      </w:rPr>
+    </w:lvl>
+  </w:abstractNum>
+  <w:abstractNum w:abstractNumId="75">
+    <w:nsid w:val="FFFFFF82"/>
+    <w:multiLevelType w:val="singleLevel"/>
+    <w:tmpl w:val="F3EAFDEC"/>
+    <w:lvl w:ilvl="0">
+      <w:start w:val="1"/>
+      <w:numFmt w:val="bullet"/>
+      <w:pStyle w:val="ListBullet3"/>
+      <w:lvlText w:val=""/>
+      <w:lvlJc w:val="left"/>
+      <w:pPr>
+        <w:tabs>
+          <w:tab w:val="num" w:pos="1080"/>
+        </w:tabs>
+        <w:ind w:left="1080" w:hanging="360"/>
+      </w:pPr>
+      <w:rPr>
+        <w:rFonts w:ascii="Symbol" w:hAnsi="Symbol" w:hint="default"/>
+      </w:rPr>
+    </w:lvl>
+  </w:abstractNum>
+  <w:abstractNum w:abstractNumId="76">
+    <w:nsid w:val="FFFFFF81"/>
+    <w:multiLevelType w:val="singleLevel"/>
+    <w:tmpl w:val="171AC3A4"/>
+    <w:lvl w:ilvl="0">
+      <w:start w:val="1"/>
+      <w:numFmt w:val="bullet"/>
+      <w:lvlText w:val=""/>
+      <w:lvlJc w:val="left"/>
+      <w:pPr>
+        <w:tabs>
+          <w:tab w:val="num" w:pos="1440"/>
+        </w:tabs>
+        <w:ind w:left="1440" w:hanging="360"/>
+      </w:pPr>
+      <w:rPr>
+        <w:rFonts w:ascii="Symbol" w:hAnsi="Symbol" w:hint="default"/>
+      </w:rPr>
+    </w:lvl>
+  </w:abstractNum>
+  <w:abstractNum w:abstractNumId="77">
+    <w:nsid w:val="FFFFFF88"/>
+    <w:multiLevelType w:val="singleLevel"/>
+    <w:tmpl w:val="D0A62B40"/>
+    <w:lvl w:ilvl="0">
+      <w:start w:val="1"/>
+      <w:numFmt w:val="decimal"/>
+      <w:pStyle w:val="ListNumber"/>
+      <w:lvlText w:val="%1."/>
+      <w:lvlJc w:val="left"/>
+      <w:pPr>
+        <w:tabs>
+          <w:tab w:val="num" w:pos="360"/>
+        </w:tabs>
+        <w:ind w:left="360" w:hanging="360"/>
+      </w:pPr>
+    </w:lvl>
+  </w:abstractNum>
+  <w:abstractNum w:abstractNumId="78">
+    <w:nsid w:val="FFFFFF7F"/>
+    <w:multiLevelType w:val="singleLevel"/>
+    <w:tmpl w:val="38441652"/>
+    <w:lvl w:ilvl="0">
+      <w:start w:val="1"/>
+      <w:numFmt w:val="decimal"/>
+      <w:pStyle w:val="ListNumber2"/>
+      <w:lvlText w:val="%1."/>
+      <w:lvlJc w:val="left"/>
+      <w:pPr>
+        <w:tabs>
+          <w:tab w:val="num" w:pos="720"/>
+        </w:tabs>
+        <w:ind w:left="720" w:hanging="360"/>
+      </w:pPr>
+    </w:lvl>
+  </w:abstractNum>
+  <w:abstractNum w:abstractNumId="79">
+    <w:nsid w:val="FFFFFF7E"/>
+    <w:multiLevelType w:val="singleLevel"/>
+    <w:tmpl w:val="FB12693A"/>
+    <w:lvl w:ilvl="0">
+      <w:start w:val="1"/>
+      <w:numFmt w:val="decimal"/>
+      <w:pStyle w:val="ListNumber3"/>
+      <w:lvlText w:val="%1."/>
+      <w:lvlJc w:val="left"/>
+      <w:pPr>
+        <w:tabs>
+          <w:tab w:val="num" w:pos="1080"/>
+        </w:tabs>
+        <w:ind w:left="1080" w:hanging="360"/>
+      </w:pPr>
+    </w:lvl>
+  </w:abstractNum>
+  <w:abstractNum w:abstractNumId="80">
+    <w:nsid w:val="FFFFFF7D"/>
+    <w:multiLevelType w:val="singleLevel"/>
+    <w:tmpl w:val="E4089024"/>
+    <w:lvl w:ilvl="0">
+      <w:start w:val="1"/>
+      <w:numFmt w:val="decimal"/>
+      <w:lvlText w:val="%1."/>
+      <w:lvlJc w:val="left"/>
+      <w:pPr>
+        <w:tabs>
+          <w:tab w:val="num" w:pos="1440"/>
+        </w:tabs>
+        <w:ind w:left="1440" w:hanging="360"/>
+      </w:pPr>
+    </w:lvl>
+  </w:abstractNum>
+  <w:abstractNum w:abstractNumId="81">
     <w:nsid w:val="FFFFFF7C"/>
     <w:multiLevelType w:val="singleLevel"/>
     <w:tmpl w:val="C310EC42"/>
@@ -1886,186 +9960,221 @@
       </w:pPr>
     </w:lvl>
   </w:abstractNum>
-  <w:abstractNum w:abstractNumId="1">
-    <w:nsid w:val="FFFFFF7D"/>
-    <w:multiLevelType w:val="singleLevel"/>
-    <w:tmpl w:val="E4089024"/>
-    <w:lvl w:ilvl="0">
-      <w:start w:val="1"/>
-      <w:numFmt w:val="decimal"/>
-      <w:lvlText w:val="%1."/>
-      <w:lvlJc w:val="left"/>
-      <w:pPr>
-        <w:tabs>
-          <w:tab w:val="num" w:pos="1440"/>
-        </w:tabs>
-        <w:ind w:left="1440" w:hanging="360"/>
-      </w:pPr>
-    </w:lvl>
-  </w:abstractNum>
-  <w:abstractNum w:abstractNumId="2">
-    <w:nsid w:val="FFFFFF7E"/>
-    <w:multiLevelType w:val="singleLevel"/>
-    <w:tmpl w:val="FB12693A"/>
-    <w:lvl w:ilvl="0">
-      <w:start w:val="1"/>
-      <w:numFmt w:val="decimal"/>
-      <w:pStyle w:val="ListNumber3"/>
-      <w:lvlText w:val="%1."/>
-      <w:lvlJc w:val="left"/>
-      <w:pPr>
-        <w:tabs>
-          <w:tab w:val="num" w:pos="1080"/>
-        </w:tabs>
-        <w:ind w:left="1080" w:hanging="360"/>
-      </w:pPr>
-    </w:lvl>
-  </w:abstractNum>
-  <w:abstractNum w:abstractNumId="3">
-    <w:nsid w:val="FFFFFF7F"/>
-    <w:multiLevelType w:val="singleLevel"/>
-    <w:tmpl w:val="38441652"/>
-    <w:lvl w:ilvl="0">
-      <w:start w:val="1"/>
-      <w:numFmt w:val="decimal"/>
-      <w:pStyle w:val="ListNumber2"/>
-      <w:lvlText w:val="%1."/>
-      <w:lvlJc w:val="left"/>
-      <w:pPr>
-        <w:tabs>
-          <w:tab w:val="num" w:pos="720"/>
-        </w:tabs>
-        <w:ind w:left="720" w:hanging="360"/>
-      </w:pPr>
-    </w:lvl>
-  </w:abstractNum>
-  <w:abstractNum w:abstractNumId="4">
-    <w:nsid w:val="FFFFFF81"/>
-    <w:multiLevelType w:val="singleLevel"/>
-    <w:tmpl w:val="171AC3A4"/>
-    <w:lvl w:ilvl="0">
-      <w:start w:val="1"/>
-      <w:numFmt w:val="bullet"/>
-      <w:lvlText w:val=""/>
-      <w:lvlJc w:val="left"/>
-      <w:pPr>
-        <w:tabs>
-          <w:tab w:val="num" w:pos="1440"/>
-        </w:tabs>
-        <w:ind w:left="1440" w:hanging="360"/>
-      </w:pPr>
-      <w:rPr>
-        <w:rFonts w:ascii="Symbol" w:hAnsi="Symbol" w:hint="default"/>
-      </w:rPr>
-    </w:lvl>
-  </w:abstractNum>
-  <w:abstractNum w:abstractNumId="5">
-    <w:nsid w:val="FFFFFF82"/>
-    <w:multiLevelType w:val="singleLevel"/>
-    <w:tmpl w:val="F3EAFDEC"/>
-    <w:lvl w:ilvl="0">
-      <w:start w:val="1"/>
-      <w:numFmt w:val="bullet"/>
-      <w:pStyle w:val="ListBullet3"/>
-      <w:lvlText w:val=""/>
-      <w:lvlJc w:val="left"/>
-      <w:pPr>
-        <w:tabs>
-          <w:tab w:val="num" w:pos="1080"/>
-        </w:tabs>
-        <w:ind w:left="1080" w:hanging="360"/>
-      </w:pPr>
-      <w:rPr>
-        <w:rFonts w:ascii="Symbol" w:hAnsi="Symbol" w:hint="default"/>
-      </w:rPr>
-    </w:lvl>
-  </w:abstractNum>
-  <w:abstractNum w:abstractNumId="6">
-    <w:nsid w:val="FFFFFF83"/>
-    <w:multiLevelType w:val="singleLevel"/>
-    <w:tmpl w:val="3D1EFFD4"/>
-    <w:lvl w:ilvl="0">
-      <w:start w:val="1"/>
-      <w:numFmt w:val="bullet"/>
-      <w:pStyle w:val="ListBullet2"/>
-      <w:lvlText w:val=""/>
-      <w:lvlJc w:val="left"/>
-      <w:pPr>
-        <w:tabs>
-          <w:tab w:val="num" w:pos="720"/>
-        </w:tabs>
-        <w:ind w:left="720" w:hanging="360"/>
-      </w:pPr>
-      <w:rPr>
-        <w:rFonts w:ascii="Symbol" w:hAnsi="Symbol" w:hint="default"/>
-      </w:rPr>
-    </w:lvl>
-  </w:abstractNum>
-  <w:abstractNum w:abstractNumId="7">
-    <w:nsid w:val="FFFFFF88"/>
-    <w:multiLevelType w:val="singleLevel"/>
-    <w:tmpl w:val="D0A62B40"/>
-    <w:lvl w:ilvl="0">
-      <w:start w:val="1"/>
-      <w:numFmt w:val="decimal"/>
-      <w:pStyle w:val="ListNumber"/>
-      <w:lvlText w:val="%1."/>
-      <w:lvlJc w:val="left"/>
-      <w:pPr>
-        <w:tabs>
-          <w:tab w:val="num" w:pos="360"/>
-        </w:tabs>
-        <w:ind w:left="360" w:hanging="360"/>
-      </w:pPr>
-    </w:lvl>
-  </w:abstractNum>
-  <w:abstractNum w:abstractNumId="8">
-    <w:nsid w:val="FFFFFF89"/>
-    <w:multiLevelType w:val="singleLevel"/>
-    <w:tmpl w:val="29761A62"/>
-    <w:lvl w:ilvl="0">
-      <w:start w:val="1"/>
-      <w:numFmt w:val="bullet"/>
-      <w:pStyle w:val="ListBullet"/>
-      <w:lvlText w:val=""/>
-      <w:lvlJc w:val="left"/>
-      <w:pPr>
-        <w:tabs>
-          <w:tab w:val="num" w:pos="360"/>
-        </w:tabs>
-        <w:ind w:left="360" w:hanging="360"/>
-      </w:pPr>
-      <w:rPr>
-        <w:rFonts w:ascii="Symbol" w:hAnsi="Symbol" w:hint="default"/>
-      </w:rPr>
-    </w:lvl>
-  </w:abstractNum>
   <w:num w:numId="1">
-    <w:abstractNumId w:val="8"/>
+    <w:abstractNumId w:val="73"/>
   </w:num>
   <w:num w:numId="2">
-    <w:abstractNumId w:val="6"/>
+    <w:abstractNumId w:val="74"/>
   </w:num>
   <w:num w:numId="3">
-    <w:abstractNumId w:val="5"/>
+    <w:abstractNumId w:val="75"/>
   </w:num>
   <w:num w:numId="4">
-    <w:abstractNumId w:val="4"/>
+    <w:abstractNumId w:val="76"/>
   </w:num>
   <w:num w:numId="5">
-    <w:abstractNumId w:val="7"/>
+    <w:abstractNumId w:val="77"/>
   </w:num>
   <w:num w:numId="6">
-    <w:abstractNumId w:val="3"/>
+    <w:abstractNumId w:val="78"/>
   </w:num>
   <w:num w:numId="7">
-    <w:abstractNumId w:val="2"/>
+    <w:abstractNumId w:val="79"/>
   </w:num>
   <w:num w:numId="8">
-    <w:abstractNumId w:val="1"/>
+    <w:abstractNumId w:val="80"/>
   </w:num>
   <w:num w:numId="9">
-    <w:abstractNumId w:val="0"/>
+    <w:abstractNumId w:val="81"/>
+  </w:num>
+  <w:num w:numId="10">
+    <w:abstractNumId w:val="10"/>
+  </w:num>
+  <w:num w:numId="11">
+    <w:abstractNumId w:val="11"/>
+  </w:num>
+  <w:num w:numId="12">
+    <w:abstractNumId w:val="12"/>
+  </w:num>
+  <w:num w:numId="13">
+    <w:abstractNumId w:val="13"/>
+  </w:num>
+  <w:num w:numId="14">
+    <w:abstractNumId w:val="14"/>
+  </w:num>
+  <w:num w:numId="15">
+    <w:abstractNumId w:val="15"/>
+  </w:num>
+  <w:num w:numId="16">
+    <w:abstractNumId w:val="16"/>
+  </w:num>
+  <w:num w:numId="17">
+    <w:abstractNumId w:val="17"/>
+  </w:num>
+  <w:num w:numId="18">
+    <w:abstractNumId w:val="18"/>
+  </w:num>
+  <w:num w:numId="19">
+    <w:abstractNumId w:val="19"/>
+  </w:num>
+  <w:num w:numId="20">
+    <w:abstractNumId w:val="20"/>
+  </w:num>
+  <w:num w:numId="21">
+    <w:abstractNumId w:val="21"/>
+  </w:num>
+  <w:num w:numId="22">
+    <w:abstractNumId w:val="22"/>
+  </w:num>
+  <w:num w:numId="23">
+    <w:abstractNumId w:val="23"/>
+  </w:num>
+  <w:num w:numId="24">
+    <w:abstractNumId w:val="24"/>
+  </w:num>
+  <w:num w:numId="25">
+    <w:abstractNumId w:val="25"/>
+  </w:num>
+  <w:num w:numId="26">
+    <w:abstractNumId w:val="26"/>
+  </w:num>
+  <w:num w:numId="27">
+    <w:abstractNumId w:val="27"/>
+  </w:num>
+  <w:num w:numId="28">
+    <w:abstractNumId w:val="28"/>
+  </w:num>
+  <w:num w:numId="29">
+    <w:abstractNumId w:val="29"/>
+  </w:num>
+  <w:num w:numId="30">
+    <w:abstractNumId w:val="30"/>
+  </w:num>
+  <w:num w:numId="31">
+    <w:abstractNumId w:val="31"/>
+  </w:num>
+  <w:num w:numId="32">
+    <w:abstractNumId w:val="32"/>
+  </w:num>
+  <w:num w:numId="33">
+    <w:abstractNumId w:val="33"/>
+  </w:num>
+  <w:num w:numId="34">
+    <w:abstractNumId w:val="34"/>
+  </w:num>
+  <w:num w:numId="35">
+    <w:abstractNumId w:val="35"/>
+  </w:num>
+  <w:num w:numId="36">
+    <w:abstractNumId w:val="36"/>
+  </w:num>
+  <w:num w:numId="37">
+    <w:abstractNumId w:val="37"/>
+  </w:num>
+  <w:num w:numId="38">
+    <w:abstractNumId w:val="38"/>
+  </w:num>
+  <w:num w:numId="39">
+    <w:abstractNumId w:val="39"/>
+  </w:num>
+  <w:num w:numId="40">
+    <w:abstractNumId w:val="40"/>
+  </w:num>
+  <w:num w:numId="41">
+    <w:abstractNumId w:val="41"/>
+  </w:num>
+  <w:num w:numId="42">
+    <w:abstractNumId w:val="42"/>
+  </w:num>
+  <w:num w:numId="43">
+    <w:abstractNumId w:val="43"/>
+  </w:num>
+  <w:num w:numId="44">
+    <w:abstractNumId w:val="44"/>
+  </w:num>
+  <w:num w:numId="45">
+    <w:abstractNumId w:val="45"/>
+  </w:num>
+  <w:num w:numId="46">
+    <w:abstractNumId w:val="46"/>
+  </w:num>
+  <w:num w:numId="47">
+    <w:abstractNumId w:val="47"/>
+  </w:num>
+  <w:num w:numId="48">
+    <w:abstractNumId w:val="48"/>
+  </w:num>
+  <w:num w:numId="49">
+    <w:abstractNumId w:val="49"/>
+  </w:num>
+  <w:num w:numId="50">
+    <w:abstractNumId w:val="50"/>
+  </w:num>
+  <w:num w:numId="51">
+    <w:abstractNumId w:val="51"/>
+  </w:num>
+  <w:num w:numId="52">
+    <w:abstractNumId w:val="52"/>
+  </w:num>
+  <w:num w:numId="53">
+    <w:abstractNumId w:val="53"/>
+  </w:num>
+  <w:num w:numId="54">
+    <w:abstractNumId w:val="54"/>
+  </w:num>
+  <w:num w:numId="55">
+    <w:abstractNumId w:val="55"/>
+  </w:num>
+  <w:num w:numId="56">
+    <w:abstractNumId w:val="56"/>
+  </w:num>
+  <w:num w:numId="57">
+    <w:abstractNumId w:val="57"/>
+  </w:num>
+  <w:num w:numId="58">
+    <w:abstractNumId w:val="58"/>
+  </w:num>
+  <w:num w:numId="59">
+    <w:abstractNumId w:val="59"/>
+  </w:num>
+  <w:num w:numId="60">
+    <w:abstractNumId w:val="60"/>
+  </w:num>
+  <w:num w:numId="61">
+    <w:abstractNumId w:val="61"/>
+  </w:num>
+  <w:num w:numId="62">
+    <w:abstractNumId w:val="62"/>
+  </w:num>
+  <w:num w:numId="63">
+    <w:abstractNumId w:val="63"/>
+  </w:num>
+  <w:num w:numId="64">
+    <w:abstractNumId w:val="64"/>
+  </w:num>
+  <w:num w:numId="65">
+    <w:abstractNumId w:val="65"/>
+  </w:num>
+  <w:num w:numId="66">
+    <w:abstractNumId w:val="66"/>
+  </w:num>
+  <w:num w:numId="67">
+    <w:abstractNumId w:val="67"/>
+  </w:num>
+  <w:num w:numId="68">
+    <w:abstractNumId w:val="68"/>
+  </w:num>
+  <w:num w:numId="69">
+    <w:abstractNumId w:val="69"/>
+  </w:num>
+  <w:num w:numId="70">
+    <w:abstractNumId w:val="70"/>
+  </w:num>
+  <w:num w:numId="71">
+    <w:abstractNumId w:val="71"/>
+  </w:num>
+  <w:num w:numId="72">
+    <w:abstractNumId w:val="72"/>
   </w:num>
 </w:numbering>
 </file>
